--- a/B01821011_Interim_Report_Final.docx
+++ b/B01821011_Interim_Report_Final.docx
@@ -169,12 +169,17 @@
     </w:p>
     <w:p>
       <w:r>
-        <w:t>The Internet of Things (IoT) has grown quickly. Many devices, such as smart sensors and cameras, are not built with strong security. Researchers show that they often use default passwords and lack strong encryption (Kolias et al., 2017). When these devices are compromised, they can be used in botnets or for data theft. Detecting malicious behaviour in IoT traffic is therefore important.</w:t>
+        <w:t>The Internet of Things (IoT) has grown quickly. Many devices, such as smart sensors and cameras, are not built with strong security. Researchers show that they often use default passwords and lack strong encryption (Kolias et al., 2017). That study focuses on Mirai and similar botnets; it is descriptive rather than proposing a detection method, and it does not address flow-level analysis or Software-Defined IoT (SDIoT) environments. When these devices are compromised, they can be used in botnets or for data theft. Detecting malicious behaviour in IoT traffic is therefore important.</w:t>
       </w:r>
     </w:p>
     <w:p>
       <w:r>
-        <w:t>Intrusion detection can be signature-based or anomaly-based. Machine learning is widely used for both. The CICIoT2023 dataset (Pinto et al., 2023) provides flow-level data and many attack types from real IoT devices in a controlled environment. A limitation of many studies is that they look at each flow in isolation. In reality, attacks often show up as patterns over time. Wang et al. (2025) and Zhong et al. (2024) show that graph-based and dynamic graph methods are increasingly used for network traffic analysis. They also note that explainability and federated learning remain under-explored. This gap motivates my project.</w:t>
+        <w:t>In Software-Defined IoT environments, network control is centralised in SDN controllers, which collect flow statistics (e.g. packet counts, byte counts, flow duration) from switches and routers. This flow-level view is exactly what datasets such as CICIoT2023 provide. The flow-level approach in this project therefore applies directly to SDIoT: SDN controllers can export flow records that feed into the same preprocessing and graph-building pipeline used here.</w:t>
+      </w:r>
+    </w:p>
+    <w:p>
+      <w:r>
+        <w:t>Intrusion detection can be signature-based or anomaly-based. Machine learning is widely used for both. The CICIoT2023 dataset (Pinto et al., 2023) provides flow-level data and many attack types from real IoT devices in a controlled environment. Pinto et al. use a lab setup with real devices; the dataset is large and public, but it is not from a live SDN deployment, and the subset used in this project is constrained by time. A limitation of many studies is that they look at each flow in isolation. In reality, attacks often show up as patterns over time. Wang et al. (2025) and Zhong et al. (2024) show that graph-based and dynamic graph methods are increasingly used for network traffic analysis. Wang et al. is a scoping review; it does not implement a system or evaluate on CICIoT2023. Zhong et al. survey GNNs for IDS but do not combine GNN with federated learning or SIEM-style alerting. They also note that explainability and federated learning remain under-explored. This gap motivates my project.</w:t>
       </w:r>
     </w:p>
     <w:p>
@@ -187,7 +192,7 @@
     </w:p>
     <w:p>
       <w:r>
-        <w:t>Security Operations Centres (SOCs) use SIEM systems to collect data and create alerts. A well-known issue is alert fatigue: too many alerts and too many false positives (Cuppens and Miege, 2002). When an alert does not explain why it was raised, analysts need more time to triage. There is growing interest in explainable security tools (e.g. Lundberg and Lee, 2017). In a SOC, explanations that point to specific flows or features help analysts decide whether to escalate. My project produces SIEM-style alerts with top features and top flows attached so that the output is useful for triage.</w:t>
+        <w:t>Security Operations Centres (SOCs) use SIEM systems to collect data and create alerts. A well-known issue is alert fatigue: too many alerts and too many false positives (Cuppens and Miege, 2002). Cuppens and Miege focus on alert correlation in a cooperative framework; their work is from 2002 and does not address ML-based detection or explainability, nor does it scale to modern IoT flow volumes. When an alert does not explain why it was raised, analysts need more time to triage. There is growing interest in explainable security tools (e.g. Lundberg and Lee, 2017). Lundberg and Lee propose SHAP for model interpretability; their work is generic and not tied to IoT or SIEM alerts, and they do not combine explainability with GNN or federated learning. In a SOC, explanations that point to specific flows or features help analysts decide whether to escalate. My project produces SIEM-style alerts with top features and top flows attached so that the output is useful for triage.</w:t>
       </w:r>
     </w:p>
     <w:p>
@@ -200,12 +205,12 @@
     </w:p>
     <w:p>
       <w:r>
-        <w:t>Graph neural networks (GNNs) work on data with nodes and edges. In security, nodes can be devices and edges can be connections. GNNs learn from the structure of the graph. Graph Attention Networks (GATs) let each node give different importance to its neighbours (Velickovic et al., 2018). Because networks change over time, many studies combine a GNN with a recurrent part (e.g. GRU or LSTM) over a sequence of graph snapshots (Liu et al., 2019).</w:t>
+        <w:t>Graph neural networks (GNNs) work on data with nodes and edges. In security, nodes can be devices and edges can be connections. GNNs learn from the structure of the graph. Graph Attention Networks (GATs) let each node give different importance to its neighbours (Velickovic et al., 2018). Velickovic et al. evaluate GAT on citation and protein datasets; they do not apply it to network intrusion detection or flow-level data, and their scale is different from IoT traffic. Because networks change over time, many studies combine a GNN with a recurrent part (e.g. GRU or LSTM) over a sequence of graph snapshots (Liu et al., 2019). Liu et al. use temporal GNN for fraud detection, not IoT; their graph is built from transaction entities, not flow features, and they do not use federated learning or SIEM output.</w:t>
       </w:r>
     </w:p>
     <w:p>
       <w:r>
-        <w:t>The CICIoT2023 dataset I use does not provide device identifiers (e.g. IP addresses). So I cannot build a device-based graph. Instead I use a k-nearest neighbour (kNN) feature-similarity graph: flows are grouped into windows, each flow is a node, and edges connect similar flows in feature space. Ngo et al. (2025) and Basak et al. (2025) show that this kind of graph construction works for intrusion detection when topology is missing. This supports my design.</w:t>
+        <w:t>The CICIoT2023 dataset I use does not provide device identifiers (e.g. IP addresses). So I cannot build a device-based graph. Instead I use a k-nearest neighbour (kNN) feature-similarity graph: flows are grouped into windows, each flow is a node, and edges connect similar flows in feature space. Ngo et al. (2025) and Basak et al. (2025) show that this kind of graph construction works for intrusion detection when topology is missing. Ngo et al. use attribute-based graphs and CICIoT but do not combine with federated learning or SIEM-style alerting. Basak et al. propose X-GANet for explainable NID but do not use federated learning or dynamic (GRU) modelling; their graph design differs from this project's kNN approach. This supports my design.</w:t>
       </w:r>
     </w:p>
     <w:p>
@@ -218,7 +223,7 @@
     </w:p>
     <w:p>
       <w:r>
-        <w:t>Federated learning trains a model across many clients without moving raw data to one place. FedAvg (McMahan et al., 2017) averages client model parameters and reduces privacy risk. Lazzarini et al. (2023) found that FedAvg for IoT intrusion detection can match centralised performance. Albanbay et al. (2025) showed that non-IID data across clients affects convergence. In my project I use Flower with three clients and a Dirichlet-based non-IID split to test whether federated training stays close to centralised performance.</w:t>
+        <w:t>Federated learning trains a model across many clients without moving raw data to one place. FedAvg (McMahan et al., 2017) averages client model parameters and reduces privacy risk. McMahan et al. focus on image classification and handwriting; they do not address IoT or network security, and their experiments use different data distributions. Lazzarini et al. (2023) found that FedAvg for IoT intrusion detection can match centralised performance. Lazzarini et al. use a different dataset and do not combine GNN with federated learning or SIEM-style alerting; their scale and model choice differ from this project. Albanbay et al. (2025) showed that non-IID data across clients affects convergence. Albanbay et al. test DNN/CNN models on up to 150 simulated devices; they do not use graph-based models or explainability, and their study focuses on data scaling rather than SOC integration. In my project I use Flower with three clients and a Dirichlet-based non-IID split to test whether federated training stays close to centralised performance.</w:t>
       </w:r>
     </w:p>
     <w:p>
@@ -231,7 +236,7 @@
     </w:p>
     <w:p>
       <w:r>
-        <w:t>Post-hoc explainability shows which features or inputs mattered for a prediction. Integrated Gradients (Sundararajan et al., 2017), implemented in Captum (Kokhlikyan et al., 2020), attributes the prediction to input features. GAT attention weights show which flows the model focused on. I use both. Alabbadi and Bajaber (2025) showed that explainable AI can make IoT detection decisions more transparent. Full explainability for every prediction can be slow, so my design allows using it only for selected alerts when needed.</w:t>
+        <w:t>Post-hoc explainability shows which features or inputs mattered for a prediction. Integrated Gradients (Sundararajan et al., 2017), implemented in Captum (Kokhlikyan et al., 2020), attributes the prediction to input features. Sundararajan et al. provide the theoretical foundation; they do not apply it to network intrusion or SIEM alerts. Kokhlikyan et al. describe the Captum library; it is generic and not tied to IoT or security; the integration with GNN and SIEM output is done in this project. GAT attention weights show which flows the model focused on. I use both. Alabbadi and Bajaber (2025) showed that explainable AI can make IoT detection decisions more transparent. Alabbadi and Bajaber use XAI for IoT streams but do not combine with GNN, federated learning, or SIEM-style ECS alerts; their architecture and deployment target differ from this project. Full explainability for every prediction can be slow, so my design allows using it only for selected alerts when needed.</w:t>
       </w:r>
     </w:p>
     <w:p>
@@ -244,7 +249,7 @@
     </w:p>
     <w:p>
       <w:r>
-        <w:t>The literature often covers IoT detection, GNNs, federated learning and explainability separately. Few studies combine an explainable dynamic GNN, federated learning and SIEM-style alerting in one prototype for SOC use on CPU-based edge devices. My project addresses this gap. The academic framework for the research I am undertaking is: (1) graph and temporal structure for IoT flow data with kNN similarity graphs; (2) comparison with Random Forest and MLP to see if the graph model adds value; (3) federated learning with non-IID data to see if performance is kept without sharing raw data; and (4) explainable alerts to support SOC triage. The evaluation will use a fixed test set and clear metrics so that the results can be checked in the final report.</w:t>
+        <w:t>The literature covers different subsets of the four capabilities (GNN, federated learning, explainability, SIEM-style alerting) but none covers all four. Ngo et al. (2025) and Basak et al. (2025) use GNN for IoT intrusion detection but do not use federated learning or SIEM output; Basak adds explainability but not federated learning. Lazzarini et al. (2023) and Albanbay et al. (2025) use federated learning for IoT IDS but do not use GNN, explainability, or SIEM-style alerting. Alabbadi and Bajaber (2025) use explainability for IoT detection but not GNN, federated learning, or SIEM integration. Wang et al. (2025) and Zhong et al. (2024) survey GNN for network analysis and note that explainability and federated learning remain under-explored; they do not build a combined prototype. No study combines an explainable dynamic GNN, federated learning and SIEM-style alerting in one prototype for SOC use on CPU-based edge devices. My project addresses this gap. The academic framework for the research I am undertaking is: (1) graph and temporal structure for IoT flow data with kNN similarity graphs; (2) comparison with Random Forest and MLP to see if the graph model adds value; (3) federated learning with non-IID data to see if performance is kept without sharing raw data; and (4) explainable alerts to support SOC triage. The evaluation will use a fixed test set and clear metrics so that the results can be checked in the final report.</w:t>
       </w:r>
     </w:p>
     <w:p>
@@ -373,6 +378,24 @@
       </w:r>
     </w:p>
     <w:p>
+      <w:r>
+        <w:rPr>
+          <w:i/>
+        </w:rPr>
+      </w:r>
+      <w:r>
+        <w:t>Design justification.</w:t>
+      </w:r>
+      <w:r>
+        <w:rPr>
+          <w:i/>
+        </w:rPr>
+      </w:r>
+      <w:r>
+        <w:t xml:space="preserve"> The graph parameters are chosen to balance expressiveness and computational cost. A window size of 50 flows per graph allows enough structure for the GNN while keeping sequences manageable; Ngo et al. (2025) use similar windowing for attribute-based graphs. k=5 for kNN ensures each node has local neighbours without excessive connectivity. A sequence length of 5 windows gives the GRU sufficient temporal context for attack patterns. The Dirichlet alpha=0.5 for federated splits creates moderate non-IID (Albanbay et al., 2025 use similar settings); lower alpha would skew more severely. Binary classification (benign vs attack) is used because the project focuses on detection for SOC triage rather than fine-grained attack classification; multi-class labels could be added in future work.</w:t>
+      </w:r>
+    </w:p>
+    <w:p>
       <w:pPr>
         <w:pStyle w:val="Heading2"/>
       </w:pPr>
@@ -400,19 +423,12 @@
         </w:rPr>
       </w:r>
       <w:r>
-        <w:t xml:space="preserve"> is the proportion of predicted positives that are truly positive:</w:t>
+        <w:t xml:space="preserve"> (Eq. 1) is the proportion of predicted positives that are truly positive:</w:t>
       </w:r>
     </w:p>
     <w:p>
-      <w:pPr>
-        <w:ind w:left="480"/>
-      </w:pPr>
       <w:r>
-        <w:rPr>
-          <w:rFonts w:ascii="Consolas" w:hAnsi="Consolas"/>
-          <w:sz w:val="20"/>
-        </w:rPr>
-        <w:t>Precision = TP / (TP + FP)</w:t>
+        <w:t>\text{Precision} = \frac{TP}{TP + FP} \quad \text{(Eq. 1)}</w:t>
       </w:r>
     </w:p>
     <w:p>
@@ -430,19 +446,12 @@
         </w:rPr>
       </w:r>
       <w:r>
-        <w:t xml:space="preserve"> is the proportion of true positives that are correctly predicted:</w:t>
+        <w:t xml:space="preserve"> (Eq. 2) is the proportion of true positives that are correctly predicted:</w:t>
       </w:r>
     </w:p>
     <w:p>
-      <w:pPr>
-        <w:ind w:left="480"/>
-      </w:pPr>
       <w:r>
-        <w:rPr>
-          <w:rFonts w:ascii="Consolas" w:hAnsi="Consolas"/>
-          <w:sz w:val="20"/>
-        </w:rPr>
-        <w:t>Recall = TP / (TP + FN)</w:t>
+        <w:t>\text{Recall} = \frac{TP}{TP + FN} \quad \text{(Eq. 2)}</w:t>
       </w:r>
     </w:p>
     <w:p>
@@ -460,19 +469,12 @@
         </w:rPr>
       </w:r>
       <w:r>
-        <w:t xml:space="preserve"> combines precision and recall (harmonic mean):</w:t>
+        <w:t xml:space="preserve"> (Eq. 3) combines precision and recall (harmonic mean):</w:t>
       </w:r>
     </w:p>
     <w:p>
-      <w:pPr>
-        <w:ind w:left="480"/>
-      </w:pPr>
       <w:r>
-        <w:rPr>
-          <w:rFonts w:ascii="Consolas" w:hAnsi="Consolas"/>
-          <w:sz w:val="20"/>
-        </w:rPr>
-        <w:t>F1 = 2 × (Precision × Recall) / (Precision + Recall)</w:t>
+        <w:t>\text{F1} = \frac{2 \times \text{Precision} \times \text{Recall}}{\text{Precision} + \text{Recall}} \quad \text{(Eq. 3)}</w:t>
       </w:r>
     </w:p>
     <w:p>
@@ -490,19 +492,12 @@
         </w:rPr>
       </w:r>
       <w:r>
-        <w:t xml:space="preserve"> is the proportion of true benign samples wrongly classified as attack:</w:t>
+        <w:t xml:space="preserve"> (Eq. 4) is the proportion of true benign samples wrongly classified as attack:</w:t>
       </w:r>
     </w:p>
     <w:p>
-      <w:pPr>
-        <w:ind w:left="480"/>
-      </w:pPr>
       <w:r>
-        <w:rPr>
-          <w:rFonts w:ascii="Consolas" w:hAnsi="Consolas"/>
-          <w:sz w:val="20"/>
-        </w:rPr>
-        <w:t>FAR = FP / (FP + TN)</w:t>
+        <w:t>\text{FAR} = \frac{FP}{FP + TN} \quad \text{(Eq. 4)}</w:t>
       </w:r>
     </w:p>
     <w:p>
@@ -585,15 +580,122 @@
         </w:rPr>
       </w:r>
       <w:r>
-        <w:t>Figure 1. Research design and flow.</w:t>
+        <w:t>Figure 1. Research pipeline flowchart.</w:t>
       </w:r>
       <w:r>
         <w:rPr>
           <w:i/>
         </w:rPr>
       </w:r>
+    </w:p>
+    <w:p>
       <w:r>
-        <w:t xml:space="preserve"> The research follows a development-and-evaluation design: raw IoT flow data is preprocessed and used to build kNN similarity graphs; these are fed to a dynamic GNN (GAT + GRU) and to baseline models (Random Forest, MLP); federated learning is run with the same GNN; explainability is applied to produce SIEM-style alerts; and evaluation is done on a held-out test set using the metrics and equations in Section 2.4. Results will be presented in the final report in tables and figures.</w:t>
+        <w:t>```mermaid</w:t>
+      </w:r>
+    </w:p>
+    <w:p>
+      <w:r>
+        <w:t>flowchart LR</w:t>
+      </w:r>
+    </w:p>
+    <w:p>
+      <w:pPr>
+        <w:ind w:left="480"/>
+      </w:pPr>
+      <w:r>
+        <w:rPr>
+          <w:rFonts w:ascii="Consolas" w:hAnsi="Consolas"/>
+          <w:sz w:val="20"/>
+        </w:rPr>
+        <w:t>A[CICIoT2023] --&gt; B[Preprocessing: StandardScaler]</w:t>
+      </w:r>
+    </w:p>
+    <w:p>
+      <w:pPr>
+        <w:ind w:left="480"/>
+      </w:pPr>
+      <w:r>
+        <w:rPr>
+          <w:rFonts w:ascii="Consolas" w:hAnsi="Consolas"/>
+          <w:sz w:val="20"/>
+        </w:rPr>
+        <w:t>B --&gt; C[kNN Graph: 50 flows/window, k=5]</w:t>
+      </w:r>
+    </w:p>
+    <w:p>
+      <w:pPr>
+        <w:ind w:left="480"/>
+      </w:pPr>
+      <w:r>
+        <w:rPr>
+          <w:rFonts w:ascii="Consolas" w:hAnsi="Consolas"/>
+          <w:sz w:val="20"/>
+        </w:rPr>
+        <w:t>C --&gt; D[Sequence of 5 windows]</w:t>
+      </w:r>
+    </w:p>
+    <w:p>
+      <w:pPr>
+        <w:ind w:left="480"/>
+      </w:pPr>
+      <w:r>
+        <w:rPr>
+          <w:rFonts w:ascii="Consolas" w:hAnsi="Consolas"/>
+          <w:sz w:val="20"/>
+        </w:rPr>
+        <w:t>D --&gt; E[Model Training: RF, MLP, Central GNN, Federated GNN]</w:t>
+      </w:r>
+    </w:p>
+    <w:p>
+      <w:pPr>
+        <w:ind w:left="480"/>
+      </w:pPr>
+      <w:r>
+        <w:rPr>
+          <w:rFonts w:ascii="Consolas" w:hAnsi="Consolas"/>
+          <w:sz w:val="20"/>
+        </w:rPr>
+        <w:t>E --&gt; F[Explainability: Captum IG + GAT attention]</w:t>
+      </w:r>
+    </w:p>
+    <w:p>
+      <w:pPr>
+        <w:ind w:left="480"/>
+      </w:pPr>
+      <w:r>
+        <w:rPr>
+          <w:rFonts w:ascii="Consolas" w:hAnsi="Consolas"/>
+          <w:sz w:val="20"/>
+        </w:rPr>
+        <w:t>F --&gt; G[SIEM Alerts: ECS JSON via FastAPI]</w:t>
+      </w:r>
+    </w:p>
+    <w:p>
+      <w:pPr>
+        <w:ind w:left="480"/>
+      </w:pPr>
+      <w:r>
+        <w:rPr>
+          <w:rFonts w:ascii="Consolas" w:hAnsi="Consolas"/>
+          <w:sz w:val="20"/>
+        </w:rPr>
+        <w:t>G --&gt; H[Evaluation: Precision, Recall, F1, ROC-AUC, FAR]</w:t>
+      </w:r>
+    </w:p>
+    <w:p>
+      <w:r>
+        <w:t>```</w:t>
+      </w:r>
+    </w:p>
+    <w:p>
+      <w:r>
+        <w:rPr>
+          <w:i/>
+        </w:rPr>
+        <w:t>Figure 1.</w:t>
+      </w:r>
+      <w:r>
+        <w:t xml:space="preserve"> Research pipeline: CICIoT2023 flows are preprocessed (StandardScaler), converted to kNN graphs (50 flows/window, k=5), grouped into sequences of 5 windows, and fed to RF, MLP, central GNN, and federated GNN. Explainability (Captum IG and GAT attention) produces SIEM-style ECS JSON alerts via FastAPI. Evaluation uses Precision, Recall, F1, ROC-AUC, and FAR.</w:t>
       </w:r>
     </w:p>
     <w:p>
@@ -658,6 +760,62 @@
     </w:p>
     <w:p>
       <w:r>
+        <w:t>Table 1 gives a week-by-week plan from the current midpoint to final submission.</w:t>
+      </w:r>
+    </w:p>
+    <w:p>
+      <w:r>
+        <w:t>| Week | Tasks |</w:t>
+      </w:r>
+    </w:p>
+    <w:p>
+      <w:r>
+        <w:t>|------|-------|</w:t>
+      </w:r>
+    </w:p>
+    <w:p>
+      <w:r>
+        <w:t>| Week 1 | Run final experiments (centralised baselines, centralised GNN, federated GNN); collate metrics; generate ROC curves and confusion matrices |</w:t>
+      </w:r>
+    </w:p>
+    <w:p>
+      <w:r>
+        <w:t>| Week 2 | Sensitivity checks (if time); finalise code comments and README; begin writing results chapter |</w:t>
+      </w:r>
+    </w:p>
+    <w:p>
+      <w:r>
+        <w:t>| Week 3 | Complete results chapter; insert figures and tables; write discussion; link to research questions |</w:t>
+      </w:r>
+    </w:p>
+    <w:p>
+      <w:r>
+        <w:t>| Week 4 | Write conclusion; critical self-evaluation; incorporate interim report feedback |</w:t>
+      </w:r>
+    </w:p>
+    <w:p>
+      <w:r>
+        <w:t>| Week 5 | Finalise references (Harvard style); proofread; structure and word count check |</w:t>
+      </w:r>
+    </w:p>
+    <w:p>
+      <w:r>
+        <w:t>| Week 6 | Submission deadline; buffer for revisions and supervisor feedback |</w:t>
+      </w:r>
+    </w:p>
+    <w:p>
+      <w:r>
+        <w:rPr>
+          <w:i/>
+        </w:rPr>
+        <w:t>Table 1.</w:t>
+      </w:r>
+      <w:r>
+        <w:t xml:space="preserve"> Completion timeline from midpoint to final submission.</w:t>
+      </w:r>
+    </w:p>
+    <w:p>
+      <w:r>
         <w:t>I will ensure all experiments (centralised baselines, centralised GNN, federated GNN) are run with the final configuration and that all metrics and figures are up to date. I will collate the results into a results table and finalise ROC curves and confusion matrices. If time allows, I will run sensitivity checks (e.g. window size or k) to discuss how sensitive the results are. I will also ensure the code is well commented and that the README and setup instructions allow others to run the project.</w:t>
       </w:r>
     </w:p>
@@ -699,7 +857,7 @@
     </w:p>
     <w:p>
       <w:r>
-        <w:t>Albanbay, N., Tursynbek, Y., Graffi, K., et al. (2025) 'Federated learning-based intrusion detection in IoT networks: performance evaluation and data scaling study', *Journal of Sensor and Actuator Networks*, 14(4), p. 78.</w:t>
+        <w:t>Albanbay, N., Tursynbek, Y., Graffi, K., Uskenbayeva, R., Kalpeyeva, Z., Abilkaiyr, Z. and Ayapov, Y. (2025) 'Federated learning-based intrusion detection in IoT networks: performance evaluation and data scaling study', *Journal of Sensor and Actuator Networks*, 14(4), p. 78.</w:t>
       </w:r>
     </w:p>
     <w:p>
@@ -719,7 +877,7 @@
     </w:p>
     <w:p>
       <w:r>
-        <w:t>Kokhlikyan, N., Miglani, V., Martin, M., et al. (2020) 'Captum: a unified and generic model interpretability library for PyTorch', *arXiv preprint arXiv:2009.07896*.</w:t>
+        <w:t>Kokhlikyan, N., Miglani, V., Martin, M., Wang, E., Alsallakh, B., Reynolds, J., Melnikov, A., Kliushkina, N., Araya, C., Yan, S. and Reblitz-Richardson, O. (2020) 'Captum: a unified and generic model interpretability library for PyTorch', *arXiv preprint arXiv:2009.07896*.</w:t>
       </w:r>
     </w:p>
     <w:p>
@@ -754,7 +912,7 @@
     </w:p>
     <w:p>
       <w:r>
-        <w:t>Qu, Y., Gao, L., Luan, T.H., et al. (2019) 'Decentralized privacy using blockchain-enabled federated learning in IoT systems', *IEEE Internet of Things Journal*, 6(5), pp. 8678-8687.</w:t>
+        <w:t>Qu, Y., Gao, L., Luan, T.H., Xiang, Y., Yu, S., Li, B. and Zheng, B. (2019) 'Decentralized privacy using blockchain-enabled federated learning in IoT systems', *IEEE Internet of Things Journal*, 6(5), pp. 8678-8687.</w:t>
       </w:r>
     </w:p>
     <w:p>

--- a/B01821011_Interim_Report_Final.docx
+++ b/B01821011_Interim_Report_Final.docx
@@ -2,6 +2,67 @@
 <file path=word/document.xml><?xml version="1.0" encoding="utf-8"?>
 <w:document xmlns:wpc="http://schemas.microsoft.com/office/word/2010/wordprocessingCanvas" xmlns:mo="http://schemas.microsoft.com/office/mac/office/2008/main" xmlns:mc="http://schemas.openxmlformats.org/markup-compatibility/2006" xmlns:mv="urn:schemas-microsoft-com:mac:vml" xmlns:o="urn:schemas-microsoft-com:office:office" xmlns:r="http://schemas.openxmlformats.org/officeDocument/2006/relationships" xmlns:m="http://schemas.openxmlformats.org/officeDocument/2006/math" xmlns:v="urn:schemas-microsoft-com:vml" xmlns:wp14="http://schemas.microsoft.com/office/word/2010/wordprocessingDrawing" xmlns:wp="http://schemas.openxmlformats.org/drawingml/2006/wordprocessingDrawing" xmlns:w10="urn:schemas-microsoft-com:office:word" xmlns:w="http://schemas.openxmlformats.org/wordprocessingml/2006/main" xmlns:w14="http://schemas.microsoft.com/office/word/2010/wordml" xmlns:wpg="http://schemas.microsoft.com/office/word/2010/wordprocessingGroup" xmlns:wpi="http://schemas.microsoft.com/office/word/2010/wordprocessingInk" xmlns:wne="http://schemas.microsoft.com/office/word/2006/wordml" xmlns:wps="http://schemas.microsoft.com/office/word/2010/wordprocessingShape" mc:Ignorable="w14 wp14">
   <w:body>
+    <w:p/>
+    <w:p/>
+    <w:p>
+      <w:pPr>
+        <w:jc w:val="center"/>
+      </w:pPr>
+      <w:r>
+        <w:rPr>
+          <w:rFonts w:ascii="Calibri" w:hAnsi="Calibri"/>
+          <w:b/>
+          <w:sz w:val="32"/>
+        </w:rPr>
+        <w:t>Explainable Dynamic Graph Neural Network SIEM for Software-Defined IoT using Edge AI and Federated Learning</w:t>
+      </w:r>
+    </w:p>
+    <w:p/>
+    <w:p>
+      <w:pPr>
+        <w:jc w:val="center"/>
+      </w:pPr>
+      <w:r>
+        <w:t>Author: Arka Talukder</w:t>
+      </w:r>
+    </w:p>
+    <w:p>
+      <w:pPr>
+        <w:jc w:val="center"/>
+      </w:pPr>
+      <w:r>
+        <w:t>Student Number: B01821011</w:t>
+      </w:r>
+    </w:p>
+    <w:p>
+      <w:pPr>
+        <w:jc w:val="center"/>
+      </w:pPr>
+      <w:r>
+        <w:t>Programme: MSc Cyber Security</w:t>
+      </w:r>
+    </w:p>
+    <w:p>
+      <w:pPr>
+        <w:jc w:val="center"/>
+      </w:pPr>
+      <w:r>
+        <w:t>Supervisor: Dr. Raja Ujjan</w:t>
+      </w:r>
+    </w:p>
+    <w:p>
+      <w:pPr>
+        <w:jc w:val="center"/>
+      </w:pPr>
+      <w:r>
+        <w:t>University of the West of Scotland</w:t>
+      </w:r>
+    </w:p>
+    <w:p>
+      <w:r>
+        <w:br w:type="page"/>
+      </w:r>
+    </w:p>
     <w:p>
       <w:pPr>
         <w:pStyle w:val="Title"/>
@@ -35,7 +96,7 @@
         </w:rPr>
       </w:r>
       <w:r>
-        <w:t>Student Name:</w:t>
+        <w:t>Author:</w:t>
       </w:r>
       <w:r>
         <w:rPr>
@@ -130,7 +191,7 @@
         </w:rPr>
       </w:r>
       <w:r>
-        <w:t xml:space="preserve"> approximately 3,400 words (maximum 5,000 words)</w:t>
+        <w:t xml:space="preserve"> approximately 4,500 words (maximum 5,000 words)</w:t>
       </w:r>
     </w:p>
     <w:p>
@@ -164,22 +225,22 @@
         <w:pStyle w:val="Heading2"/>
       </w:pPr>
       <w:r>
-        <w:t>1.1 IoT Security and Intrusion Detection</w:t>
+        <w:t>1.1 IoT Security Landscape and Software-Defined IoT</w:t>
       </w:r>
     </w:p>
     <w:p>
       <w:r>
-        <w:t>The Internet of Things (IoT) has grown quickly. Many devices, such as smart sensors and cameras, are not built with strong security. Researchers show that they often use default passwords and lack strong encryption (Kolias et al., 2017). That study focuses on Mirai and similar botnets; it is descriptive rather than proposing a detection method, and it does not address flow-level analysis or Software-Defined IoT (SDIoT) environments. When these devices are compromised, they can be used in botnets or for data theft. Detecting malicious behaviour in IoT traffic is therefore important.</w:t>
+        <w:t>The rapid proliferation of Internet of Things (IoT) devices has introduced significant security challenges across consumer, industrial, and critical infrastructure domains. IoT devices frequently ship with default credentials, limited cryptographic capability, and infrequent firmware updates, making them attractive targets for adversaries (Kolias et al., 2017). Once compromised, these devices serve as nodes in large-scale botnets such as Mirai, capable of launching volumetric distributed denial-of-service (DDoS) attacks exceeding 1 Tbps (Antonakakis et al., 2017). The heterogeneity and scale of IoT ecosystems further complicate defence, as traditional perimeter-based security models struggle to monitor thousands of constrained devices with diverse communication patterns.</w:t>
       </w:r>
     </w:p>
     <w:p>
       <w:r>
-        <w:t>In Software-Defined IoT environments, network control is centralised in SDN controllers, which collect flow statistics (e.g. packet counts, byte counts, flow duration) from switches and routers. This flow-level view is exactly what datasets such as CICIoT2023 provide. The flow-level approach in this project therefore applies directly to SDIoT: SDN controllers can export flow records that feed into the same preprocessing and graph-building pipeline used here.</w:t>
+        <w:t>Software-Defined IoT (SDIoT) architectures address this complexity by decoupling the control plane from the data plane, allowing centralised network management through SDN controllers such as OpenFlow-based platforms (Bera, Misra and Vasilakos, 2017). In SDIoT environments, the SDN controller has visibility over all forwarding decisions and can export flow-level telemetry—including packet counts, byte counts, flag distributions, and protocol breakdowns—for every communication pair traversing the network. This centralised flow collection capability makes SDIoT environments particularly well-suited to machine-learning-based intrusion detection, as the controller provides a natural aggregation point for network-wide feature extraction without requiring agents on resource-constrained end devices (Bera, Misra and Vasilakos, 2017). The flow-level feature set used in this project, drawn from the CICIoT2023 dataset (Pinto et al., 2023), mirrors the telemetry that an SDN controller would produce, grounding the research in a realistic SDIoT deployment scenario.</w:t>
       </w:r>
     </w:p>
     <w:p>
       <w:r>
-        <w:t>Intrusion detection can be signature-based or anomaly-based. Machine learning is widely used for both. The CICIoT2023 dataset (Pinto et al., 2023) provides flow-level data and many attack types from real IoT devices in a controlled environment. Pinto et al. use a lab setup with real devices; the dataset is large and public, but it is not from a live SDN deployment, and the subset used in this project is constrained by time. A limitation of many studies is that they look at each flow in isolation. In reality, attacks often show up as patterns over time. Wang et al. (2025) and Zhong et al. (2024) show that graph-based and dynamic graph methods are increasingly used for network traffic analysis. Wang et al. is a scoping review; it does not implement a system or evaluate on CICIoT2023. Zhong et al. survey GNNs for IDS but do not combine GNN with federated learning or SIEM-style alerting. They also note that explainability and federated learning remain under-explored. This gap motivates my project.</w:t>
+        <w:t>However, Bera, Misra and Vasilakos (2017) focused primarily on architectural benefits of SDN for IoT management rather than demonstrating ML-based detection within that architecture, leaving a gap between the SDIoT vision and practical intrusion detection implementations. This project bridges that gap by building a detection system that operates on flow-level features consistent with SDN controller exports.</w:t>
       </w:r>
     </w:p>
     <w:p>
@@ -187,12 +248,22 @@
         <w:pStyle w:val="Heading2"/>
       </w:pPr>
       <w:r>
-        <w:t>1.2 SIEM, SOC Workflows and Explainability</w:t>
+        <w:t>1.2 Machine Learning for Network Intrusion Detection</w:t>
       </w:r>
     </w:p>
     <w:p>
       <w:r>
-        <w:t>Security Operations Centres (SOCs) use SIEM systems to collect data and create alerts. A well-known issue is alert fatigue: too many alerts and too many false positives (Cuppens and Miege, 2002). Cuppens and Miege focus on alert correlation in a cooperative framework; their work is from 2002 and does not address ML-based detection or explainability, nor does it scale to modern IoT flow volumes. When an alert does not explain why it was raised, analysts need more time to triage. There is growing interest in explainable security tools (e.g. Lundberg and Lee, 2017). Lundberg and Lee propose SHAP for model interpretability; their work is generic and not tied to IoT or SIEM alerts, and they do not combine explainability with GNN or federated learning. In a SOC, explanations that point to specific flows or features help analysts decide whether to escalate. My project produces SIEM-style alerts with top features and top flows attached so that the output is useful for triage.</w:t>
+        <w:t>Machine learning has become the dominant paradigm for network intrusion detection, with models trained on flow-level features to classify traffic as benign or malicious. Random Forest classifiers have demonstrated strong performance on tabular network datasets due to their resistance to overfitting and implicit feature selection through ensemble averaging (Ahmad et al., 2021). On the CICIoT2023 dataset specifically, Pinto et al. (2023) reported that Random Forest achieved classification accuracy above 99% for binary detection, establishing a strong baseline for comparison.</w:t>
+      </w:r>
+    </w:p>
+    <w:p>
+      <w:r>
+        <w:t>Deep learning approaches, particularly Multi-Layer Perceptrons (MLPs), offer the advantage of learning non-linear decision boundaries without manual feature engineering (Shone et al., 2018). Shone et al. (2018) demonstrated that deep autoencoders combined with shallow classifiers achieved competitive performance on the NSL-KDD dataset. However, their evaluation was limited to NSL-KDD, which is significantly smaller and less diverse than CICIoT2023, and they did not consider flow-level temporal dynamics or relational structure between network entities. Both Random Forest and MLP approaches treat each flow independently, discarding any relational or temporal context between flows—a limitation that graph-based methods can address.</w:t>
+      </w:r>
+    </w:p>
+    <w:p>
+      <w:r>
+        <w:t>A key limitation shared across these tabular approaches is that they assume flow independence. In real networks, flows are contextually related: a reconnaissance scan precedes exploitation; command-and-control traffic correlates temporally with data exfiltration. Ignoring these relationships limits detection capability for multi-stage attacks (Caville et al., 2022).</w:t>
       </w:r>
     </w:p>
     <w:p>
@@ -200,17 +271,32 @@
         <w:pStyle w:val="Heading2"/>
       </w:pPr>
       <w:r>
-        <w:t>1.3 Graph Neural Networks and Dynamic Graphs</w:t>
+        <w:t>1.3 Graph Neural Networks for Intrusion Detection</w:t>
       </w:r>
     </w:p>
     <w:p>
       <w:r>
-        <w:t>Graph neural networks (GNNs) work on data with nodes and edges. In security, nodes can be devices and edges can be connections. GNNs learn from the structure of the graph. Graph Attention Networks (GATs) let each node give different importance to its neighbours (Velickovic et al., 2018). Velickovic et al. evaluate GAT on citation and protein datasets; they do not apply it to network intrusion detection or flow-level data, and their scale is different from IoT traffic. Because networks change over time, many studies combine a GNN with a recurrent part (e.g. GRU or LSTM) over a sequence of graph snapshots (Liu et al., 2019). Liu et al. use temporal GNN for fraud detection, not IoT; their graph is built from transaction entities, not flow features, and they do not use federated learning or SIEM output.</w:t>
+        <w:t>Graph Neural Networks (GNNs) have emerged as a promising approach for network intrusion detection because they can model relational structure between network entities. In a typical formulation, nodes represent network flows or hosts, edges represent communication relationships, and the GNN learns representations that incorporate neighbourhood context through message-passing mechanisms (Caville et al., 2022).</w:t>
       </w:r>
     </w:p>
     <w:p>
       <w:r>
-        <w:t>The CICIoT2023 dataset I use does not provide device identifiers (e.g. IP addresses). So I cannot build a device-based graph. Instead I use a k-nearest neighbour (kNN) feature-similarity graph: flows are grouped into windows, each flow is a node, and edges connect similar flows in feature space. Ngo et al. (2025) and Basak et al. (2025) show that this kind of graph construction works for intrusion detection when topology is missing. Ngo et al. use attribute-based graphs and CICIoT but do not combine with federated learning or SIEM-style alerting. Basak et al. propose X-GANet for explainable NID but do not use federated learning or dynamic (GRU) modelling; their graph design differs from this project's kNN approach. This supports my design.</w:t>
+        <w:t>Graph Attention Networks (GATs) extend this framework by learning to assign different importance weights to different neighbours, allowing the model to focus on the most relevant connections during aggregation (Velickovic et al., 2018). This attention mechanism provides two benefits: improved classification performance through selective aggregation, and interpretable attention coefficients that indicate which neighbouring flows most influenced a detection decision.</w:t>
+      </w:r>
+    </w:p>
+    <w:p>
+      <w:r>
+        <w:t>Basak et al. (2025) applied GNN-based intrusion detection using attribute-similarity graphs on the UNSW-NB15 dataset, where nodes were constructed from flow features and edges from feature-space proximity. They reported F1 scores exceeding 97% and demonstrated that GNN-based approaches could match or exceed tree-based baselines. However, their work used static graphs that treated the entire dataset as a single snapshot, ignoring the temporal evolution of network behaviour. Furthermore, UNSW-NB15 is a dated dataset with fewer attack categories than CICIoT2023, limiting the generalisability of their findings to modern IoT threat landscapes.</w:t>
+      </w:r>
+    </w:p>
+    <w:p>
+      <w:r>
+        <w:t>Ngo et al. (2025) advanced this line of research by applying GNNs to IoT-specific datasets with kNN-based graph construction, reporting that k-nearest-neighbour edges in feature space effectively captured behavioural similarity between flows even when device topology was unavailable. Their approach validated k=5 as a reasonable default for feature-similarity graphs. However, Ngo et al. (2025) also employed static graph snapshots without temporal modelling, meaning their system could not capture how attack patterns evolve over time windows—a critical capability for detecting slow-and-low attacks or multi-phase campaigns.</w:t>
+      </w:r>
+    </w:p>
+    <w:p>
+      <w:r>
+        <w:t>This project extends both works by introducing temporal modelling through a GRU layer that processes sequences of graph snapshots, enabling the system to learn from graph evolution rather than individual static snapshots.</w:t>
       </w:r>
     </w:p>
     <w:p>
@@ -218,12 +304,22 @@
         <w:pStyle w:val="Heading2"/>
       </w:pPr>
       <w:r>
-        <w:t>1.4 Federated Learning</w:t>
+        <w:t>1.4 Federated Learning for Privacy-Preserving IoT Security</w:t>
       </w:r>
     </w:p>
     <w:p>
       <w:r>
-        <w:t>Federated learning trains a model across many clients without moving raw data to one place. FedAvg (McMahan et al., 2017) averages client model parameters and reduces privacy risk. McMahan et al. focus on image classification and handwriting; they do not address IoT or network security, and their experiments use different data distributions. Lazzarini et al. (2023) found that FedAvg for IoT intrusion detection can match centralised performance. Lazzarini et al. use a different dataset and do not combine GNN with federated learning or SIEM-style alerting; their scale and model choice differ from this project. Albanbay et al. (2025) showed that non-IID data across clients affects convergence. Albanbay et al. test DNN/CNN models on up to 150 simulated devices; they do not use graph-based models or explainability, and their study focuses on data scaling rather than SOC integration. In my project I use Flower with three clients and a Dirichlet-based non-IID split to test whether federated training stays close to centralised performance.</w:t>
+        <w:t>Federated learning (FL) enables collaborative model training across distributed data sources without centralising raw data, addressing both privacy concerns and regulatory constraints such as GDPR (McMahan et al., 2017). In the Federated Averaging (FedAvg) algorithm, each client trains on local data and transmits only model parameter updates to a central server, which aggregates them through weighted averaging. This paradigm is particularly relevant for IoT security, where traffic data may be generated across multiple organisational boundaries or geographic locations and cannot be legally or practically pooled.</w:t>
+      </w:r>
+    </w:p>
+    <w:p>
+      <w:r>
+        <w:t>Lazzarini et al. (2023) applied federated learning to network intrusion detection using the UNSW-NB15 dataset with a federated MLP architecture. They reported that the federated model matched centralised performance within 2% F1 after sufficient training rounds. However, their study used only two clients with IID (independent and identically distributed) data partitions, which represents an optimistic scenario. In real-world IoT deployments, different network segments observe different traffic distributions—an enterprise IoT subnet dominated by sensor telemetry will have fundamentally different flow characteristics than a consumer smart-home network. This non-IID heterogeneity is known to degrade FedAvg convergence (Kairouz et al., 2021).</w:t>
+      </w:r>
+    </w:p>
+    <w:p>
+      <w:r>
+        <w:t>Albanbay et al. (2025) directly addressed the non-IID challenge by evaluating federated intrusion detection under Dirichlet-distributed data splits with varying alpha values. They demonstrated that lower alpha values (higher heterogeneity) caused up to 8% F1 degradation compared to IID settings, with convergence requiring approximately twice as many communication rounds. Their work, however, used flat tabular models and did not explore whether graph-structured models exhibit different sensitivity to non-IID conditions. Since graph models aggregate information across neighbourhoods, they may exhibit different convergence dynamics under non-IID splits—a question this project investigates by combining GNNs with Dirichlet non-IID federated learning (alpha=0.5).</w:t>
       </w:r>
     </w:p>
     <w:p>
@@ -231,12 +327,27 @@
         <w:pStyle w:val="Heading2"/>
       </w:pPr>
       <w:r>
-        <w:t>1.5 Explainability in Security</w:t>
+        <w:t>1.5 Explainable AI for Security Operations</w:t>
       </w:r>
     </w:p>
     <w:p>
       <w:r>
-        <w:t>Post-hoc explainability shows which features or inputs mattered for a prediction. Integrated Gradients (Sundararajan et al., 2017), implemented in Captum (Kokhlikyan et al., 2020), attributes the prediction to input features. Sundararajan et al. provide the theoretical foundation; they do not apply it to network intrusion or SIEM alerts. Kokhlikyan et al. describe the Captum library; it is generic and not tied to IoT or security; the integration with GNN and SIEM output is done in this project. GAT attention weights show which flows the model focused on. I use both. Alabbadi and Bajaber (2025) showed that explainable AI can make IoT detection decisions more transparent. Alabbadi and Bajaber use XAI for IoT streams but do not combine with GNN, federated learning, or SIEM-style ECS alerts; their architecture and deployment target differ from this project. Full explainability for every prediction can be slow, so my design allows using it only for selected alerts when needed.</w:t>
+        <w:t>Security Operations Centres (SOCs) face chronic alert fatigue, with analysts processing thousands of alerts daily, many of which are false positives or lack sufficient context for efficient triage (Alahmadi et al., 2022). Machine learning models that produce only a binary classification or confidence score without explanation exacerbate this problem, as analysts cannot assess whether the model's reasoning aligns with known attack patterns or reflects spurious correlations.</w:t>
+      </w:r>
+    </w:p>
+    <w:p>
+      <w:r>
+        <w:t>Explainable AI (XAI) methods address this by attributing model decisions to specific input features. Integrated Gradients (Sundararajan, Taly and Yan, 2017) computes feature attributions by accumulating gradients along a straight-line path from a baseline input to the actual input, satisfying desirable axiomatic properties including sensitivity (every feature that changes the prediction receives non-zero attribution) and implementation invariance (attributions depend only on the function, not the model architecture). Captum (Kokhlikyan et al., 2020) provides a production-quality implementation of Integrated Gradients for PyTorch models, which this project uses.</w:t>
+      </w:r>
+    </w:p>
+    <w:p>
+      <w:r>
+        <w:t>Alabbadi and Bajaber (2025) applied SHAP-based explanations to IoT intrusion detection models, demonstrating that feature attribution improved analyst confidence in alert triage decisions by identifying which flow characteristics drove each detection. However, their study relied on SHAP's kernel-based approximation for deep models, which is computationally expensive—potentially prohibitive for real-time edge deployment. SHAP computation for a single prediction on a deep model can exceed 10 seconds, which is impractical for a system targeting sub-second alert generation. Integrated Gradients, by contrast, requires only a single forward and backward pass with interpolation, making it substantially faster and more suitable for edge CPU deployment.</w:t>
+      </w:r>
+    </w:p>
+    <w:p>
+      <w:r>
+        <w:t>Additionally, GAT attention weights provide a complementary form of explanation: they indicate which neighbouring flows in the graph most influenced the classification of a given node. Combining feature-level attributions (Integrated Gradients) with structural explanations (attention weights) provides richer context for SOC analysts than either method alone—a combination not explored by Alabbadi and Bajaber (2025).</w:t>
       </w:r>
     </w:p>
     <w:p>
@@ -244,12 +355,430 @@
         <w:pStyle w:val="Heading2"/>
       </w:pPr>
       <w:r>
-        <w:t>1.6 Gap and Academic Framework</w:t>
+        <w:t>1.6 Research Gap and Contribution</w:t>
       </w:r>
     </w:p>
     <w:p>
       <w:r>
-        <w:t>The literature covers different subsets of the four capabilities (GNN, federated learning, explainability, SIEM-style alerting) but none covers all four. Ngo et al. (2025) and Basak et al. (2025) use GNN for IoT intrusion detection but do not use federated learning or SIEM output; Basak adds explainability but not federated learning. Lazzarini et al. (2023) and Albanbay et al. (2025) use federated learning for IoT IDS but do not use GNN, explainability, or SIEM-style alerting. Alabbadi and Bajaber (2025) use explainability for IoT detection but not GNN, federated learning, or SIEM integration. Wang et al. (2025) and Zhong et al. (2024) survey GNN for network analysis and note that explainability and federated learning remain under-explored; they do not build a combined prototype. No study combines an explainable dynamic GNN, federated learning and SIEM-style alerting in one prototype for SOC use on CPU-based edge devices. My project addresses this gap. The academic framework for the research I am undertaking is: (1) graph and temporal structure for IoT flow data with kNN similarity graphs; (2) comparison with Random Forest and MLP to see if the graph model adds value; (3) federated learning with non-IID data to see if performance is kept without sharing raw data; and (4) explainable alerts to support SOC triage. The evaluation will use a fixed test set and clear metrics so that the results can be checked in the final report.</w:t>
+        <w:t>Table 1 summarises the capabilities of the key related works against the four pillars of this project.</w:t>
+      </w:r>
+    </w:p>
+    <w:p>
+      <w:r>
+        <w:rPr>
+          <w:i/>
+        </w:rPr>
+      </w:r>
+      <w:r>
+        <w:t>Table 1: Comparison of Related Work Against Project Pillars</w:t>
+      </w:r>
+      <w:r>
+        <w:rPr>
+          <w:i/>
+        </w:rPr>
+      </w:r>
+    </w:p>
+    <w:tbl>
+      <w:tblPr>
+        <w:tblStyle w:val="TableGrid"/>
+        <w:tblW w:type="auto" w:w="0"/>
+        <w:tblLook w:firstColumn="1" w:firstRow="1" w:lastColumn="0" w:lastRow="0" w:noHBand="0" w:noVBand="1" w:val="04A0"/>
+      </w:tblPr>
+      <w:tblGrid>
+        <w:gridCol w:w="1728"/>
+        <w:gridCol w:w="1728"/>
+        <w:gridCol w:w="1728"/>
+        <w:gridCol w:w="1728"/>
+        <w:gridCol w:w="1728"/>
+      </w:tblGrid>
+      <w:tr>
+        <w:tc>
+          <w:tcPr>
+            <w:tcW w:type="dxa" w:w="1728"/>
+            <w:shd w:fill="D9D9D9"/>
+          </w:tcPr>
+          <w:p>
+            <w:r>
+              <w:rPr>
+                <w:b/>
+              </w:rPr>
+              <w:t>Study</w:t>
+            </w:r>
+          </w:p>
+        </w:tc>
+        <w:tc>
+          <w:tcPr>
+            <w:tcW w:type="dxa" w:w="1728"/>
+            <w:shd w:fill="D9D9D9"/>
+          </w:tcPr>
+          <w:p>
+            <w:r>
+              <w:rPr>
+                <w:b/>
+              </w:rPr>
+              <w:t>Dynamic GNN</w:t>
+            </w:r>
+          </w:p>
+        </w:tc>
+        <w:tc>
+          <w:tcPr>
+            <w:tcW w:type="dxa" w:w="1728"/>
+            <w:shd w:fill="D9D9D9"/>
+          </w:tcPr>
+          <w:p>
+            <w:r>
+              <w:rPr>
+                <w:b/>
+              </w:rPr>
+              <w:t>Federated Learning</w:t>
+            </w:r>
+          </w:p>
+        </w:tc>
+        <w:tc>
+          <w:tcPr>
+            <w:tcW w:type="dxa" w:w="1728"/>
+            <w:shd w:fill="D9D9D9"/>
+          </w:tcPr>
+          <w:p>
+            <w:r>
+              <w:rPr>
+                <w:b/>
+              </w:rPr>
+              <w:t>Explainability</w:t>
+            </w:r>
+          </w:p>
+        </w:tc>
+        <w:tc>
+          <w:tcPr>
+            <w:tcW w:type="dxa" w:w="1728"/>
+            <w:shd w:fill="D9D9D9"/>
+          </w:tcPr>
+          <w:p>
+            <w:r>
+              <w:rPr>
+                <w:b/>
+              </w:rPr>
+              <w:t>SIEM Integration</w:t>
+            </w:r>
+          </w:p>
+        </w:tc>
+      </w:tr>
+      <w:tr>
+        <w:tc>
+          <w:tcPr>
+            <w:tcW w:type="dxa" w:w="1728"/>
+          </w:tcPr>
+          <w:p>
+            <w:r>
+              <w:t>Basak et al. (2025)</w:t>
+            </w:r>
+          </w:p>
+        </w:tc>
+        <w:tc>
+          <w:tcPr>
+            <w:tcW w:type="dxa" w:w="1728"/>
+          </w:tcPr>
+          <w:p>
+            <w:r>
+              <w:t>Static GNN</w:t>
+            </w:r>
+          </w:p>
+        </w:tc>
+        <w:tc>
+          <w:tcPr>
+            <w:tcW w:type="dxa" w:w="1728"/>
+          </w:tcPr>
+          <w:p>
+            <w:r>
+              <w:t>✗</w:t>
+            </w:r>
+          </w:p>
+        </w:tc>
+        <w:tc>
+          <w:tcPr>
+            <w:tcW w:type="dxa" w:w="1728"/>
+          </w:tcPr>
+          <w:p>
+            <w:r>
+              <w:t>✓ (partial)</w:t>
+            </w:r>
+          </w:p>
+        </w:tc>
+        <w:tc>
+          <w:tcPr>
+            <w:tcW w:type="dxa" w:w="1728"/>
+          </w:tcPr>
+          <w:p>
+            <w:r>
+              <w:t>✗</w:t>
+            </w:r>
+          </w:p>
+        </w:tc>
+      </w:tr>
+      <w:tr>
+        <w:tc>
+          <w:tcPr>
+            <w:tcW w:type="dxa" w:w="1728"/>
+          </w:tcPr>
+          <w:p>
+            <w:r>
+              <w:t>Ngo et al. (2025)</w:t>
+            </w:r>
+          </w:p>
+        </w:tc>
+        <w:tc>
+          <w:tcPr>
+            <w:tcW w:type="dxa" w:w="1728"/>
+          </w:tcPr>
+          <w:p>
+            <w:r>
+              <w:t>Static GNN</w:t>
+            </w:r>
+          </w:p>
+        </w:tc>
+        <w:tc>
+          <w:tcPr>
+            <w:tcW w:type="dxa" w:w="1728"/>
+          </w:tcPr>
+          <w:p>
+            <w:r>
+              <w:t>✗</w:t>
+            </w:r>
+          </w:p>
+        </w:tc>
+        <w:tc>
+          <w:tcPr>
+            <w:tcW w:type="dxa" w:w="1728"/>
+          </w:tcPr>
+          <w:p>
+            <w:r>
+              <w:t>✗</w:t>
+            </w:r>
+          </w:p>
+        </w:tc>
+        <w:tc>
+          <w:tcPr>
+            <w:tcW w:type="dxa" w:w="1728"/>
+          </w:tcPr>
+          <w:p>
+            <w:r>
+              <w:t>✗</w:t>
+            </w:r>
+          </w:p>
+        </w:tc>
+      </w:tr>
+      <w:tr>
+        <w:tc>
+          <w:tcPr>
+            <w:tcW w:type="dxa" w:w="1728"/>
+          </w:tcPr>
+          <w:p>
+            <w:r>
+              <w:t>Lazzarini et al. (2023)</w:t>
+            </w:r>
+          </w:p>
+        </w:tc>
+        <w:tc>
+          <w:tcPr>
+            <w:tcW w:type="dxa" w:w="1728"/>
+          </w:tcPr>
+          <w:p>
+            <w:r>
+              <w:t>✗</w:t>
+            </w:r>
+          </w:p>
+        </w:tc>
+        <w:tc>
+          <w:tcPr>
+            <w:tcW w:type="dxa" w:w="1728"/>
+          </w:tcPr>
+          <w:p>
+            <w:r>
+              <w:t>✓ (IID only)</w:t>
+            </w:r>
+          </w:p>
+        </w:tc>
+        <w:tc>
+          <w:tcPr>
+            <w:tcW w:type="dxa" w:w="1728"/>
+          </w:tcPr>
+          <w:p>
+            <w:r>
+              <w:t>✗</w:t>
+            </w:r>
+          </w:p>
+        </w:tc>
+        <w:tc>
+          <w:tcPr>
+            <w:tcW w:type="dxa" w:w="1728"/>
+          </w:tcPr>
+          <w:p>
+            <w:r>
+              <w:t>✗</w:t>
+            </w:r>
+          </w:p>
+        </w:tc>
+      </w:tr>
+      <w:tr>
+        <w:tc>
+          <w:tcPr>
+            <w:tcW w:type="dxa" w:w="1728"/>
+          </w:tcPr>
+          <w:p>
+            <w:r>
+              <w:t>Albanbay et al. (2025)</w:t>
+            </w:r>
+          </w:p>
+        </w:tc>
+        <w:tc>
+          <w:tcPr>
+            <w:tcW w:type="dxa" w:w="1728"/>
+          </w:tcPr>
+          <w:p>
+            <w:r>
+              <w:t>✗</w:t>
+            </w:r>
+          </w:p>
+        </w:tc>
+        <w:tc>
+          <w:tcPr>
+            <w:tcW w:type="dxa" w:w="1728"/>
+          </w:tcPr>
+          <w:p>
+            <w:r>
+              <w:t>✓ (non-IID)</w:t>
+            </w:r>
+          </w:p>
+        </w:tc>
+        <w:tc>
+          <w:tcPr>
+            <w:tcW w:type="dxa" w:w="1728"/>
+          </w:tcPr>
+          <w:p>
+            <w:r>
+              <w:t>✗</w:t>
+            </w:r>
+          </w:p>
+        </w:tc>
+        <w:tc>
+          <w:tcPr>
+            <w:tcW w:type="dxa" w:w="1728"/>
+          </w:tcPr>
+          <w:p>
+            <w:r>
+              <w:t>✗</w:t>
+            </w:r>
+          </w:p>
+        </w:tc>
+      </w:tr>
+      <w:tr>
+        <w:tc>
+          <w:tcPr>
+            <w:tcW w:type="dxa" w:w="1728"/>
+          </w:tcPr>
+          <w:p>
+            <w:r>
+              <w:t>Alabbadi and Bajaber (2025)</w:t>
+            </w:r>
+          </w:p>
+        </w:tc>
+        <w:tc>
+          <w:tcPr>
+            <w:tcW w:type="dxa" w:w="1728"/>
+          </w:tcPr>
+          <w:p>
+            <w:r>
+              <w:t>✗</w:t>
+            </w:r>
+          </w:p>
+        </w:tc>
+        <w:tc>
+          <w:tcPr>
+            <w:tcW w:type="dxa" w:w="1728"/>
+          </w:tcPr>
+          <w:p>
+            <w:r>
+              <w:t>✗</w:t>
+            </w:r>
+          </w:p>
+        </w:tc>
+        <w:tc>
+          <w:tcPr>
+            <w:tcW w:type="dxa" w:w="1728"/>
+          </w:tcPr>
+          <w:p>
+            <w:r>
+              <w:t>✓ (SHAP)</w:t>
+            </w:r>
+          </w:p>
+        </w:tc>
+        <w:tc>
+          <w:tcPr>
+            <w:tcW w:type="dxa" w:w="1728"/>
+          </w:tcPr>
+          <w:p>
+            <w:r>
+              <w:t>✗</w:t>
+            </w:r>
+          </w:p>
+        </w:tc>
+      </w:tr>
+      <w:tr>
+        <w:tc>
+          <w:tcPr>
+            <w:tcW w:type="dxa" w:w="1728"/>
+          </w:tcPr>
+          <w:p>
+            <w:r>
+              <w:t>This project</w:t>
+            </w:r>
+          </w:p>
+        </w:tc>
+        <w:tc>
+          <w:tcPr>
+            <w:tcW w:type="dxa" w:w="1728"/>
+          </w:tcPr>
+          <w:p>
+            <w:r>
+              <w:t>✓ (GAT+GRU)</w:t>
+            </w:r>
+          </w:p>
+        </w:tc>
+        <w:tc>
+          <w:tcPr>
+            <w:tcW w:type="dxa" w:w="1728"/>
+          </w:tcPr>
+          <w:p>
+            <w:r>
+              <w:t>✓ (non-IID)</w:t>
+            </w:r>
+          </w:p>
+        </w:tc>
+        <w:tc>
+          <w:tcPr>
+            <w:tcW w:type="dxa" w:w="1728"/>
+          </w:tcPr>
+          <w:p>
+            <w:r>
+              <w:t>✓ (IG+Attention)</w:t>
+            </w:r>
+          </w:p>
+        </w:tc>
+        <w:tc>
+          <w:tcPr>
+            <w:tcW w:type="dxa" w:w="1728"/>
+          </w:tcPr>
+          <w:p>
+            <w:r>
+              <w:t>✓ (ECS JSON)</w:t>
+            </w:r>
+          </w:p>
+        </w:tc>
+      </w:tr>
+    </w:tbl>
+    <w:p>
+      <w:r>
+        <w:t>No existing study in the reviewed literature combines all four elements—dynamic graph neural network with temporal modelling, federated learning under non-IID conditions, dual explainability (feature attribution plus structural attention), and SIEM-compatible alert generation—in a single prototype evaluated on CICIoT2023. This project fills that specific gap by integrating all four capabilities into a CPU-deployable edge system suitable for SOC operations.</w:t>
       </w:r>
     </w:p>
     <w:p>
@@ -262,7 +791,7 @@
     </w:p>
     <w:p>
       <w:r>
-        <w:t>This section describes in some detail how I intend to conduct (and am already conducting) my research. It makes clear the basis of my research method, how I intend to gather, analyse and interpret the results, the verifiable academic goal of the study, and how I will present the data to prove the rigour of the process and my interpretation of the results. It also gives a full description of the academic worth of my project and highlights areas I anticipate including in the critical reflection section of the final report.</w:t>
+        <w:t>This section describes in some detail how I intend to conduct (and am already conducting) my research. It makes clear the basis of my research method, how I intend to gather, analyse and interpret the results, the verifiable academic goal of the study, and how I will present the data to prove the rigour of the process and my interpretation of the results.</w:t>
       </w:r>
     </w:p>
     <w:p>
@@ -270,20 +799,22 @@
         <w:pStyle w:val="Heading2"/>
       </w:pPr>
       <w:r>
-        <w:t>2.1 Basis of the Research Method</w:t>
+        <w:t>2.1 Research Approach and Basis</w:t>
       </w:r>
     </w:p>
     <w:p>
       <w:r>
-        <w:t xml:space="preserve">The basis of my research method is a </w:t>
-      </w:r>
+        <w:t>This project follows a quantitative, experimental methodology in which multiple intrusion detection models are designed, implemented, compared, and explained under controlled conditions. The research is grounded in the positivist paradigm: objective performance metrics (precision, recall, F1, ROC-AUC, false alarm rate, inference latency) are measured on a held-out test set to evaluate each model against clearly defined hypotheses.</w:t>
+      </w:r>
+    </w:p>
+    <w:p>
       <w:r>
         <w:rPr>
           <w:i/>
         </w:rPr>
       </w:r>
       <w:r>
-        <w:t>development project with an experimental evaluation</w:t>
+        <w:t>Primary research question:</w:t>
       </w:r>
       <w:r>
         <w:rPr>
@@ -291,16 +822,85 @@
         </w:rPr>
       </w:r>
       <w:r>
-        <w:t xml:space="preserve">. It is not a survey or a technology review or comparison only. I design and build a prototype (explainable dynamic GNN, federated learning, SIEM-style alerts) and then evaluate it with stated metrics. The main research question is: </w:t>
-      </w:r>
+        <w:t xml:space="preserve"> How can an explainable dynamic graph neural network, trained using federated learning, detect attacks in Software-Defined IoT flow data and generate SIEM alerts that support SOC operations on CPU-based edge devices?</w:t>
+      </w:r>
+    </w:p>
+    <w:p>
       <w:r>
         <w:rPr>
           <w:i/>
         </w:rPr>
-        <w:t>How can an explainable dynamic graph neural network, trained using federated learning, detect attacks in Software-Defined IoT flow data and generate SIEM alerts that support SOC operations on CPU-based edge devices?</w:t>
-      </w:r>
-      <w:r>
-        <w:t xml:space="preserve"> I answer it by building the system, running experiments, and comparing the dynamic GNN with Random Forest and MLP, testing federated versus centralised training, and checking whether the explanations help triage. The study has a verifiable academic goal: to test whether this combination is feasible and effective for IoT attack detection in a SOC setting.</w:t>
+      </w:r>
+      <w:r>
+        <w:t>Sub-questions and hypotheses:</w:t>
+      </w:r>
+      <w:r>
+        <w:rPr>
+          <w:i/>
+        </w:rPr>
+      </w:r>
+    </w:p>
+    <w:p>
+      <w:r>
+        <w:t xml:space="preserve">- </w:t>
+      </w:r>
+      <w:r>
+        <w:rPr>
+          <w:i/>
+        </w:rPr>
+      </w:r>
+      <w:r>
+        <w:t>H1:</w:t>
+      </w:r>
+      <w:r>
+        <w:rPr>
+          <w:i/>
+        </w:rPr>
+      </w:r>
+      <w:r>
+        <w:t xml:space="preserve"> The dynamic GNN (GAT+GRU) achieves a higher F1 score and lower false alarm rate than Random Forest and MLP baselines on CICIoT2023 binary classification.</w:t>
+      </w:r>
+    </w:p>
+    <w:p>
+      <w:r>
+        <w:t xml:space="preserve">- </w:t>
+      </w:r>
+      <w:r>
+        <w:rPr>
+          <w:i/>
+        </w:rPr>
+      </w:r>
+      <w:r>
+        <w:t>H2:</w:t>
+      </w:r>
+      <w:r>
+        <w:rPr>
+          <w:i/>
+        </w:rPr>
+      </w:r>
+      <w:r>
+        <w:t xml:space="preserve"> The federated GNN achieves F1 within 2% of the centralised GNN, demonstrating that privacy-preserving training does not substantially degrade detection performance.</w:t>
+      </w:r>
+    </w:p>
+    <w:p>
+      <w:r>
+        <w:t xml:space="preserve">- </w:t>
+      </w:r>
+      <w:r>
+        <w:rPr>
+          <w:i/>
+        </w:rPr>
+      </w:r>
+      <w:r>
+        <w:t>H3:</w:t>
+      </w:r>
+      <w:r>
+        <w:rPr>
+          <w:i/>
+        </w:rPr>
+      </w:r>
+      <w:r>
+        <w:t xml:space="preserve"> Integrated Gradients and GAT attention weights produce feature attributions and flow-level explanations that identify attack-relevant features (such as TCP flags and protocol indicators) in generated SIEM alerts.</w:t>
       </w:r>
     </w:p>
     <w:p>
@@ -308,12 +908,52 @@
         <w:pStyle w:val="Heading2"/>
       </w:pPr>
       <w:r>
-        <w:t>2.2 Dataset and Data Handling</w:t>
+        <w:t>2.2 Dataset and Preprocessing</w:t>
       </w:r>
     </w:p>
     <w:p>
       <w:r>
-        <w:t>I use the CICIoT2023 dataset (Pinto et al., 2023). A manageable subset is chosen for the 45-day project. Data is split into fixed train, validation and test sets with no overlap. Preprocessing includes handling missing values, normalising features with StandardScaler, and binary labels (benign = 0, attack = 1). The dataset is heavily imbalanced at flow level. So for graph building I use stratified windowing: benign and attack flows are split into two pools, windows are built from each pool (with overlapping stride for the minority class), and the graphs are balanced and shuffled. Consecutive windows form a sequence of graphs for the GRU. The graph is built with kNN: each flow is a node with the flow-level features, and edges connect each flow to its k nearest neighbours in feature space (Euclidean distance). All settings are recorded in the project configuration file so that the work can be repeated.</w:t>
+        <w:t>The CICIoT2023 dataset (Pinto et al., 2023) contains flow-level records with 46 numeric features and labels covering benign traffic plus 34 attack categories spanning DDoS, DoS, reconnaissance, brute force, and spoofing. The dataset is pre-split into training, test, and validation CSV files totalling approximately 1.6 GB for training.</w:t>
+      </w:r>
+    </w:p>
+    <w:p>
+      <w:r>
+        <w:rPr>
+          <w:i/>
+        </w:rPr>
+      </w:r>
+      <w:r>
+        <w:t>Preprocessing steps:</w:t>
+      </w:r>
+      <w:r>
+        <w:rPr>
+          <w:i/>
+        </w:rPr>
+      </w:r>
+    </w:p>
+    <w:p>
+      <w:r>
+        <w:t>1. Load raw CSVs and remove any rows with missing or infinite values.</w:t>
+      </w:r>
+    </w:p>
+    <w:p>
+      <w:r>
+        <w:t>2. Map the 35 original labels to binary classes: 0 (Benign) and 1 (Attack).</w:t>
+      </w:r>
+    </w:p>
+    <w:p>
+      <w:r>
+        <w:t>3. Apply StandardScaler (fitted on training data only) to normalise all 46 features to zero mean and unit variance; save the fitted scaler for consistent transformation of validation and test sets.</w:t>
+      </w:r>
+    </w:p>
+    <w:p>
+      <w:r>
+        <w:t>4. Export normalised data as Parquet files for efficient subsequent loading.</w:t>
+      </w:r>
+    </w:p>
+    <w:p>
+      <w:r>
+        <w:t>Binary classification was chosen to simplify the prototype scope while still testing the core detection capability. The binary formulation is also more representative of the primary SOC question—"Is this traffic malicious?"—before deeper categorisation. Multi-class extension is identified as future work.</w:t>
       </w:r>
     </w:p>
     <w:p>
@@ -321,12 +961,17 @@
         <w:pStyle w:val="Heading2"/>
       </w:pPr>
       <w:r>
-        <w:t>2.3 Models</w:t>
+        <w:t>2.3 Graph Construction and Design Decisions</w:t>
       </w:r>
     </w:p>
     <w:p>
       <w:r>
-        <w:t xml:space="preserve">Three models are used. </w:t>
+        <w:t>Because the public CICIoT2023 dataset does not contain device identifiers or IP addresses, a device-topology graph cannot be constructed. Instead, following the attribute-similarity approach validated by Ngo et al. (2025) and Basak et al. (2025), graphs are built using feature-space proximity:</w:t>
+      </w:r>
+    </w:p>
+    <w:p>
+      <w:r>
+        <w:t xml:space="preserve">- </w:t>
       </w:r>
       <w:r>
         <w:rPr>
@@ -334,7 +979,7 @@
         </w:rPr>
       </w:r>
       <w:r>
-        <w:t>Random Forest</w:t>
+        <w:t>Nodes:</w:t>
       </w:r>
       <w:r>
         <w:rPr>
@@ -342,7 +987,12 @@
         </w:rPr>
       </w:r>
       <w:r>
-        <w:t xml:space="preserve"> and </w:t>
+        <w:t xml:space="preserve"> Each flow record becomes a node with its 46 normalised features as the node feature vector.</w:t>
+      </w:r>
+    </w:p>
+    <w:p>
+      <w:r>
+        <w:t xml:space="preserve">- </w:t>
       </w:r>
       <w:r>
         <w:rPr>
@@ -350,7 +1000,7 @@
         </w:rPr>
       </w:r>
       <w:r>
-        <w:t>MLP</w:t>
+        <w:t>Edges:</w:t>
       </w:r>
       <w:r>
         <w:rPr>
@@ -358,7 +1008,12 @@
         </w:rPr>
       </w:r>
       <w:r>
-        <w:t xml:space="preserve"> work on flat (tabular) features. The </w:t>
+        <w:t xml:space="preserve"> k-nearest neighbours (kNN) in Euclidean feature space, with k=5, following Ngo et al. (2025) who validated this value as balancing graph connectivity with computational cost.</w:t>
+      </w:r>
+    </w:p>
+    <w:p>
+      <w:r>
+        <w:t xml:space="preserve">- </w:t>
       </w:r>
       <w:r>
         <w:rPr>
@@ -366,7 +1021,7 @@
         </w:rPr>
       </w:r>
       <w:r>
-        <w:t>dynamic GNN</w:t>
+        <w:t>Windows:</w:t>
       </w:r>
       <w:r>
         <w:rPr>
@@ -374,17 +1029,20 @@
         </w:rPr>
       </w:r>
       <w:r>
-        <w:t xml:space="preserve"> uses GAT layers on each graph and a GRU over the sequence of graph embeddings, then a classifier. The same GNN architecture is used for both centralised and federated training so that performance can be compared fairly.</w:t>
+        <w:t xml:space="preserve"> 50 flows per window, chosen to balance sufficient graph density for meaningful message-passing with computational feasibility on CPU. Each window produces one PyTorch Geometric graph object.</w:t>
       </w:r>
     </w:p>
     <w:p>
+      <w:r>
+        <w:t xml:space="preserve">- </w:t>
+      </w:r>
       <w:r>
         <w:rPr>
           <w:i/>
         </w:rPr>
       </w:r>
       <w:r>
-        <w:t>Design justification.</w:t>
+        <w:t>Sequences:</w:t>
       </w:r>
       <w:r>
         <w:rPr>
@@ -392,7 +1050,127 @@
         </w:rPr>
       </w:r>
       <w:r>
-        <w:t xml:space="preserve"> The graph parameters are chosen to balance expressiveness and computational cost. A window size of 50 flows per graph allows enough structure for the GNN while keeping sequences manageable; Ngo et al. (2025) use similar windowing for attribute-based graphs. k=5 for kNN ensures each node has local neighbours without excessive connectivity. A sequence length of 5 windows gives the GRU sufficient temporal context for attack patterns. The Dirichlet alpha=0.5 for federated splits creates moderate non-IID (Albanbay et al., 2025 use similar settings); lower alpha would skew more severely. Binary classification (benign vs attack) is used because the project focuses on detection for SOC triage rather than fine-grained attack classification; multi-class labels could be added in future work.</w:t>
+        <w:t xml:space="preserve"> 5 consecutive windows per sample, fed sequentially to the GRU to capture temporal evolution of network behaviour across 250 flows.</w:t>
+      </w:r>
+    </w:p>
+    <w:p>
+      <w:r>
+        <w:t xml:space="preserve">- </w:t>
+      </w:r>
+      <w:r>
+        <w:rPr>
+          <w:i/>
+        </w:rPr>
+      </w:r>
+      <w:r>
+        <w:t>Stratified windowing:</w:t>
+      </w:r>
+      <w:r>
+        <w:rPr>
+          <w:i/>
+        </w:rPr>
+      </w:r>
+      <w:r>
+        <w:t xml:space="preserve"> To address class imbalance (approximately 97.8% attack, 2.2% benign at flow level), benign and attack flows are separated into pools; windows are built from each pool independently with minority_stride=25 for augmentation; sequences are balanced and shuffled before training.</w:t>
+      </w:r>
+    </w:p>
+    <w:p>
+      <w:r>
+        <w:rPr>
+          <w:i/>
+        </w:rPr>
+      </w:r>
+      <w:r>
+        <w:t>Justification of key parameters:</w:t>
+      </w:r>
+      <w:r>
+        <w:rPr>
+          <w:i/>
+        </w:rPr>
+      </w:r>
+    </w:p>
+    <w:p>
+      <w:r>
+        <w:t xml:space="preserve">- </w:t>
+      </w:r>
+      <w:r>
+        <w:rPr>
+          <w:i/>
+        </w:rPr>
+      </w:r>
+      <w:r>
+        <w:t>k=5:</w:t>
+      </w:r>
+      <w:r>
+        <w:rPr>
+          <w:i/>
+        </w:rPr>
+      </w:r>
+      <w:r>
+        <w:t xml:space="preserve"> Validated by Ngo et al. (2025); higher k values increase computation quadratically while providing diminishing returns in neighbourhood information.</w:t>
+      </w:r>
+    </w:p>
+    <w:p>
+      <w:r>
+        <w:t xml:space="preserve">- </w:t>
+      </w:r>
+      <w:r>
+        <w:rPr>
+          <w:i/>
+        </w:rPr>
+      </w:r>
+      <w:r>
+        <w:t>window_size=50:</w:t>
+      </w:r>
+      <w:r>
+        <w:rPr>
+          <w:i/>
+        </w:rPr>
+      </w:r>
+      <w:r>
+        <w:t xml:space="preserve"> Provides 50 nodes per graph—large enough for the 2-layer GAT to learn meaningful neighbourhood representations, small enough for sub-second CPU inference.</w:t>
+      </w:r>
+    </w:p>
+    <w:p>
+      <w:r>
+        <w:t xml:space="preserve">- </w:t>
+      </w:r>
+      <w:r>
+        <w:rPr>
+          <w:i/>
+        </w:rPr>
+      </w:r>
+      <w:r>
+        <w:t>sequence_length=5:</w:t>
+      </w:r>
+      <w:r>
+        <w:rPr>
+          <w:i/>
+        </w:rPr>
+      </w:r>
+      <w:r>
+        <w:t xml:space="preserve"> Captures temporal context across 250 flows; longer sequences increase GRU memory requirements disproportionately for a CPU-based prototype.</w:t>
+      </w:r>
+    </w:p>
+    <w:p>
+      <w:r>
+        <w:t xml:space="preserve">- </w:t>
+      </w:r>
+      <w:r>
+        <w:rPr>
+          <w:i/>
+        </w:rPr>
+      </w:r>
+      <w:r>
+        <w:t>minority_stride=25:</w:t>
+      </w:r>
+      <w:r>
+        <w:rPr>
+          <w:i/>
+        </w:rPr>
+      </w:r>
+      <w:r>
+        <w:t xml:space="preserve"> 50% overlap for benign windows creates approximately 2× augmentation, partially offsetting the extreme class imbalance without excessive duplication.</w:t>
       </w:r>
     </w:p>
     <w:p>
@@ -400,22 +1178,25 @@
         <w:pStyle w:val="Heading2"/>
       </w:pPr>
       <w:r>
-        <w:t>2.4 Evaluation Metrics and Equations</w:t>
+        <w:t>2.4 Model Architectures</w:t>
       </w:r>
     </w:p>
     <w:p>
       <w:r>
-        <w:t>Performance is measured with standard classification metrics. The following equations are used in the project for evaluation.</w:t>
+        <w:t>Four models are trained and compared, representing increasing structural sophistication:</w:t>
       </w:r>
     </w:p>
     <w:p>
+      <w:r>
+        <w:t xml:space="preserve">- </w:t>
+      </w:r>
       <w:r>
         <w:rPr>
           <w:i/>
         </w:rPr>
       </w:r>
       <w:r>
-        <w:t>Precision</w:t>
+        <w:t>Random Forest (Baseline 1):</w:t>
       </w:r>
       <w:r>
         <w:rPr>
@@ -423,22 +1204,20 @@
         </w:rPr>
       </w:r>
       <w:r>
-        <w:t xml:space="preserve"> (Eq. 1) is the proportion of predicted positives that are truly positive:</w:t>
+        <w:t xml:space="preserve"> 200 decision trees with maximum depth 20, trained on flat 46-dimensional feature vectors. Selected as a strong non-neural baseline that is fast to train and resistant to overfitting. Each flow is classified independently.</w:t>
       </w:r>
     </w:p>
     <w:p>
       <w:r>
-        <w:t>\text{Precision} = \frac{TP}{TP + FP} \quad \text{(Eq. 1)}</w:t>
-      </w:r>
-    </w:p>
-    <w:p>
+        <w:t xml:space="preserve">- </w:t>
+      </w:r>
       <w:r>
         <w:rPr>
           <w:i/>
         </w:rPr>
       </w:r>
       <w:r>
-        <w:t>Recall</w:t>
+        <w:t>MLP (Baseline 2):</w:t>
       </w:r>
       <w:r>
         <w:rPr>
@@ -446,22 +1225,20 @@
         </w:rPr>
       </w:r>
       <w:r>
-        <w:t xml:space="preserve"> (Eq. 2) is the proportion of true positives that are correctly predicted:</w:t>
+        <w:t xml:space="preserve"> Three hidden layers (128, 64, 32 neurons) with ReLU activation and 20% dropout, trained on the same flat features. Selected to isolate the contribution of neural learning from graph structure—any GNN improvement over MLP demonstrates the value of relational modelling.</w:t>
       </w:r>
     </w:p>
     <w:p>
       <w:r>
-        <w:t>\text{Recall} = \frac{TP}{TP + FN} \quad \text{(Eq. 2)}</w:t>
-      </w:r>
-    </w:p>
-    <w:p>
+        <w:t xml:space="preserve">- </w:t>
+      </w:r>
       <w:r>
         <w:rPr>
           <w:i/>
         </w:rPr>
       </w:r>
       <w:r>
-        <w:t>F1-score</w:t>
+        <w:t>Centralised Dynamic GNN (Main Model):</w:t>
       </w:r>
       <w:r>
         <w:rPr>
@@ -469,22 +1246,20 @@
         </w:rPr>
       </w:r>
       <w:r>
-        <w:t xml:space="preserve"> (Eq. 3) combines precision and recall (harmonic mean):</w:t>
+        <w:t xml:space="preserve"> The core architecture comprises: (1) Two GAT convolutional layers (4 attention heads, hidden dimension 64) that learn neighbourhood-aware node representations through multi-head attention; (2) Global mean pooling that aggregates all node representations into a single graph-level embedding per window; (3) A GRU recurrent layer (hidden dimension 64) that processes the sequence of 5 graph embeddings to capture temporal dynamics; (4) A fully connected classifier that produces binary attack/benign probability.</w:t>
       </w:r>
     </w:p>
     <w:p>
       <w:r>
-        <w:t>\text{F1} = \frac{2 \times \text{Precision} \times \text{Recall}}{\text{Precision} + \text{Recall}} \quad \text{(Eq. 3)}</w:t>
-      </w:r>
-    </w:p>
-    <w:p>
+        <w:t xml:space="preserve">- </w:t>
+      </w:r>
       <w:r>
         <w:rPr>
           <w:i/>
         </w:rPr>
       </w:r>
       <w:r>
-        <w:t>False alarm rate (FAR)</w:t>
+        <w:t>Federated Dynamic GNN:</w:t>
       </w:r>
       <w:r>
         <w:rPr>
@@ -492,46 +1267,7 @@
         </w:rPr>
       </w:r>
       <w:r>
-        <w:t xml:space="preserve"> (Eq. 4) is the proportion of true benign samples wrongly classified as attack:</w:t>
-      </w:r>
-    </w:p>
-    <w:p>
-      <w:r>
-        <w:t>\text{FAR} = \frac{FP}{FP + TN} \quad \text{(Eq. 4)}</w:t>
-      </w:r>
-    </w:p>
-    <w:p>
-      <w:r>
-        <w:rPr>
-          <w:i/>
-        </w:rPr>
-      </w:r>
-      <w:r>
-        <w:t>ROC-AUC</w:t>
-      </w:r>
-      <w:r>
-        <w:rPr>
-          <w:i/>
-        </w:rPr>
-      </w:r>
-      <w:r>
-        <w:t xml:space="preserve"> is the area under the Receiver Operating Characteristic curve (plot of true positive rate versus false positive rate). A </w:t>
-      </w:r>
-      <w:r>
-        <w:rPr>
-          <w:i/>
-        </w:rPr>
-      </w:r>
-      <w:r>
-        <w:t>confusion matrix</w:t>
-      </w:r>
-      <w:r>
-        <w:rPr>
-          <w:i/>
-        </w:rPr>
-      </w:r>
-      <w:r>
-        <w:t xml:space="preserve"> reporting true positives (TP), false positives (FP), true negatives (TN) and false negatives (FN) is also used. These metrics are implemented in the project code and will be computed on the held-out test set. No test data is used during training or for hyperparameter choice; only the validation set is used for tuning.</w:t>
+        <w:t xml:space="preserve"> Identical architecture to the centralised GNN, but trained using FedAvg across 3 simulated clients with Dirichlet Non-IID data splitting (alpha=0.5) for 10 communication rounds with 2 local training epochs per round. Alpha=0.5 creates moderate heterogeneity—each client observes a different distribution of attack types, simulating realistic IoT deployment scenarios where different network segments face different threat profiles (Albanbay et al., 2025). Flower (Beutel et al., 2020) is used as the federated learning framework.</w:t>
       </w:r>
     </w:p>
     <w:p>
@@ -539,12 +1275,17 @@
         <w:pStyle w:val="Heading2"/>
       </w:pPr>
       <w:r>
-        <w:t>2.5 How Results Are Gathered</w:t>
+        <w:t>2.5 Data Gathering and Analysis</w:t>
       </w:r>
     </w:p>
     <w:p>
       <w:r>
-        <w:t>I run the full pipeline: preprocessing, graph building, training (centralised and federated), and evaluation. A fixed random seed is used so that runs can be repeated. For federated learning, the training set is split across three clients with a Dirichlet distribution to create non-IID splits. Flower runs FedAvg for a set number of rounds with a fixed number of local epochs per client. Explainability uses Integrated Gradients (Captum) on the last graph's node features and GAT attention weights to obtain top features and top flows. Alerts are output in ECS-like JSON. The FastAPI endpoint is used to measure CPU inference time. All metrics are logged to files; ROC curves and confusion matrix plots are generated and saved for use in the final report.</w:t>
+        <w:t>All experiments use the pre-defined CICIoT2023 train/validation/test splits to ensure comparability with published benchmarks. The validation set is used for hyperparameter selection and early stopping (patience=5 epochs); the test set is held out and used only for final evaluation. A fixed random seed ensures reproducibility across all experiments.</w:t>
+      </w:r>
+    </w:p>
+    <w:p>
+      <w:r>
+        <w:t>Class-weighted loss (automatically computed inversely proportional to class frequency) is applied during all neural model training to prevent the classifier from trivially predicting the majority class.</w:t>
       </w:r>
     </w:p>
     <w:p>
@@ -552,12 +1293,244 @@
         <w:pStyle w:val="Heading2"/>
       </w:pPr>
       <w:r>
-        <w:t>2.6 How Results Are Analysed and Interpreted</w:t>
+        <w:t>2.6 Evaluation Metrics</w:t>
       </w:r>
     </w:p>
     <w:p>
       <w:r>
-        <w:t>Sub-question 1 (graph versus baselines) will be answered by comparing the dynamic GNN to Random Forest and MLP on the same test set using precision, recall, F1, ROC-AUC and false alarm rate. Sub-question 2 (federated versus centralised) will be answered by comparing the final federated model to the centralised model and by reporting convergence per round and communication cost. Sub-question 3 (usefulness of explanations) will be answered by producing example alerts with full explanations and discussing whether the top features and flows would help a SOC analyst. No formal user study is planned; the discussion will be based on the clarity and usefulness of the explanations.</w:t>
+        <w:t>Performance is evaluated using the following metrics, chosen for their relevance to SOC operations:</w:t>
+      </w:r>
+    </w:p>
+    <w:p>
+      <w:r>
+        <w:rPr>
+          <w:i/>
+        </w:rPr>
+      </w:r>
+      <w:r>
+        <w:t>Precision</w:t>
+      </w:r>
+      <w:r>
+        <w:rPr>
+          <w:i/>
+        </w:rPr>
+      </w:r>
+      <w:r>
+        <w:t xml:space="preserve"> (Eq. 1):</w:t>
+      </w:r>
+    </w:p>
+    <w:p>
+      <w:pPr>
+        <w:spacing w:before="120" w:after="120"/>
+        <w:jc w:val="center"/>
+      </w:pPr>
+      <w:r>
+        <w:rPr>
+          <w:rFonts w:ascii="Cambria Math" w:hAnsi="Cambria Math"/>
+          <w:i/>
+          <w:sz w:val="24"/>
+        </w:rPr>
+        <w:t>Precision = (TP) / (TP + FP)</w:t>
+      </w:r>
+    </w:p>
+    <w:p>
+      <w:r>
+        <w:rPr>
+          <w:i/>
+        </w:rPr>
+      </w:r>
+      <w:r>
+        <w:t>Recall</w:t>
+      </w:r>
+      <w:r>
+        <w:rPr>
+          <w:i/>
+        </w:rPr>
+      </w:r>
+      <w:r>
+        <w:t xml:space="preserve"> (Eq. 2):</w:t>
+      </w:r>
+    </w:p>
+    <w:p>
+      <w:pPr>
+        <w:spacing w:before="120" w:after="120"/>
+        <w:jc w:val="center"/>
+      </w:pPr>
+      <w:r>
+        <w:rPr>
+          <w:rFonts w:ascii="Cambria Math" w:hAnsi="Cambria Math"/>
+          <w:i/>
+          <w:sz w:val="24"/>
+        </w:rPr>
+        <w:t>Recall = (TP) / (TP + FN)</w:t>
+      </w:r>
+    </w:p>
+    <w:p>
+      <w:r>
+        <w:rPr>
+          <w:i/>
+        </w:rPr>
+      </w:r>
+      <w:r>
+        <w:t>F1-score</w:t>
+      </w:r>
+      <w:r>
+        <w:rPr>
+          <w:i/>
+        </w:rPr>
+      </w:r>
+      <w:r>
+        <w:t xml:space="preserve"> (Eq. 3):</w:t>
+      </w:r>
+    </w:p>
+    <w:p>
+      <w:pPr>
+        <w:spacing w:before="120" w:after="120"/>
+        <w:jc w:val="center"/>
+      </w:pPr>
+      <w:r>
+        <w:rPr>
+          <w:rFonts w:ascii="Cambria Math" w:hAnsi="Cambria Math"/>
+          <w:i/>
+          <w:sz w:val="24"/>
+        </w:rPr>
+        <w:t>F₁ = (2 \times (Precision \times Recall)) / (Precision + Recall)</w:t>
+      </w:r>
+    </w:p>
+    <w:p>
+      <w:r>
+        <w:rPr>
+          <w:i/>
+        </w:rPr>
+      </w:r>
+      <w:r>
+        <w:t>False Alarm Rate (FAR)</w:t>
+      </w:r>
+      <w:r>
+        <w:rPr>
+          <w:i/>
+        </w:rPr>
+      </w:r>
+      <w:r>
+        <w:t xml:space="preserve"> (Eq. 4):</w:t>
+      </w:r>
+    </w:p>
+    <w:p>
+      <w:pPr>
+        <w:spacing w:before="120" w:after="120"/>
+        <w:jc w:val="center"/>
+      </w:pPr>
+      <w:r>
+        <w:rPr>
+          <w:rFonts w:ascii="Cambria Math" w:hAnsi="Cambria Math"/>
+          <w:i/>
+          <w:sz w:val="24"/>
+        </w:rPr>
+        <w:t>FAR = (FP) / (FP + TN)</w:t>
+      </w:r>
+    </w:p>
+    <w:p>
+      <w:r>
+        <w:rPr>
+          <w:i/>
+        </w:rPr>
+      </w:r>
+      <w:r>
+        <w:t>Additionally:</w:t>
+      </w:r>
+      <w:r>
+        <w:rPr>
+          <w:i/>
+        </w:rPr>
+      </w:r>
+    </w:p>
+    <w:p>
+      <w:r>
+        <w:t xml:space="preserve">- </w:t>
+      </w:r>
+      <w:r>
+        <w:rPr>
+          <w:i/>
+        </w:rPr>
+      </w:r>
+      <w:r>
+        <w:t>ROC-AUC:</w:t>
+      </w:r>
+      <w:r>
+        <w:rPr>
+          <w:i/>
+        </w:rPr>
+      </w:r>
+      <w:r>
+        <w:t xml:space="preserve"> Area under the Receiver Operating Characteristic curve, measuring discrimination ability across all classification thresholds.</w:t>
+      </w:r>
+    </w:p>
+    <w:p>
+      <w:r>
+        <w:t xml:space="preserve">- </w:t>
+      </w:r>
+      <w:r>
+        <w:rPr>
+          <w:i/>
+        </w:rPr>
+      </w:r>
+      <w:r>
+        <w:t>Confusion matrix:</w:t>
+      </w:r>
+      <w:r>
+        <w:rPr>
+          <w:i/>
+        </w:rPr>
+      </w:r>
+      <w:r>
+        <w:t xml:space="preserve"> Visual breakdown of TP, TN, FP, FN counts.</w:t>
+      </w:r>
+    </w:p>
+    <w:p>
+      <w:r>
+        <w:t xml:space="preserve">- </w:t>
+      </w:r>
+      <w:r>
+        <w:rPr>
+          <w:i/>
+        </w:rPr>
+      </w:r>
+      <w:r>
+        <w:t>CPU inference time:</w:t>
+      </w:r>
+      <w:r>
+        <w:rPr>
+          <w:i/>
+        </w:rPr>
+      </w:r>
+      <w:r>
+        <w:t xml:space="preserve"> Milliseconds per sample, measured on CPU to validate edge deployment feasibility.</w:t>
+      </w:r>
+    </w:p>
+    <w:p>
+      <w:r>
+        <w:t xml:space="preserve">- </w:t>
+      </w:r>
+      <w:r>
+        <w:rPr>
+          <w:i/>
+        </w:rPr>
+      </w:r>
+      <w:r>
+        <w:t>Communication cost:</w:t>
+      </w:r>
+      <w:r>
+        <w:rPr>
+          <w:i/>
+        </w:rPr>
+      </w:r>
+      <w:r>
+        <w:t xml:space="preserve"> Total bytes transmitted between clients and server during federated training (number of parameters × 4 bytes × 2 directions × rounds × clients).</w:t>
+      </w:r>
+    </w:p>
+    <w:p>
+      <w:r>
+        <w:t>False alarm rate is particularly critical for SOC deployment: a system with high recall but high FAR will overwhelm analysts with false positives, negating the operational benefit.</w:t>
       </w:r>
     </w:p>
     <w:p>
@@ -565,137 +1538,129 @@
         <w:pStyle w:val="Heading2"/>
       </w:pPr>
       <w:r>
-        <w:t>2.7 How Data Will Be Presented to Prove Rigour</w:t>
+        <w:t>2.7 Explainability and SIEM Integration</w:t>
       </w:r>
     </w:p>
     <w:p>
       <w:r>
-        <w:t>I will present the data I have collected in a way that proves the rigour of the process of my research and my interpretation of the results. (1) A results table will show precision, recall, F1, ROC-AUC, false alarm rate (and where relevant false positives) and inference time for each model (Random Forest, MLP, centralised GNN, federated GNN). (2) Confusion matrices and ROC curves for the main models will be included as figures. (3) Federated learning convergence (e.g. F1 and AUC per round) and communication cost will be reported. (4) CPU inference times will be given so that edge deployment can be assessed. (5) Example alerts with explanations will be shown and discussed. All design choices (dataset subset, graph parameters, hyperparameters) are recorded in the project configuration so that the work can be replicated. The test set is used only for final reporting. Limitations will be stated clearly so that the reader can judge the reliability and significance of the results. Figure 1 below describes the high-level research design and flow from data to evaluation; detailed result figures (e.g. ROC curves, confusion matrices) will be included in the final report once the experiments are complete.</w:t>
+        <w:t>Explainability is implemented through two complementary mechanisms:</w:t>
       </w:r>
     </w:p>
     <w:p>
+      <w:r>
+        <w:t xml:space="preserve">1. </w:t>
+      </w:r>
       <w:r>
         <w:rPr>
           <w:i/>
         </w:rPr>
       </w:r>
       <w:r>
-        <w:t>Figure 1. Research pipeline flowchart.</w:t>
+        <w:t>Integrated Gradients (Captum):</w:t>
       </w:r>
       <w:r>
         <w:rPr>
           <w:i/>
         </w:rPr>
       </w:r>
+      <w:r>
+        <w:t xml:space="preserve"> For each flagged flow, feature attributions are computed by accumulating gradients along a path from a zero-valued baseline to the actual input. The top-5 contributing features are extracted and included in the alert.</w:t>
+      </w:r>
     </w:p>
     <w:p>
       <w:r>
-        <w:t>```mermaid</w:t>
+        <w:t xml:space="preserve">2. </w:t>
+      </w:r>
+      <w:r>
+        <w:rPr>
+          <w:i/>
+        </w:rPr>
+      </w:r>
+      <w:r>
+        <w:t>GAT attention weights:</w:t>
+      </w:r>
+      <w:r>
+        <w:rPr>
+          <w:i/>
+        </w:rPr>
+      </w:r>
+      <w:r>
+        <w:t xml:space="preserve"> The learned attention coefficients from the final GAT layer identify which neighbouring flows in the graph most influenced the classification, providing structural context.</w:t>
       </w:r>
     </w:p>
     <w:p>
       <w:r>
-        <w:t>flowchart LR</w:t>
+        <w:t>Alerts are formatted as ECS (Elastic Common Schema) JSON objects and served via a FastAPI endpoint (POST /score). Each alert includes: timestamp, alert severity, detection score, classification label, top contributing features with attribution scores, and top influential neighbouring flows. This format is directly ingestible by standard SIEM platforms (Elastic Security, Splunk).</w:t>
+      </w:r>
+    </w:p>
+    <w:p>
+      <w:r>
+        <w:t>Figure 1 illustrates the complete research pipeline from raw data to SIEM alert generation.</w:t>
+      </w:r>
+    </w:p>
+    <w:p>
+      <w:r>
+        <w:rPr>
+          <w:i/>
+        </w:rPr>
+      </w:r>
+      <w:r>
+        <w:t>Figure 1: Research Pipeline</w:t>
+      </w:r>
+      <w:r>
+        <w:rPr>
+          <w:i/>
+        </w:rPr>
       </w:r>
     </w:p>
     <w:p>
       <w:pPr>
-        <w:ind w:left="480"/>
+        <w:jc w:val="center"/>
       </w:pPr>
       <w:r>
-        <w:rPr>
-          <w:rFonts w:ascii="Consolas" w:hAnsi="Consolas"/>
-          <w:sz w:val="20"/>
-        </w:rPr>
-        <w:t>A[CICIoT2023] --&gt; B[Preprocessing: StandardScaler]</w:t>
+        <w:drawing>
+          <wp:inline xmlns:a="http://schemas.openxmlformats.org/drawingml/2006/main" xmlns:pic="http://schemas.openxmlformats.org/drawingml/2006/picture">
+            <wp:extent cx="5486400" cy="6864892"/>
+            <wp:docPr id="1" name="Picture 1"/>
+            <wp:cNvGraphicFramePr>
+              <a:graphicFrameLocks noChangeAspect="1"/>
+            </wp:cNvGraphicFramePr>
+            <a:graphic>
+              <a:graphicData uri="http://schemas.openxmlformats.org/drawingml/2006/picture">
+                <pic:pic>
+                  <pic:nvPicPr>
+                    <pic:cNvPr id="0" name="figure1_pipeline.png"/>
+                    <pic:cNvPicPr/>
+                  </pic:nvPicPr>
+                  <pic:blipFill>
+                    <a:blip r:embed="rId9"/>
+                    <a:stretch>
+                      <a:fillRect/>
+                    </a:stretch>
+                  </pic:blipFill>
+                  <pic:spPr>
+                    <a:xfrm>
+                      <a:off x="0" y="0"/>
+                      <a:ext cx="5486400" cy="6864892"/>
+                    </a:xfrm>
+                    <a:prstGeom prst="rect"/>
+                  </pic:spPr>
+                </pic:pic>
+              </a:graphicData>
+            </a:graphic>
+          </wp:inline>
+        </w:drawing>
       </w:r>
     </w:p>
     <w:p>
       <w:pPr>
-        <w:ind w:left="480"/>
+        <w:jc w:val="center"/>
       </w:pPr>
-      <w:r>
-        <w:rPr>
-          <w:rFonts w:ascii="Consolas" w:hAnsi="Consolas"/>
-          <w:sz w:val="20"/>
-        </w:rPr>
-        <w:t>B --&gt; C[kNN Graph: 50 flows/window, k=5]</w:t>
-      </w:r>
-    </w:p>
-    <w:p>
-      <w:pPr>
-        <w:ind w:left="480"/>
-      </w:pPr>
-      <w:r>
-        <w:rPr>
-          <w:rFonts w:ascii="Consolas" w:hAnsi="Consolas"/>
-          <w:sz w:val="20"/>
-        </w:rPr>
-        <w:t>C --&gt; D[Sequence of 5 windows]</w:t>
-      </w:r>
-    </w:p>
-    <w:p>
-      <w:pPr>
-        <w:ind w:left="480"/>
-      </w:pPr>
-      <w:r>
-        <w:rPr>
-          <w:rFonts w:ascii="Consolas" w:hAnsi="Consolas"/>
-          <w:sz w:val="20"/>
-        </w:rPr>
-        <w:t>D --&gt; E[Model Training: RF, MLP, Central GNN, Federated GNN]</w:t>
-      </w:r>
-    </w:p>
-    <w:p>
-      <w:pPr>
-        <w:ind w:left="480"/>
-      </w:pPr>
-      <w:r>
-        <w:rPr>
-          <w:rFonts w:ascii="Consolas" w:hAnsi="Consolas"/>
-          <w:sz w:val="20"/>
-        </w:rPr>
-        <w:t>E --&gt; F[Explainability: Captum IG + GAT attention]</w:t>
-      </w:r>
-    </w:p>
-    <w:p>
-      <w:pPr>
-        <w:ind w:left="480"/>
-      </w:pPr>
-      <w:r>
-        <w:rPr>
-          <w:rFonts w:ascii="Consolas" w:hAnsi="Consolas"/>
-          <w:sz w:val="20"/>
-        </w:rPr>
-        <w:t>F --&gt; G[SIEM Alerts: ECS JSON via FastAPI]</w:t>
-      </w:r>
-    </w:p>
-    <w:p>
-      <w:pPr>
-        <w:ind w:left="480"/>
-      </w:pPr>
-      <w:r>
-        <w:rPr>
-          <w:rFonts w:ascii="Consolas" w:hAnsi="Consolas"/>
-          <w:sz w:val="20"/>
-        </w:rPr>
-        <w:t>G --&gt; H[Evaluation: Precision, Recall, F1, ROC-AUC, FAR]</w:t>
-      </w:r>
-    </w:p>
-    <w:p>
-      <w:r>
-        <w:t>```</w:t>
-      </w:r>
-    </w:p>
-    <w:p>
       <w:r>
         <w:rPr>
           <w:i/>
         </w:rPr>
-        <w:t>Figure 1.</w:t>
-      </w:r>
-      <w:r>
-        <w:t xml:space="preserve"> Research pipeline: CICIoT2023 flows are preprocessed (StandardScaler), converted to kNN graphs (50 flows/window, k=5), grouped into sequences of 5 windows, and fed to RF, MLP, central GNN, and federated GNN. Explainability (Captum IG and GAT attention) produces SIEM-style ECS JSON alerts via FastAPI. Evaluation uses Precision, Recall, F1, ROC-AUC, and FAR.</w:t>
+        <w:t>Figure 1: Research Pipeline - From Raw IoT Flow Data to Explainable SIEM Alerts</w:t>
       </w:r>
     </w:p>
     <w:p>
@@ -703,12 +1668,80 @@
         <w:pStyle w:val="Heading2"/>
       </w:pPr>
       <w:r>
-        <w:t>2.8 Academic Worth</w:t>
+        <w:t>2.8 Academic Worth and Verifiable Goal</w:t>
       </w:r>
     </w:p>
     <w:p>
       <w:r>
-        <w:t>The research methodology section of this interim report should be a full description of the academic worth of my project, which may only have been described in a brief overview in the project specification. The project has academic worth because it (1) addresses a gap in the literature by combining explainable dynamic GNN, federated learning and SIEM-style alerting in one prototype; (2) uses a public dataset and a defined evaluation plan so that results can be compared and reproduced; (3) tests specific, answerable questions (graph versus baselines, federated versus centralised, usefulness of explanations); and (4) will include limitations and critical reflection in the final report.</w:t>
+        <w:t>The academic contribution of this project is threefold:</w:t>
+      </w:r>
+    </w:p>
+    <w:p>
+      <w:r>
+        <w:t xml:space="preserve">1. </w:t>
+      </w:r>
+      <w:r>
+        <w:rPr>
+          <w:i/>
+        </w:rPr>
+      </w:r>
+      <w:r>
+        <w:t>Architectural novelty:</w:t>
+      </w:r>
+      <w:r>
+        <w:rPr>
+          <w:i/>
+        </w:rPr>
+      </w:r>
+      <w:r>
+        <w:t xml:space="preserve"> It is the first prototype, to the author's knowledge, that combines a dynamic GNN (GAT+GRU) with federated learning, dual explainability, and SIEM integration in a single system evaluated on CICIoT2023 (Table 1, Section 1.6).</w:t>
+      </w:r>
+    </w:p>
+    <w:p>
+      <w:r>
+        <w:t xml:space="preserve">2. </w:t>
+      </w:r>
+      <w:r>
+        <w:rPr>
+          <w:i/>
+        </w:rPr>
+      </w:r>
+      <w:r>
+        <w:t>Empirical evidence:</w:t>
+      </w:r>
+      <w:r>
+        <w:rPr>
+          <w:i/>
+        </w:rPr>
+      </w:r>
+      <w:r>
+        <w:t xml:space="preserve"> It provides controlled experimental comparison between flat models, centralised GNN, and federated GNN on the same dataset with identical preprocessing, directly testing whether graph structure and federated training add value.</w:t>
+      </w:r>
+    </w:p>
+    <w:p>
+      <w:r>
+        <w:t xml:space="preserve">3. </w:t>
+      </w:r>
+      <w:r>
+        <w:rPr>
+          <w:i/>
+        </w:rPr>
+      </w:r>
+      <w:r>
+        <w:t>Practical applicability:</w:t>
+      </w:r>
+      <w:r>
+        <w:rPr>
+          <w:i/>
+        </w:rPr>
+      </w:r>
+      <w:r>
+        <w:t xml:space="preserve"> It demonstrates that the complete pipeline—from flow ingestion to explained SIEM alert—runs on CPU within latency bounds acceptable for edge deployment, bridging the gap between research prototypes and operational SOC tools.</w:t>
+      </w:r>
+    </w:p>
+    <w:p>
+      <w:r>
+        <w:t>The research goal is verifiable: each hypothesis (H1–H3) maps to specific, measurable metrics that can be objectively evaluated on the held-out test set.</w:t>
       </w:r>
     </w:p>
     <w:p>
@@ -716,12 +1749,143 @@
         <w:pStyle w:val="Heading2"/>
       </w:pPr>
       <w:r>
-        <w:t>2.9 Critical Reflection (Anticipated for the Final Report)</w:t>
+        <w:t>2.9 Anticipated Critical Reflection</w:t>
       </w:r>
     </w:p>
     <w:p>
       <w:r>
-        <w:t>It is crucial that my final report contains a section on critical reflection of my work. In that section I will reflect on how well the research has been conducted, what errors I have made, and how reliable, accurate or significant my results are. In this interim report I highlight the following areas of my study that I anticipate including in that critical reflection: the choice of kNN graphs instead of device-based graphs (because the dataset has no device identifiers); the use of stratified windowing for class imbalance; the small number of federated clients and the lack of a formal user study for explainability; the trade-off between explainability coverage and speed (e.g. applying explanations only to selected alerts); and the reliability and significance of the results. I will incorporate feedback from this interim report into that section.</w:t>
+        <w:t>Several limitations are anticipated and will be critically discussed in the final dissertation:</w:t>
+      </w:r>
+    </w:p>
+    <w:p>
+      <w:r>
+        <w:t xml:space="preserve">- </w:t>
+      </w:r>
+      <w:r>
+        <w:rPr>
+          <w:i/>
+        </w:rPr>
+      </w:r>
+      <w:r>
+        <w:t>Dataset representativeness:</w:t>
+      </w:r>
+      <w:r>
+        <w:rPr>
+          <w:i/>
+        </w:rPr>
+      </w:r>
+      <w:r>
+        <w:t xml:space="preserve"> CICIoT2023, while recent and comprehensive, is generated in a controlled testbed. Results may not directly transfer to all production IoT environments with different device populations and traffic patterns.</w:t>
+      </w:r>
+    </w:p>
+    <w:p>
+      <w:r>
+        <w:t xml:space="preserve">- </w:t>
+      </w:r>
+      <w:r>
+        <w:rPr>
+          <w:i/>
+        </w:rPr>
+      </w:r>
+      <w:r>
+        <w:t>Graph construction validity:</w:t>
+      </w:r>
+      <w:r>
+        <w:rPr>
+          <w:i/>
+        </w:rPr>
+      </w:r>
+      <w:r>
+        <w:t xml:space="preserve"> kNN feature-similarity graphs are a proxy for true network topology. The assumption that flows similar in feature space are behaviourally related may not hold universally, particularly for encrypted traffic where feature distributions are less discriminative.</w:t>
+      </w:r>
+    </w:p>
+    <w:p>
+      <w:r>
+        <w:t xml:space="preserve">- </w:t>
+      </w:r>
+      <w:r>
+        <w:rPr>
+          <w:i/>
+        </w:rPr>
+      </w:r>
+      <w:r>
+        <w:t>Federated learning scale:</w:t>
+      </w:r>
+      <w:r>
+        <w:rPr>
+          <w:i/>
+        </w:rPr>
+      </w:r>
+      <w:r>
+        <w:t xml:space="preserve"> Three simulated clients on a single machine do not capture real-world communication latency, client dropout, or Byzantine failures. The moderate non-IID setting (alpha=0.5) represents only one point on the heterogeneity spectrum.</w:t>
+      </w:r>
+    </w:p>
+    <w:p>
+      <w:r>
+        <w:t xml:space="preserve">- </w:t>
+      </w:r>
+      <w:r>
+        <w:rPr>
+          <w:i/>
+        </w:rPr>
+      </w:r>
+      <w:r>
+        <w:t>Software-Defined IoT scope:</w:t>
+      </w:r>
+      <w:r>
+        <w:rPr>
+          <w:i/>
+        </w:rPr>
+      </w:r>
+      <w:r>
+        <w:t xml:space="preserve"> While the flow features used are consistent with SDN controller exports, the prototype does not integrate with an actual SDN controller or OpenFlow switch. The SDIoT framing provides architectural context rather than a demonstrated SDN deployment.</w:t>
+      </w:r>
+    </w:p>
+    <w:p>
+      <w:r>
+        <w:t xml:space="preserve">- </w:t>
+      </w:r>
+      <w:r>
+        <w:rPr>
+          <w:i/>
+        </w:rPr>
+      </w:r>
+      <w:r>
+        <w:t>Explainability validation:</w:t>
+      </w:r>
+      <w:r>
+        <w:rPr>
+          <w:i/>
+        </w:rPr>
+      </w:r>
+      <w:r>
+        <w:t xml:space="preserve"> Without a formal user study with SOC analysts, the claim that explanations "support" triage remains based on qualitative assessment of output format and feature relevance rather than measured analyst performance improvement.</w:t>
+      </w:r>
+    </w:p>
+    <w:p>
+      <w:r>
+        <w:t xml:space="preserve">- </w:t>
+      </w:r>
+      <w:r>
+        <w:rPr>
+          <w:i/>
+        </w:rPr>
+      </w:r>
+      <w:r>
+        <w:t>Prototype maturity:</w:t>
+      </w:r>
+      <w:r>
+        <w:rPr>
+          <w:i/>
+        </w:rPr>
+      </w:r>
+      <w:r>
+        <w:t xml:space="preserve"> The system is a research prototype, not a production SIEM. It lacks authentication, persistent storage, alert correlation, and the many features required for operational deployment.</w:t>
+      </w:r>
+    </w:p>
+    <w:p>
+      <w:r>
+        <w:t>These limitations define clear boundaries for the conclusions that can be drawn and identify specific directions for future work.</w:t>
       </w:r>
     </w:p>
     <w:p>
@@ -742,12 +1906,185 @@
         <w:pStyle w:val="Heading2"/>
       </w:pPr>
       <w:r>
-        <w:t>3.1 Current Status (Brief)</w:t>
+        <w:t>3.1 Current Status</w:t>
       </w:r>
     </w:p>
     <w:p>
       <w:r>
-        <w:t>At the halfway stage, the following is in place. The literature has been reviewed and the gap identified. The data pipeline (preprocessing, stratified windowing, kNN graph building, sequences) is implemented. Random Forest, MLP and the dynamic GNN are implemented; training and evaluation have been run. Federated learning (Flower, FedAvg, three clients, non-IID split) has been run and the global model evaluated. Explainability (Integrated Gradients and attention) is built in and attached to alerts. SIEM-style JSON alerts and the FastAPI endpoint are in place. The full pipeline runs from start to end. The project code is organised under the source package (data, models, federated, explain, siem, evaluation) and the main pipeline is in the scripts. No final result numbers are reported in this interim report; they will be collated and presented in the final report.</w:t>
+        <w:t>As of the interim submission date, the following components are complete:</w:t>
+      </w:r>
+    </w:p>
+    <w:p>
+      <w:r>
+        <w:t xml:space="preserve">- </w:t>
+      </w:r>
+      <w:r>
+        <w:rPr>
+          <w:i/>
+        </w:rPr>
+      </w:r>
+      <w:r>
+        <w:t>Data pipeline:</w:t>
+      </w:r>
+      <w:r>
+        <w:rPr>
+          <w:i/>
+        </w:rPr>
+      </w:r>
+      <w:r>
+        <w:t xml:space="preserve"> CICIoT2023 downloaded, preprocessed, normalised, and exported as Parquet files with fitted scaler saved.</w:t>
+      </w:r>
+    </w:p>
+    <w:p>
+      <w:r>
+        <w:t xml:space="preserve">- </w:t>
+      </w:r>
+      <w:r>
+        <w:rPr>
+          <w:i/>
+        </w:rPr>
+      </w:r>
+      <w:r>
+        <w:t>Graph construction:</w:t>
+      </w:r>
+      <w:r>
+        <w:rPr>
+          <w:i/>
+        </w:rPr>
+      </w:r>
+      <w:r>
+        <w:t xml:space="preserve"> kNN graph builder, stratified windowing, and sequence dataset implemented and tested.</w:t>
+      </w:r>
+    </w:p>
+    <w:p>
+      <w:r>
+        <w:t xml:space="preserve">- </w:t>
+      </w:r>
+      <w:r>
+        <w:rPr>
+          <w:i/>
+        </w:rPr>
+      </w:r>
+      <w:r>
+        <w:t>All four models:</w:t>
+      </w:r>
+      <w:r>
+        <w:rPr>
+          <w:i/>
+        </w:rPr>
+      </w:r>
+      <w:r>
+        <w:t xml:space="preserve"> Random Forest, MLP, centralised GNN, and federated GNN architectures implemented.</w:t>
+      </w:r>
+    </w:p>
+    <w:p>
+      <w:r>
+        <w:t xml:space="preserve">- </w:t>
+      </w:r>
+      <w:r>
+        <w:rPr>
+          <w:i/>
+        </w:rPr>
+      </w:r>
+      <w:r>
+        <w:t>Training infrastructure:</w:t>
+      </w:r>
+      <w:r>
+        <w:rPr>
+          <w:i/>
+        </w:rPr>
+      </w:r>
+      <w:r>
+        <w:t xml:space="preserve"> Training loops with early stopping, class-weighted loss, and metric logging operational.</w:t>
+      </w:r>
+    </w:p>
+    <w:p>
+      <w:r>
+        <w:t xml:space="preserve">- </w:t>
+      </w:r>
+      <w:r>
+        <w:rPr>
+          <w:i/>
+        </w:rPr>
+      </w:r>
+      <w:r>
+        <w:t>Federated learning:</w:t>
+      </w:r>
+      <w:r>
+        <w:rPr>
+          <w:i/>
+        </w:rPr>
+      </w:r>
+      <w:r>
+        <w:t xml:space="preserve"> Flower server and client scripts implemented; Dirichlet non-IID splitting functional; 10-round simulation completed.</w:t>
+      </w:r>
+    </w:p>
+    <w:p>
+      <w:r>
+        <w:t xml:space="preserve">- </w:t>
+      </w:r>
+      <w:r>
+        <w:rPr>
+          <w:i/>
+        </w:rPr>
+      </w:r>
+      <w:r>
+        <w:t>Explainability:</w:t>
+      </w:r>
+      <w:r>
+        <w:rPr>
+          <w:i/>
+        </w:rPr>
+      </w:r>
+      <w:r>
+        <w:t xml:space="preserve"> Captum Integrated Gradients and GAT attention extraction implemented.</w:t>
+      </w:r>
+    </w:p>
+    <w:p>
+      <w:r>
+        <w:t xml:space="preserve">- </w:t>
+      </w:r>
+      <w:r>
+        <w:rPr>
+          <w:i/>
+        </w:rPr>
+      </w:r>
+      <w:r>
+        <w:t>SIEM integration:</w:t>
+      </w:r>
+      <w:r>
+        <w:rPr>
+          <w:i/>
+        </w:rPr>
+      </w:r>
+      <w:r>
+        <w:t xml:space="preserve"> FastAPI endpoint producing ECS-formatted JSON alerts operational.</w:t>
+      </w:r>
+    </w:p>
+    <w:p>
+      <w:r>
+        <w:t xml:space="preserve">- </w:t>
+      </w:r>
+      <w:r>
+        <w:rPr>
+          <w:i/>
+        </w:rPr>
+      </w:r>
+      <w:r>
+        <w:t>Initial results:</w:t>
+      </w:r>
+      <w:r>
+        <w:rPr>
+          <w:i/>
+        </w:rPr>
+      </w:r>
+      <w:r>
+        <w:t xml:space="preserve"> All four models trained and evaluated on the test set; preliminary metrics collected.</w:t>
+      </w:r>
+    </w:p>
+    <w:p>
+      <w:r>
+        <w:t>The core engineering work is substantially complete. The remaining work focuses on rigorous evaluation, analysis, and dissertation writing.</w:t>
       </w:r>
     </w:p>
     <w:p>
@@ -755,52 +2092,7 @@
         <w:pStyle w:val="Heading2"/>
       </w:pPr>
       <w:r>
-        <w:t>3.2 How I Intend to Progress to Completion (In More Detail)</w:t>
-      </w:r>
-    </w:p>
-    <w:p>
-      <w:r>
-        <w:t>Table 1 gives a week-by-week plan from the current midpoint to final submission.</w:t>
-      </w:r>
-    </w:p>
-    <w:p>
-      <w:r>
-        <w:t>| Week | Tasks |</w:t>
-      </w:r>
-    </w:p>
-    <w:p>
-      <w:r>
-        <w:t>|------|-------|</w:t>
-      </w:r>
-    </w:p>
-    <w:p>
-      <w:r>
-        <w:t>| Week 1 | Run final experiments (centralised baselines, centralised GNN, federated GNN); collate metrics; generate ROC curves and confusion matrices |</w:t>
-      </w:r>
-    </w:p>
-    <w:p>
-      <w:r>
-        <w:t>| Week 2 | Sensitivity checks (if time); finalise code comments and README; begin writing results chapter |</w:t>
-      </w:r>
-    </w:p>
-    <w:p>
-      <w:r>
-        <w:t>| Week 3 | Complete results chapter; insert figures and tables; write discussion; link to research questions |</w:t>
-      </w:r>
-    </w:p>
-    <w:p>
-      <w:r>
-        <w:t>| Week 4 | Write conclusion; critical self-evaluation; incorporate interim report feedback |</w:t>
-      </w:r>
-    </w:p>
-    <w:p>
-      <w:r>
-        <w:t>| Week 5 | Finalise references (Harvard style); proofread; structure and word count check |</w:t>
-      </w:r>
-    </w:p>
-    <w:p>
-      <w:r>
-        <w:t>| Week 6 | Submission deadline; buffer for revisions and supervisor feedback |</w:t>
+        <w:t>3.2 Plan to Completion</w:t>
       </w:r>
     </w:p>
     <w:p>
@@ -808,38 +2100,471 @@
         <w:rPr>
           <w:i/>
         </w:rPr>
-        <w:t>Table 1.</w:t>
-      </w:r>
-      <w:r>
-        <w:t xml:space="preserve"> Completion timeline from midpoint to final submission.</w:t>
+      </w:r>
+      <w:r>
+        <w:t>Table 2: Completion Timeline</w:t>
+      </w:r>
+      <w:r>
+        <w:rPr>
+          <w:i/>
+        </w:rPr>
       </w:r>
     </w:p>
-    <w:p>
-      <w:r>
-        <w:t>I will ensure all experiments (centralised baselines, centralised GNN, federated GNN) are run with the final configuration and that all metrics and figures are up to date. I will collate the results into a results table and finalise ROC curves and confusion matrices. If time allows, I will run sensitivity checks (e.g. window size or k) to discuss how sensitive the results are. I will also ensure the code is well commented and that the README and setup instructions allow others to run the project.</w:t>
-      </w:r>
-    </w:p>
-    <w:p>
-      <w:r>
-        <w:t>Then I will focus on the dissertation. I will insert the final numeric results into the results section and add the results table, figures (ROC curves, confusion matrices, federated convergence) and example alerts as described in the methodology. I will write the discussion: interpret the results, link them to the research questions and the literature, and state strengths and limitations. The conclusion will summarise what was achieved and suggest future work (e.g. larger scale, real-world deployment, user study with SOC analysts). The critical self-evaluation will reflect on the process, what went well, what could be improved and what I learned, and will use feedback from this interim report. I will ensure all references are in Harvard style and that the structure and word count meet the marking criteria. The results will be analysed using the metrics and comparison design already defined; their worth will be evaluated by whether the main and sub-questions are answered and by an honest discussion of limitations. In this way the results I have collected will be analysed and their worth evaluated, and the findings will be used to develop and critique the approach and to make suggestions about future practice.</w:t>
-      </w:r>
-    </w:p>
+    <w:tbl>
+      <w:tblPr>
+        <w:tblStyle w:val="TableGrid"/>
+        <w:tblW w:type="auto" w:w="0"/>
+        <w:tblLook w:firstColumn="1" w:firstRow="1" w:lastColumn="0" w:lastRow="0" w:noHBand="0" w:noVBand="1" w:val="04A0"/>
+      </w:tblPr>
+      <w:tblGrid>
+        <w:gridCol w:w="2160"/>
+        <w:gridCol w:w="2160"/>
+        <w:gridCol w:w="2160"/>
+        <w:gridCol w:w="2160"/>
+      </w:tblGrid>
+      <w:tr>
+        <w:tc>
+          <w:tcPr>
+            <w:tcW w:type="dxa" w:w="2160"/>
+            <w:shd w:fill="D9D9D9"/>
+          </w:tcPr>
+          <w:p>
+            <w:r>
+              <w:rPr>
+                <w:b/>
+              </w:rPr>
+              <w:t>Week</w:t>
+            </w:r>
+          </w:p>
+        </w:tc>
+        <w:tc>
+          <w:tcPr>
+            <w:tcW w:type="dxa" w:w="2160"/>
+            <w:shd w:fill="D9D9D9"/>
+          </w:tcPr>
+          <w:p>
+            <w:r>
+              <w:rPr>
+                <w:b/>
+              </w:rPr>
+              <w:t>Dates (Approx.)</w:t>
+            </w:r>
+          </w:p>
+        </w:tc>
+        <w:tc>
+          <w:tcPr>
+            <w:tcW w:type="dxa" w:w="2160"/>
+            <w:shd w:fill="D9D9D9"/>
+          </w:tcPr>
+          <w:p>
+            <w:r>
+              <w:rPr>
+                <w:b/>
+              </w:rPr>
+              <w:t>Tasks</w:t>
+            </w:r>
+          </w:p>
+        </w:tc>
+        <w:tc>
+          <w:tcPr>
+            <w:tcW w:type="dxa" w:w="2160"/>
+            <w:shd w:fill="D9D9D9"/>
+          </w:tcPr>
+          <w:p>
+            <w:r>
+              <w:rPr>
+                <w:b/>
+              </w:rPr>
+              <w:t>Deliverables</w:t>
+            </w:r>
+          </w:p>
+        </w:tc>
+      </w:tr>
+      <w:tr>
+        <w:tc>
+          <w:tcPr>
+            <w:tcW w:type="dxa" w:w="2160"/>
+          </w:tcPr>
+          <w:p>
+            <w:r>
+              <w:t>5</w:t>
+            </w:r>
+          </w:p>
+        </w:tc>
+        <w:tc>
+          <w:tcPr>
+            <w:tcW w:type="dxa" w:w="2160"/>
+          </w:tcPr>
+          <w:p>
+            <w:r>
+              <w:t>Current week</w:t>
+            </w:r>
+          </w:p>
+        </w:tc>
+        <w:tc>
+          <w:tcPr>
+            <w:tcW w:type="dxa" w:w="2160"/>
+          </w:tcPr>
+          <w:p>
+            <w:r>
+              <w:t>Finalise all experiments; ensure reproducibility with fixed seeds; generate final metrics for all four models</w:t>
+            </w:r>
+          </w:p>
+        </w:tc>
+        <w:tc>
+          <w:tcPr>
+            <w:tcW w:type="dxa" w:w="2160"/>
+          </w:tcPr>
+          <w:p>
+            <w:r>
+              <w:t>Final metric tables, confusion matrices</w:t>
+            </w:r>
+          </w:p>
+        </w:tc>
+      </w:tr>
+      <w:tr>
+        <w:tc>
+          <w:tcPr>
+            <w:tcW w:type="dxa" w:w="2160"/>
+          </w:tcPr>
+          <w:p>
+            <w:r>
+              <w:t>5–6</w:t>
+            </w:r>
+          </w:p>
+        </w:tc>
+        <w:tc>
+          <w:tcPr>
+            <w:tcW w:type="dxa" w:w="2160"/>
+          </w:tcPr>
+          <w:p>
+            <w:r>
+              <w:t>+1 week</w:t>
+            </w:r>
+          </w:p>
+        </w:tc>
+        <w:tc>
+          <w:tcPr>
+            <w:tcW w:type="dxa" w:w="2160"/>
+          </w:tcPr>
+          <w:p>
+            <w:r>
+              <w:t>Generate all figures: confusion matrices, ROC curves, FL convergence plot (F1 vs. round), inference time comparison bar chart</w:t>
+            </w:r>
+          </w:p>
+        </w:tc>
+        <w:tc>
+          <w:tcPr>
+            <w:tcW w:type="dxa" w:w="2160"/>
+          </w:tcPr>
+          <w:p>
+            <w:r>
+              <w:t>All dissertation figures</w:t>
+            </w:r>
+          </w:p>
+        </w:tc>
+      </w:tr>
+      <w:tr>
+        <w:tc>
+          <w:tcPr>
+            <w:tcW w:type="dxa" w:w="2160"/>
+          </w:tcPr>
+          <w:p>
+            <w:r>
+              <w:t>6</w:t>
+            </w:r>
+          </w:p>
+        </w:tc>
+        <w:tc>
+          <w:tcPr>
+            <w:tcW w:type="dxa" w:w="2160"/>
+          </w:tcPr>
+          <w:p>
+            <w:r>
+              <w:t>+1.5 weeks</w:t>
+            </w:r>
+          </w:p>
+        </w:tc>
+        <w:tc>
+          <w:tcPr>
+            <w:tcW w:type="dxa" w:w="2160"/>
+          </w:tcPr>
+          <w:p>
+            <w:r>
+              <w:t>Conduct sensitivity analysis: vary k (3,5,7), window_size (25,50,100) if time permits; document results</w:t>
+            </w:r>
+          </w:p>
+        </w:tc>
+        <w:tc>
+          <w:tcPr>
+            <w:tcW w:type="dxa" w:w="2160"/>
+          </w:tcPr>
+          <w:p>
+            <w:r>
+              <w:t>Sensitivity analysis table (optional)</w:t>
+            </w:r>
+          </w:p>
+        </w:tc>
+      </w:tr>
+      <w:tr>
+        <w:tc>
+          <w:tcPr>
+            <w:tcW w:type="dxa" w:w="2160"/>
+          </w:tcPr>
+          <w:p>
+            <w:r>
+              <w:t>6–7</w:t>
+            </w:r>
+          </w:p>
+        </w:tc>
+        <w:tc>
+          <w:tcPr>
+            <w:tcW w:type="dxa" w:w="2160"/>
+          </w:tcPr>
+          <w:p>
+            <w:r>
+              <w:t>+2 weeks</w:t>
+            </w:r>
+          </w:p>
+        </w:tc>
+        <w:tc>
+          <w:tcPr>
+            <w:tcW w:type="dxa" w:w="2160"/>
+          </w:tcPr>
+          <w:p>
+            <w:r>
+              <w:t>Write Results chapter with all tables and figures; write Discussion chapter interpreting results against hypotheses H1–H3</w:t>
+            </w:r>
+          </w:p>
+        </w:tc>
+        <w:tc>
+          <w:tcPr>
+            <w:tcW w:type="dxa" w:w="2160"/>
+          </w:tcPr>
+          <w:p>
+            <w:r>
+              <w:t>Draft Results and Discussion chapters</w:t>
+            </w:r>
+          </w:p>
+        </w:tc>
+      </w:tr>
+      <w:tr>
+        <w:tc>
+          <w:tcPr>
+            <w:tcW w:type="dxa" w:w="2160"/>
+          </w:tcPr>
+          <w:p>
+            <w:r>
+              <w:t>7</w:t>
+            </w:r>
+          </w:p>
+        </w:tc>
+        <w:tc>
+          <w:tcPr>
+            <w:tcW w:type="dxa" w:w="2160"/>
+          </w:tcPr>
+          <w:p>
+            <w:r>
+              <w:t>+2.5 weeks</w:t>
+            </w:r>
+          </w:p>
+        </w:tc>
+        <w:tc>
+          <w:tcPr>
+            <w:tcW w:type="dxa" w:w="2160"/>
+          </w:tcPr>
+          <w:p>
+            <w:r>
+              <w:t>Write Conclusion and Critical Self-Evaluation; revisit literature review for any additional references prompted by results</w:t>
+            </w:r>
+          </w:p>
+        </w:tc>
+        <w:tc>
+          <w:tcPr>
+            <w:tcW w:type="dxa" w:w="2160"/>
+          </w:tcPr>
+          <w:p>
+            <w:r>
+              <w:t>Draft Conclusion chapter</w:t>
+            </w:r>
+          </w:p>
+        </w:tc>
+      </w:tr>
+      <w:tr>
+        <w:tc>
+          <w:tcPr>
+            <w:tcW w:type="dxa" w:w="2160"/>
+          </w:tcPr>
+          <w:p>
+            <w:r>
+              <w:t>7–8</w:t>
+            </w:r>
+          </w:p>
+        </w:tc>
+        <w:tc>
+          <w:tcPr>
+            <w:tcW w:type="dxa" w:w="2160"/>
+          </w:tcPr>
+          <w:p>
+            <w:r>
+              <w:t>+3 weeks</w:t>
+            </w:r>
+          </w:p>
+        </w:tc>
+        <w:tc>
+          <w:tcPr>
+            <w:tcW w:type="dxa" w:w="2160"/>
+          </w:tcPr>
+          <w:p>
+            <w:r>
+              <w:t>Incorporate interim report feedback from supervisor; integrate all chapters; polish references and formatting; proofread</w:t>
+            </w:r>
+          </w:p>
+        </w:tc>
+        <w:tc>
+          <w:tcPr>
+            <w:tcW w:type="dxa" w:w="2160"/>
+          </w:tcPr>
+          <w:p>
+            <w:r>
+              <w:t>Complete dissertation draft</w:t>
+            </w:r>
+          </w:p>
+        </w:tc>
+      </w:tr>
+      <w:tr>
+        <w:tc>
+          <w:tcPr>
+            <w:tcW w:type="dxa" w:w="2160"/>
+          </w:tcPr>
+          <w:p>
+            <w:r>
+              <w:t>8</w:t>
+            </w:r>
+          </w:p>
+        </w:tc>
+        <w:tc>
+          <w:tcPr>
+            <w:tcW w:type="dxa" w:w="2160"/>
+          </w:tcPr>
+          <w:p>
+            <w:r>
+              <w:t>Submission week</w:t>
+            </w:r>
+          </w:p>
+        </w:tc>
+        <w:tc>
+          <w:tcPr>
+            <w:tcW w:type="dxa" w:w="2160"/>
+          </w:tcPr>
+          <w:p>
+            <w:r>
+              <w:t>Final proofread; check word count; verify all figures render correctly; submit</w:t>
+            </w:r>
+          </w:p>
+        </w:tc>
+        <w:tc>
+          <w:tcPr>
+            <w:tcW w:type="dxa" w:w="2160"/>
+          </w:tcPr>
+          <w:p>
+            <w:r>
+              <w:t>Final dissertation submission</w:t>
+            </w:r>
+          </w:p>
+        </w:tc>
+      </w:tr>
+    </w:tbl>
     <w:p>
       <w:pPr>
         <w:pStyle w:val="Heading2"/>
       </w:pPr>
       <w:r>
-        <w:t>3.3 How I Will Proceed If the Results Are Deficient</w:t>
+        <w:t>3.3 Contingency Plans</w:t>
       </w:r>
     </w:p>
     <w:p>
       <w:r>
-        <w:t>Depending on the work already done, it is expedient to include some indication of how I will proceed if the results I collect are in some way deficient (e.g. if the benefits I expected from the technical development do not arise). I have considered the following. If the dynamic GNN does not outperform the baselines, I will report this honestly and discuss possible reasons (e.g. the data may be relatively easy for tabular models, or the graph design may need tuning). The comparison itself remains useful evidence. If federated learning shows a large drop in performance, I will report it, discuss causes (e.g. non-IID data, too few rounds) and, if time allows, try more rounds or a different split; otherwise I will note it as a limitation and for future work. If explainability is too slow in practice, I will describe the trade-off (e.g. using it only for some alerts) as a limitation. If the dataset subset is too small or not representative, I will state that as a limitation and note that the methodology and pipeline remain valid even if the results do not generalise. In all cases I will present the results objectively and discuss limitations rather than overstate the findings.</w:t>
+        <w:t xml:space="preserve">- </w:t>
+      </w:r>
+      <w:r>
+        <w:rPr>
+          <w:i/>
+        </w:rPr>
+      </w:r>
+      <w:r>
+        <w:t>Scenario 1: Results do not support H1 (GNN does not outperform baselines).</w:t>
+      </w:r>
+      <w:r>
+        <w:rPr>
+          <w:i/>
+        </w:rPr>
+      </w:r>
+      <w:r>
+        <w:t xml:space="preserve"> This is a valid finding. The discussion will analyse why flat models may suffice for this dataset (e.g., kNN graphs may not add information beyond what features already encode). The contribution shifts to empirical evidence about when graph structure does and does not help.</w:t>
       </w:r>
     </w:p>
     <w:p>
       <w:r>
-        <w:t>I plan to complete the remaining technical work within one to two weeks and then focus on writing. I will aim to have a full draft ready for my supervisor before the final submission deadline, with time to incorporate feedback from this interim report.</w:t>
+        <w:t xml:space="preserve">- </w:t>
+      </w:r>
+      <w:r>
+        <w:rPr>
+          <w:i/>
+        </w:rPr>
+      </w:r>
+      <w:r>
+        <w:t>Scenario 2: Federated GNN shows significant degradation (&gt;5% F1 drop).</w:t>
+      </w:r>
+      <w:r>
+        <w:rPr>
+          <w:i/>
+        </w:rPr>
+      </w:r>
+      <w:r>
+        <w:t xml:space="preserve"> The analysis will investigate whether non-IID heterogeneity or insufficient communication rounds caused the gap, with recommendations for techniques such as FedProx or increased rounds to mitigate the effect.</w:t>
+      </w:r>
+    </w:p>
+    <w:p>
+      <w:r>
+        <w:t xml:space="preserve">- </w:t>
+      </w:r>
+      <w:r>
+        <w:rPr>
+          <w:i/>
+        </w:rPr>
+      </w:r>
+      <w:r>
+        <w:t>Scenario 3: Explainability computation is too slow for real-time use.</w:t>
+      </w:r>
+      <w:r>
+        <w:rPr>
+          <w:i/>
+        </w:rPr>
+      </w:r>
+      <w:r>
+        <w:t xml:space="preserve"> Integrated Gradients will be applied to a representative subset of alerts (e.g., top 10% by confidence score) rather than all alerts, with the latency trade-off documented. The discussion will recommend approximation methods (e.g., gradient × input) for full-speed deployment.</w:t>
+      </w:r>
+    </w:p>
+    <w:p>
+      <w:r>
+        <w:t xml:space="preserve">- </w:t>
+      </w:r>
+      <w:r>
+        <w:rPr>
+          <w:i/>
+        </w:rPr>
+      </w:r>
+      <w:r>
+        <w:t>Scenario 4: Time overrun on writing.</w:t>
+      </w:r>
+      <w:r>
+        <w:rPr>
+          <w:i/>
+        </w:rPr>
+      </w:r>
+      <w:r>
+        <w:t xml:space="preserve"> The sensitivity analysis (Week 6) is designated as optional and will be dropped first. The core deliverable (four-model comparison with explanations and alerts) remains achievable within the remaining timeline.</w:t>
       </w:r>
     </w:p>
     <w:p>
@@ -852,87 +2577,97 @@
     </w:p>
     <w:p>
       <w:r>
-        <w:t>Alabbadi, A. and Bajaber, F. (2025) 'An intrusion detection system over the IoT data streams using eXplainable artificial intelligence (XAI)', *Sensors*, 25(3), p. 847.</w:t>
+        <w:t>Ahmad, Z., Shahid Khan, A., Wai Shiang, C., Abdullah, J. and Ahmad, F. (2021) 'Network intrusion detection system: A systematic study of machine learning and deep learning approaches', *Transactions on Emerging Telecommunications Technologies*, 32(1), pp. 1–29.</w:t>
       </w:r>
     </w:p>
     <w:p>
       <w:r>
-        <w:t>Albanbay, N., Tursynbek, Y., Graffi, K., Uskenbayeva, R., Kalpeyeva, Z., Abilkaiyr, Z. and Ayapov, Y. (2025) 'Federated learning-based intrusion detection in IoT networks: performance evaluation and data scaling study', *Journal of Sensor and Actuator Networks*, 14(4), p. 78.</w:t>
+        <w:t>Alahmadi, B.A., Axon, L., Martinovic, I. and Sherr, M. (2022) '99% False Positives: A Qualitative Study of SOC Analysts' Perspectives on Security Alarms', in *Proceedings of the 31st USENIX Security Symposium*. Boston, MA: USENIX Association, pp. 2783–2800.</w:t>
       </w:r>
     </w:p>
     <w:p>
       <w:r>
-        <w:t>Basak, M., Kim, D.-W., Han, M.-M. and Shin, G.-Y. (2025) 'X-GANet: an explainable graph-based framework for robust network intrusion detection', *Applied Sciences*, 15(9), p. 5002.</w:t>
+        <w:t>Alabbadi, A. and Bajaber, F. (2025) 'An intrusion detection system over the IoT data streams using eXplainable artificial intelligence (XAI)', *Sensors*, 25(3), p. 847.</w:t>
       </w:r>
     </w:p>
     <w:p>
       <w:r>
-        <w:t>Cuppens, F. and Miege, A. (2002) 'Alert correlation in a cooperative intrusion detection framework', in *Proceedings of the 2002 IEEE Symposium on Security and Privacy*, pp. 202-215.</w:t>
+        <w:t>Albanbay, N., Tursynbek, Y., Graffi, K., Uskenbayeva, R., Kalpeyeva, Z., Abilkaiyr, Z. and Ayapov, Y. (2025) 'Federated learning-based intrusion detection in IoT networks: performance evaluation and data scaling study', *Journal of Sensor and Actuator Networks*, 14(4), p. 78.</w:t>
       </w:r>
     </w:p>
     <w:p>
       <w:r>
-        <w:t>Kolias, C., Kambourakis, G., Stavrou, A. and Voas, J. (2017) 'DDoS in the IoT: Mirai and other botnets', *Computer*, 50(7), pp. 80-84.</w:t>
+        <w:t>Antonakakis, M., April, T., Bailey, M., Bernhard, M., Bursztein, E., Cochran, J., Durumeric, Z., Halderman, J.A., Invernizzi, L., Kallitsis, M., Kumar, D., Lever, C., Ma, Z., Mason, J., Menscher, D., Seaman, C., Sullivan, N., Thomas, K. and Zhou, Y. (2017) 'Understanding the Mirai Botnet', in *Proceedings of the 26th USENIX Security Symposium*. Vancouver, BC: USENIX Association, pp. 1093–1110.</w:t>
       </w:r>
     </w:p>
     <w:p>
       <w:r>
-        <w:t>Kokhlikyan, N., Miglani, V., Martin, M., Wang, E., Alsallakh, B., Reynolds, J., Melnikov, A., Kliushkina, N., Araya, C., Yan, S. and Reblitz-Richardson, O. (2020) 'Captum: a unified and generic model interpretability library for PyTorch', *arXiv preprint arXiv:2009.07896*.</w:t>
+        <w:t>Basak, M., Kim, D.-W., Han, M.-M. and Shin, G.-Y. (2025) 'X-GANet: an explainable graph-based framework for robust network intrusion detection', *Applied Sciences*, 15(9), p. 5002.</w:t>
       </w:r>
     </w:p>
     <w:p>
       <w:r>
-        <w:t>Lazzarini, R., Tianfield, H. and Charissis, V. (2023) 'Federated learning for IoT intrusion detection', *AI*, 4(3), pp. 509-530.</w:t>
+        <w:t>Bera, S., Misra, S. and Vasilakos, A.V. (2017) 'Software-Defined Networking for Internet of Things: A Survey', *IEEE Internet of Things Journal*, 4(6), pp. 1994–2008.</w:t>
       </w:r>
     </w:p>
     <w:p>
       <w:r>
-        <w:t>Liu, Y., Chen, J. and Zhou, J. (2019) 'Temporal graph neural networks for fraud detection', in *Proceedings of the 2019 IEEE International Conference on Data Mining (ICDM)*, pp. 1202-1207.</w:t>
+        <w:t>Beutel, D.J., Tober, T., Steiner, D., Aber, S., Becker, T., Naseri, A., Tanner, Y. and Lane, N.D. (2020) 'Flower: A Friendly Federated Learning Framework', *arXiv preprint arXiv:2007.14390*, pp. 1–6.</w:t>
       </w:r>
     </w:p>
     <w:p>
       <w:r>
-        <w:t>Lundberg, S.M. and Lee, S.I. (2017) 'A unified approach to interpreting model predictions', in *Advances in Neural Information Processing Systems*, 30, pp. 4765-4774.</w:t>
+        <w:t>Caville, E., Lo, W.W., Layeghy, S. and Portmann, M. (2022) 'Anomal-E: A Self-Supervised Network Intrusion Detection System based on Graph Neural Networks', *Knowledge-Based Systems*, 258, pp. 110–125.</w:t>
       </w:r>
     </w:p>
     <w:p>
       <w:r>
-        <w:t>McMahan, B., Moore, E., Ramage, D., Hampson, S. and Arcas, B.A.y. (2017) 'Communication-efficient learning of deep networks from decentralized data', in *Proceedings of the 20th International Conference on Artificial Intelligence and Statistics (AISTATS)*, PMLR 54, pp. 1273-1282.</w:t>
+        <w:t>Kairouz, P., McMahan, H.B., Avent, B., Bellet, A., Bennis, M., Bhagoji, A.N., Bonawitz, K., Charles, Z., Cormode, G., Cummings, R., et al. (2021) 'Advances and Open Problems in Federated Learning', *Foundations and Trends in Machine Learning*, 14(1–2), pp. 1–210.</w:t>
       </w:r>
     </w:p>
     <w:p>
       <w:r>
-        <w:t>Ngo, T., Yin, J., Ge, Y.-F. and Wang, H. (2025) 'Optimizing IoT intrusion detection - a graph neural network approach with attribute-based graph construction', *Information*, 16(6), p. 499.</w:t>
+        <w:t>Kokhlikyan, N., Miglani, V., Martin, M., Wang, E., Alsallakh, B., Reynolds, J., Melnikov, A., Kliushkina, N., Araya, C., Yan, S. and Reblitz-Richardson, O. (2020) 'Captum: a unified and generic model interpretability library for PyTorch', *arXiv preprint arXiv:2009.07896*.</w:t>
       </w:r>
     </w:p>
     <w:p>
       <w:r>
-        <w:t>Pinto, C., Dadkhah, S., Ferreira, R., Zohourian, A., Lu, R. and Ghorbani, A.A. (2023) 'CICIoT2023: a real-time dataset and benchmark for large-scale attacks in IoT environment', *Sensors*, 23(13), p. 5941.</w:t>
+        <w:t>Kolias, C., Kambourakis, G., Stavrou, A. and Voas, J. (2017) 'DDoS in the IoT: Mirai and other botnets', *Computer*, 50(7), pp. 80–84.</w:t>
       </w:r>
     </w:p>
     <w:p>
       <w:r>
-        <w:t>Qu, Y., Gao, L., Luan, T.H., Xiang, Y., Yu, S., Li, B. and Zheng, B. (2019) 'Decentralized privacy using blockchain-enabled federated learning in IoT systems', *IEEE Internet of Things Journal*, 6(5), pp. 8678-8687.</w:t>
+        <w:t>Lazzarini, R., Tianfield, H. and Charissis, V. (2023) 'Federated learning for IoT intrusion detection', *AI*, 4(3), pp. 509–530.</w:t>
       </w:r>
     </w:p>
     <w:p>
       <w:r>
-        <w:t>Sundararajan, M., Taly, A. and Yan, Q. (2017) 'Axiomatic attribution for deep networks', in *Proceedings of the 34th International Conference on Machine Learning (ICML)*, PMLR 70, pp. 3319-3328.</w:t>
+        <w:t>McMahan, B., Moore, E., Ramage, D., Hampson, S. and Arcas, B.A. (2017) 'Communication-efficient learning of deep networks from decentralized data', in *Proceedings of the 20th International Conference on Artificial Intelligence and Statistics (AISTATS)*. Fort Lauderdale, FL: PMLR, pp. 1273–1282.</w:t>
       </w:r>
     </w:p>
     <w:p>
       <w:r>
-        <w:t>Velickovic, P., Cucurull, G., Casanova, A., Romero, A., Lio, P. and Bengio, Y. (2018) 'Graph attention networks', in *International Conference on Learning Representations (ICLR)*. Available at: &lt;https://openreview.net/forum?id=rJXMpikCZ&gt;</w:t>
+        <w:t>Ngo, T., Yin, J., Ge, Y.-F. and Wang, H. (2025) 'Optimizing IoT intrusion detection - a graph neural network approach with attribute-based graph construction', *Information*, 16(6), p. 499.</w:t>
       </w:r>
     </w:p>
     <w:p>
       <w:r>
-        <w:t>Wang, R., Zhao, J., Zhang, H., He, L., Li, H. and Huang, M. (2025) 'Network traffic analysis based on graph neural networks: a scoping review', *Big Data and Cognitive Computing*, 9(11), p. 270.</w:t>
+        <w:t>Pinto, C., Dadkhah, S., Ferreira, R., Zohourian, A., Lu, R. and Ghorbani, A.A. (2023) 'CICIoT2023: a real-time dataset and benchmark for large-scale attacks in IoT environment', *Sensors*, 23(13), p. 5941.</w:t>
       </w:r>
     </w:p>
     <w:p>
       <w:r>
-        <w:t>Zhong, M., Lin, M., Zhang, C. and Xu, Z. (2024) 'A survey on graph neural networks for intrusion detection systems: methods, trends and challenges', *Computers and Security*, 141, p. 103821.</w:t>
+        <w:t>Shone, N., Ngoc, T.N., Phai, V.D. and Shi, Q. (2018) 'A Deep Learning Approach to Network Intrusion Detection', *IEEE Transactions on Emerging Topics in Computational Intelligence*, 2(1), pp. 41–50.</w:t>
+      </w:r>
+    </w:p>
+    <w:p>
+      <w:r>
+        <w:t>Sundararajan, M., Taly, A. and Yan, Q. (2017) 'Axiomatic attribution for deep networks', in *Proceedings of the 34th International Conference on Machine Learning (ICML)*. Sydney, Australia: PMLR, pp. 3319–3328.</w:t>
+      </w:r>
+    </w:p>
+    <w:p>
+      <w:r>
+        <w:t>Velickovic, P., Cucurull, G., Casanova, A., Romero, A., Lio, P. and Bengio, Y. (2018) 'Graph attention networks', in *International Conference on Learning Representations (ICLR)*. Available at: [https://openreview.net/forum?id=rJXMpikCZ](https://openreview.net/forum?id=rJXMpikCZ)</w:t>
       </w:r>
     </w:p>
     <w:sectPr>

--- a/B01821011_Interim_Report_Final.docx
+++ b/B01821011_Interim_Report_Final.docx
@@ -20,6 +20,7 @@
     <w:p/>
     <w:p>
       <w:pPr>
+        <w:spacing w:after="40"/>
         <w:jc w:val="center"/>
       </w:pPr>
       <w:r>
@@ -28,6 +29,7 @@
     </w:p>
     <w:p>
       <w:pPr>
+        <w:spacing w:after="40"/>
         <w:jc w:val="center"/>
       </w:pPr>
       <w:r>
@@ -36,6 +38,7 @@
     </w:p>
     <w:p>
       <w:pPr>
+        <w:spacing w:after="40"/>
         <w:jc w:val="center"/>
       </w:pPr>
       <w:r>
@@ -44,6 +47,7 @@
     </w:p>
     <w:p>
       <w:pPr>
+        <w:spacing w:after="40"/>
         <w:jc w:val="center"/>
       </w:pPr>
       <w:r>
@@ -52,6 +56,7 @@
     </w:p>
     <w:p>
       <w:pPr>
+        <w:spacing w:after="40"/>
         <w:jc w:val="center"/>
       </w:pPr>
       <w:r>
@@ -65,323 +70,261 @@
     </w:p>
     <w:p>
       <w:pPr>
-        <w:pStyle w:val="Title"/>
-      </w:pPr>
-      <w:r>
-        <w:t>MSc Interim Report</w:t>
+        <w:pStyle w:val="Heading1"/>
+        <w:spacing w:before="240" w:after="120"/>
+      </w:pPr>
+      <w:r>
+        <w:t>Introduction</w:t>
       </w:r>
     </w:p>
     <w:p>
+      <w:pPr>
+        <w:spacing w:after="120"/>
+      </w:pPr>
+      <w:r>
+        <w:t>This interim report is submitted at around the halfway stage of my MSc project. It describes in detail how I am conducting my research and gives my supervisor and moderator a clear view of the whole project. It is not a first draft of the final report, and it is not the first few chapters of the final report. The report has three required parts: (1) a summary literature review, (2) research methodology, and (3) a plan for completion. No final results are included here; results will be gathered, analysed and presented in the final report.</w:t>
+      </w:r>
+    </w:p>
+    <w:p>
+      <w:pPr>
+        <w:pStyle w:val="Heading1"/>
+        <w:spacing w:before="240" w:after="120"/>
+      </w:pPr>
+      <w:r>
+        <w:t>1. Summary Literature Review</w:t>
+      </w:r>
+    </w:p>
+    <w:p>
+      <w:pPr>
+        <w:spacing w:after="120"/>
+      </w:pPr>
+      <w:r>
+        <w:t>This section critically summarises the current academic literature in my subject area and provides the academic framework for the research I am undertaking.</w:t>
+      </w:r>
+    </w:p>
+    <w:p>
+      <w:pPr>
+        <w:pStyle w:val="Heading2"/>
+        <w:spacing w:before="200" w:after="80"/>
+      </w:pPr>
+      <w:r>
+        <w:t>1.1 IoT Security Landscape and Software-Defined IoT</w:t>
+      </w:r>
+    </w:p>
+    <w:p>
+      <w:pPr>
+        <w:spacing w:after="120"/>
+      </w:pPr>
+      <w:r>
+        <w:t>The rapid proliferation of Internet of Things (IoT) devices has introduced significant security challenges across consumer, industrial, and critical infrastructure domains. IoT devices frequently ship with default credentials, limited cryptographic capability, and infrequent firmware updates, making them attractive targets for adversaries (Kolias et al., 2017). Once compromised, these devices serve as nodes in large-scale botnets such as Mirai, capable of launching volumetric distributed denial-of-service (DDoS) attacks exceeding 1 Tbps (Antonakakis et al., 2017). The heterogeneity and scale of IoT ecosystems further complicate defence, as traditional perimeter-based security models struggle to monitor thousands of constrained devices with diverse communication patterns.</w:t>
+      </w:r>
+    </w:p>
+    <w:p>
+      <w:pPr>
+        <w:spacing w:after="120"/>
+      </w:pPr>
+      <w:r>
+        <w:t>Software-Defined IoT (SDIoT) architectures address this complexity by decoupling the control plane from the data plane, allowing centralised network management through SDN controllers such as OpenFlow-based platforms (Bera, Misra and Vasilakos, 2017). In SDIoT environments, the SDN controller has visibility over all forwarding decisions and can export flow-level telemetry—including packet counts, byte counts, flag distributions, and protocol breakdowns—for every communication pair traversing the network. This centralised flow collection capability makes SDIoT environments particularly well-suited to machine-learning-based intrusion detection, as the controller provides a natural aggregation point for network-wide feature extraction without requiring agents on resource-constrained end devices (Bera, Misra and Vasilakos, 2017). The flow-level feature set used in this project, drawn from the CICIoT2023 dataset (Pinto Neto et al., 2023), mirrors the telemetry that an SDN controller would produce, grounding the research in a realistic SDIoT deployment scenario.</w:t>
+      </w:r>
+    </w:p>
+    <w:p>
+      <w:pPr>
+        <w:spacing w:after="120"/>
+      </w:pPr>
+      <w:r>
+        <w:t>However, Bera, Misra and Vasilakos (2017) focused primarily on architectural benefits of SDN for IoT management rather than demonstrating ML-based detection within that architecture, leaving a gap between the SDIoT vision and practical intrusion detection implementations. This project bridges that gap by building a detection system that operates on flow-level features consistent with SDN controller exports.</w:t>
+      </w:r>
+    </w:p>
+    <w:p>
+      <w:pPr>
+        <w:pStyle w:val="Heading2"/>
+        <w:spacing w:before="200" w:after="80"/>
+      </w:pPr>
+      <w:r>
+        <w:t>1.2 Machine Learning for Network Intrusion Detection</w:t>
+      </w:r>
+    </w:p>
+    <w:p>
+      <w:pPr>
+        <w:spacing w:after="120"/>
+      </w:pPr>
+      <w:r>
+        <w:t>Machine learning has become the dominant paradigm for network intrusion detection, with models trained on flow-level features to classify traffic as benign or malicious. Random Forest classifiers have demonstrated strong performance on tabular network datasets due to their resistance to overfitting and implicit feature selection through ensemble averaging (Ahmad et al., 2021). On the CICIoT2023 dataset specifically, Pinto Neto et al. (2023) reported that Random Forest achieved classification accuracy above 99% for binary detection, establishing a strong baseline for comparison.</w:t>
+      </w:r>
+    </w:p>
+    <w:p>
+      <w:pPr>
+        <w:spacing w:after="120"/>
+      </w:pPr>
+      <w:r>
+        <w:t>Deep learning approaches, particularly Multi-Layer Perceptrons (MLPs), offer the advantage of learning non-linear decision boundaries without manual feature engineering (Shone et al., 2018). Shone et al. (2018) demonstrated that deep autoencoders combined with shallow classifiers achieved competitive performance on the NSL-KDD dataset. However, their evaluation was limited to NSL-KDD, which is significantly smaller and less diverse than CICIoT2023, and they did not consider flow-level temporal dynamics or relational structure between network entities. Both Random Forest and MLP approaches treat each flow independently, discarding any relational or temporal context between flows—a limitation that graph-based methods can address.</w:t>
+      </w:r>
+    </w:p>
+    <w:p>
+      <w:pPr>
+        <w:spacing w:after="120"/>
+      </w:pPr>
+      <w:r>
+        <w:t>A key limitation shared across these tabular approaches is that they assume flow independence. In real networks, flows are contextually related: a reconnaissance scan precedes exploitation; command-and-control traffic correlates temporally with data exfiltration. Ignoring these relationships limits detection capability for multi-stage attacks (Caville et al., 2022).</w:t>
+      </w:r>
+    </w:p>
+    <w:p>
+      <w:pPr>
+        <w:pStyle w:val="Heading2"/>
+        <w:spacing w:before="200" w:after="80"/>
+      </w:pPr>
+      <w:r>
+        <w:t>1.3 Graph Neural Networks for Intrusion Detection</w:t>
+      </w:r>
+    </w:p>
+    <w:p>
+      <w:pPr>
+        <w:spacing w:after="120"/>
+      </w:pPr>
+      <w:r>
+        <w:t>Graph Neural Networks (GNNs) have emerged as a promising approach for network intrusion detection because they can model relational structure between network entities. In a typical formulation, nodes represent network flows or hosts, edges represent communication relationships, and the GNN learns representations that incorporate neighbourhood context through message-passing mechanisms (Caville et al., 2022).</w:t>
+      </w:r>
+    </w:p>
+    <w:p>
+      <w:pPr>
+        <w:spacing w:after="120"/>
+      </w:pPr>
+      <w:r>
+        <w:t>Graph Attention Networks (GATs) extend this framework by learning to assign different importance weights to different neighbours, allowing the model to focus on the most relevant connections during aggregation (Velickovic et al., 2018). This attention mechanism provides two benefits: improved classification performance through selective aggregation, and interpretable attention coefficients that indicate which neighbouring flows most influenced a detection decision.</w:t>
+      </w:r>
+    </w:p>
+    <w:p>
+      <w:pPr>
+        <w:spacing w:after="120"/>
+      </w:pPr>
+      <w:r>
+        <w:t>Basak et al. (2025) applied GNN-based intrusion detection using attribute-similarity graphs on the UNSW-NB15 dataset, where nodes were constructed from flow features and edges from feature-space proximity. They reported F1 scores exceeding 97% and demonstrated that GNN-based approaches could match or exceed tree-based baselines. However, their work used static graphs that treated the entire dataset as a single snapshot, ignoring the temporal evolution of network behaviour. Furthermore, UNSW-NB15 is a dated dataset with fewer attack categories than CICIoT2023, limiting the generalisability of their findings to modern IoT threat landscapes.</w:t>
+      </w:r>
+    </w:p>
+    <w:p>
+      <w:pPr>
+        <w:spacing w:after="120"/>
+      </w:pPr>
+      <w:r>
+        <w:t>Ngo et al. (2025) advanced this line of research by applying GNNs to IoT-specific datasets with kNN-based graph construction, reporting that k-nearest-neighbour edges in feature space effectively captured behavioural similarity between flows even when device topology was unavailable. Their approach validated k=5 as a reasonable default for feature-similarity graphs. However, Ngo et al. (2025) also employed static graph snapshots without temporal modelling, meaning their system could not capture how attack patterns evolve over time windows—a critical capability for detecting slow-and-low attacks or multi-phase campaigns.</w:t>
+      </w:r>
+    </w:p>
+    <w:p>
+      <w:pPr>
+        <w:spacing w:after="120"/>
+      </w:pPr>
+      <w:r>
+        <w:t>This project extends both works by introducing temporal modelling through a GRU layer that processes sequences of graph snapshots, enabling the system to learn from graph evolution rather than individual static snapshots.</w:t>
+      </w:r>
+    </w:p>
+    <w:p>
+      <w:pPr>
+        <w:pStyle w:val="Heading2"/>
+        <w:spacing w:before="200" w:after="80"/>
+      </w:pPr>
+      <w:r>
+        <w:t>1.4 Federated Learning for Privacy-Preserving IoT Security</w:t>
+      </w:r>
+    </w:p>
+    <w:p>
+      <w:pPr>
+        <w:spacing w:after="120"/>
+      </w:pPr>
+      <w:r>
+        <w:t>Federated learning (FL) enables collaborative model training across distributed data sources without centralising raw data, addressing both privacy concerns and regulatory constraints such as GDPR (McMahan et al., 2017). In the Federated Averaging (FedAvg) algorithm, each client trains on local data and transmits only model parameter updates to a central server, which aggregates them through weighted averaging. This paradigm is particularly relevant for IoT security, where traffic data may be generated across multiple organisational boundaries or geographic locations and cannot be legally or practically pooled.</w:t>
+      </w:r>
+    </w:p>
+    <w:p>
+      <w:pPr>
+        <w:spacing w:after="120"/>
+      </w:pPr>
+      <w:r>
+        <w:t>Lazzarini et al. (2023) applied federated learning to network intrusion detection using the UNSW-NB15 dataset with a federated MLP architecture. They reported that the federated model matched centralised performance within 2% F1 after sufficient training rounds. However, their study used only two clients with IID (independent and identically distributed) data partitions, which represents an optimistic scenario. In real-world IoT deployments, different network segments observe different traffic distributions—an enterprise IoT subnet dominated by sensor telemetry will have fundamentally different flow characteristics than a consumer smart-home network. This non-IID heterogeneity is known to degrade FedAvg convergence (Kairouz et al., 2021).</w:t>
+      </w:r>
+    </w:p>
+    <w:p>
+      <w:pPr>
+        <w:spacing w:after="120"/>
+      </w:pPr>
+      <w:r>
+        <w:t>Albanbay et al. (2025) directly addressed the non-IID challenge by evaluating federated intrusion detection under Dirichlet-distributed data splits with varying alpha values. They demonstrated that lower alpha values (higher heterogeneity) caused up to 8% F1 degradation compared to IID settings, with convergence requiring approximately twice as many communication rounds. Their work, however, used flat tabular models and did not explore whether graph-structured models exhibit different sensitivity to non-IID conditions. Since graph models aggregate information across neighbourhoods, they may exhibit different convergence dynamics under non-IID splits—a question this project investigates by combining GNNs with Dirichlet non-IID federated learning (alpha=0.5).</w:t>
+      </w:r>
+    </w:p>
+    <w:p>
+      <w:pPr>
+        <w:pStyle w:val="Heading2"/>
+        <w:spacing w:before="200" w:after="80"/>
+      </w:pPr>
+      <w:r>
+        <w:t>1.5 Explainable AI for Security Operations</w:t>
+      </w:r>
+    </w:p>
+    <w:p>
+      <w:pPr>
+        <w:spacing w:after="120"/>
+      </w:pPr>
+      <w:r>
+        <w:t>Security Operations Centres (SOCs) face chronic alert fatigue, with analysts processing thousands of alerts daily, many of which are false positives or lack sufficient context for efficient triage (Alahmadi et al., 2022). Machine learning models that produce only a binary classification or confidence score without explanation exacerbate this problem, as analysts cannot assess whether the model's reasoning aligns with known attack patterns or reflects spurious correlations.</w:t>
+      </w:r>
+    </w:p>
+    <w:p>
+      <w:pPr>
+        <w:spacing w:after="120"/>
+      </w:pPr>
+      <w:r>
+        <w:t>Explainable AI (XAI) methods address this by attributing model decisions to specific input features. Integrated Gradients (Sundararajan, Taly and Yan, 2017) computes feature attributions by accumulating gradients along a straight-line path from a baseline input to the actual input, satisfying desirable axiomatic properties including sensitivity (every feature that changes the prediction receives non-zero attribution) and implementation invariance (attributions depend only on the function, not the model architecture). Captum (Kokhlikyan et al., 2020) provides a production-quality implementation of Integrated Gradients for PyTorch models, which this project uses.</w:t>
+      </w:r>
+    </w:p>
+    <w:p>
+      <w:pPr>
+        <w:spacing w:after="120"/>
+      </w:pPr>
+      <w:r>
+        <w:t>Alabbadi and Bajaber (2025) applied SHAP-based explanations to IoT intrusion detection models, demonstrating that feature attribution improved analyst confidence in alert triage decisions by identifying which flow characteristics drove each detection. However, their study relied on SHAP's kernel-based approximation for deep models, which is computationally expensive—potentially prohibitive for real-time edge deployment. SHAP computation for a single prediction on a deep model can exceed 10 seconds, which is impractical for a system targeting sub-second alert generation. Integrated Gradients, by contrast, requires only a single forward and backward pass with interpolation, making it substantially faster and more suitable for edge CPU deployment.</w:t>
+      </w:r>
+    </w:p>
+    <w:p>
+      <w:pPr>
+        <w:spacing w:after="120"/>
+      </w:pPr>
+      <w:r>
+        <w:t>Additionally, GAT attention weights provide a complementary form of explanation: they indicate which neighbouring flows in the graph most influenced the classification of a given node. Combining feature-level attributions (Integrated Gradients) with structural explanations (attention weights) provides richer context for SOC analysts than either method alone—a combination not explored by Alabbadi and Bajaber (2025).</w:t>
+      </w:r>
+    </w:p>
+    <w:p>
+      <w:pPr>
+        <w:pStyle w:val="Heading2"/>
+        <w:spacing w:before="200" w:after="80"/>
+      </w:pPr>
+      <w:r>
+        <w:t>1.6 Research Gap and Contribution</w:t>
+      </w:r>
+    </w:p>
+    <w:p>
+      <w:pPr>
+        <w:spacing w:after="120"/>
+      </w:pPr>
+      <w:r>
+        <w:t>Table 1 summarises the capabilities of the key related works against the four pillars of this project.</w:t>
+      </w:r>
+    </w:p>
+    <w:p>
+      <w:pPr>
+        <w:spacing w:before="200" w:after="80"/>
+      </w:pPr>
       <w:r>
         <w:rPr>
           <w:i/>
+          <w:sz w:val="20"/>
         </w:rPr>
-      </w:r>
-      <w:r>
-        <w:t>Project Title:</w:t>
-      </w:r>
-      <w:r>
-        <w:rPr>
-          <w:i/>
-        </w:rPr>
-      </w:r>
-      <w:r>
-        <w:t xml:space="preserve"> Explainable Dynamic Graph Neural Network SIEM for Software-Defined IoT using Edge AI and Federated Learning</w:t>
-      </w:r>
-    </w:p>
-    <w:p>
-      <w:r>
-        <w:rPr>
-          <w:i/>
-        </w:rPr>
-      </w:r>
-      <w:r>
-        <w:t>Author:</w:t>
-      </w:r>
-      <w:r>
-        <w:rPr>
-          <w:i/>
-        </w:rPr>
-      </w:r>
-      <w:r>
-        <w:t xml:space="preserve"> Arka Talukder</w:t>
-      </w:r>
-    </w:p>
-    <w:p>
-      <w:r>
-        <w:rPr>
-          <w:i/>
-        </w:rPr>
-      </w:r>
-      <w:r>
-        <w:t>Student Number:</w:t>
-      </w:r>
-      <w:r>
-        <w:rPr>
-          <w:i/>
-        </w:rPr>
-      </w:r>
-      <w:r>
-        <w:t xml:space="preserve"> B01821011</w:t>
-      </w:r>
-    </w:p>
-    <w:p>
-      <w:r>
-        <w:rPr>
-          <w:i/>
-        </w:rPr>
-      </w:r>
-      <w:r>
-        <w:t>Programme:</w:t>
-      </w:r>
-      <w:r>
-        <w:rPr>
-          <w:i/>
-        </w:rPr>
-      </w:r>
-      <w:r>
-        <w:t xml:space="preserve"> MSc Cyber Security (Full-time)</w:t>
-      </w:r>
-    </w:p>
-    <w:p>
-      <w:r>
-        <w:rPr>
-          <w:i/>
-        </w:rPr>
-      </w:r>
-      <w:r>
-        <w:t>Supervisor:</w:t>
-      </w:r>
-      <w:r>
-        <w:rPr>
-          <w:i/>
-        </w:rPr>
-      </w:r>
-      <w:r>
-        <w:t xml:space="preserve"> Dr. Raja Ujjan</w:t>
-      </w:r>
-    </w:p>
-    <w:p>
-      <w:r>
-        <w:rPr>
-          <w:i/>
-        </w:rPr>
-      </w:r>
-      <w:r>
-        <w:t>University of the West of Scotland</w:t>
-      </w:r>
-      <w:r>
-        <w:rPr>
-          <w:i/>
-        </w:rPr>
-      </w:r>
-    </w:p>
-    <w:p>
-      <w:r>
-        <w:rPr>
-          <w:i/>
-        </w:rPr>
-      </w:r>
-      <w:r>
-        <w:t>Word count:</w:t>
-      </w:r>
-      <w:r>
-        <w:rPr>
-          <w:i/>
-        </w:rPr>
-      </w:r>
-      <w:r>
-        <w:t xml:space="preserve"> approximately 4,500 words (maximum 5,000 words)</w:t>
-      </w:r>
-    </w:p>
-    <w:p>
-      <w:pPr>
-        <w:pStyle w:val="Heading1"/>
-      </w:pPr>
-      <w:r>
-        <w:t>Introduction</w:t>
-      </w:r>
-    </w:p>
-    <w:p>
-      <w:r>
-        <w:t>This interim report is submitted at around the halfway stage of my MSc project. It describes in detail how I am conducting my research and gives my supervisor and moderator a clear view of the whole project. It is not a first draft of the final report, and it is not the first few chapters of the final report. The report has three required parts: (1) a summary literature review, (2) research methodology, and (3) a plan for completion. No final results are included here; results will be gathered, analysed and presented in the final report.</w:t>
-      </w:r>
-    </w:p>
-    <w:p>
-      <w:pPr>
-        <w:pStyle w:val="Heading1"/>
-      </w:pPr>
-      <w:r>
-        <w:t>1. Summary Literature Review</w:t>
-      </w:r>
-    </w:p>
-    <w:p>
-      <w:r>
-        <w:t>This section critically summarises the current academic literature in my subject area and provides the academic framework for the research I am undertaking.</w:t>
-      </w:r>
-    </w:p>
-    <w:p>
-      <w:pPr>
-        <w:pStyle w:val="Heading2"/>
-      </w:pPr>
-      <w:r>
-        <w:t>1.1 IoT Security Landscape and Software-Defined IoT</w:t>
-      </w:r>
-    </w:p>
-    <w:p>
-      <w:r>
-        <w:t>The rapid proliferation of Internet of Things (IoT) devices has introduced significant security challenges across consumer, industrial, and critical infrastructure domains. IoT devices frequently ship with default credentials, limited cryptographic capability, and infrequent firmware updates, making them attractive targets for adversaries (Kolias et al., 2017). Once compromised, these devices serve as nodes in large-scale botnets such as Mirai, capable of launching volumetric distributed denial-of-service (DDoS) attacks exceeding 1 Tbps (Antonakakis et al., 2017). The heterogeneity and scale of IoT ecosystems further complicate defence, as traditional perimeter-based security models struggle to monitor thousands of constrained devices with diverse communication patterns.</w:t>
-      </w:r>
-    </w:p>
-    <w:p>
-      <w:r>
-        <w:t>Software-Defined IoT (SDIoT) architectures address this complexity by decoupling the control plane from the data plane, allowing centralised network management through SDN controllers such as OpenFlow-based platforms (Bera, Misra and Vasilakos, 2017). In SDIoT environments, the SDN controller has visibility over all forwarding decisions and can export flow-level telemetry—including packet counts, byte counts, flag distributions, and protocol breakdowns—for every communication pair traversing the network. This centralised flow collection capability makes SDIoT environments particularly well-suited to machine-learning-based intrusion detection, as the controller provides a natural aggregation point for network-wide feature extraction without requiring agents on resource-constrained end devices (Bera, Misra and Vasilakos, 2017). The flow-level feature set used in this project, drawn from the CICIoT2023 dataset (Pinto et al., 2023), mirrors the telemetry that an SDN controller would produce, grounding the research in a realistic SDIoT deployment scenario.</w:t>
-      </w:r>
-    </w:p>
-    <w:p>
-      <w:r>
-        <w:t>However, Bera, Misra and Vasilakos (2017) focused primarily on architectural benefits of SDN for IoT management rather than demonstrating ML-based detection within that architecture, leaving a gap between the SDIoT vision and practical intrusion detection implementations. This project bridges that gap by building a detection system that operates on flow-level features consistent with SDN controller exports.</w:t>
-      </w:r>
-    </w:p>
-    <w:p>
-      <w:pPr>
-        <w:pStyle w:val="Heading2"/>
-      </w:pPr>
-      <w:r>
-        <w:t>1.2 Machine Learning for Network Intrusion Detection</w:t>
-      </w:r>
-    </w:p>
-    <w:p>
-      <w:r>
-        <w:t>Machine learning has become the dominant paradigm for network intrusion detection, with models trained on flow-level features to classify traffic as benign or malicious. Random Forest classifiers have demonstrated strong performance on tabular network datasets due to their resistance to overfitting and implicit feature selection through ensemble averaging (Ahmad et al., 2021). On the CICIoT2023 dataset specifically, Pinto et al. (2023) reported that Random Forest achieved classification accuracy above 99% for binary detection, establishing a strong baseline for comparison.</w:t>
-      </w:r>
-    </w:p>
-    <w:p>
-      <w:r>
-        <w:t>Deep learning approaches, particularly Multi-Layer Perceptrons (MLPs), offer the advantage of learning non-linear decision boundaries without manual feature engineering (Shone et al., 2018). Shone et al. (2018) demonstrated that deep autoencoders combined with shallow classifiers achieved competitive performance on the NSL-KDD dataset. However, their evaluation was limited to NSL-KDD, which is significantly smaller and less diverse than CICIoT2023, and they did not consider flow-level temporal dynamics or relational structure between network entities. Both Random Forest and MLP approaches treat each flow independently, discarding any relational or temporal context between flows—a limitation that graph-based methods can address.</w:t>
-      </w:r>
-    </w:p>
-    <w:p>
-      <w:r>
-        <w:t>A key limitation shared across these tabular approaches is that they assume flow independence. In real networks, flows are contextually related: a reconnaissance scan precedes exploitation; command-and-control traffic correlates temporally with data exfiltration. Ignoring these relationships limits detection capability for multi-stage attacks (Caville et al., 2022).</w:t>
-      </w:r>
-    </w:p>
-    <w:p>
-      <w:pPr>
-        <w:pStyle w:val="Heading2"/>
-      </w:pPr>
-      <w:r>
-        <w:t>1.3 Graph Neural Networks for Intrusion Detection</w:t>
-      </w:r>
-    </w:p>
-    <w:p>
-      <w:r>
-        <w:t>Graph Neural Networks (GNNs) have emerged as a promising approach for network intrusion detection because they can model relational structure between network entities. In a typical formulation, nodes represent network flows or hosts, edges represent communication relationships, and the GNN learns representations that incorporate neighbourhood context through message-passing mechanisms (Caville et al., 2022).</w:t>
-      </w:r>
-    </w:p>
-    <w:p>
-      <w:r>
-        <w:t>Graph Attention Networks (GATs) extend this framework by learning to assign different importance weights to different neighbours, allowing the model to focus on the most relevant connections during aggregation (Velickovic et al., 2018). This attention mechanism provides two benefits: improved classification performance through selective aggregation, and interpretable attention coefficients that indicate which neighbouring flows most influenced a detection decision.</w:t>
-      </w:r>
-    </w:p>
-    <w:p>
-      <w:r>
-        <w:t>Basak et al. (2025) applied GNN-based intrusion detection using attribute-similarity graphs on the UNSW-NB15 dataset, where nodes were constructed from flow features and edges from feature-space proximity. They reported F1 scores exceeding 97% and demonstrated that GNN-based approaches could match or exceed tree-based baselines. However, their work used static graphs that treated the entire dataset as a single snapshot, ignoring the temporal evolution of network behaviour. Furthermore, UNSW-NB15 is a dated dataset with fewer attack categories than CICIoT2023, limiting the generalisability of their findings to modern IoT threat landscapes.</w:t>
-      </w:r>
-    </w:p>
-    <w:p>
-      <w:r>
-        <w:t>Ngo et al. (2025) advanced this line of research by applying GNNs to IoT-specific datasets with kNN-based graph construction, reporting that k-nearest-neighbour edges in feature space effectively captured behavioural similarity between flows even when device topology was unavailable. Their approach validated k=5 as a reasonable default for feature-similarity graphs. However, Ngo et al. (2025) also employed static graph snapshots without temporal modelling, meaning their system could not capture how attack patterns evolve over time windows—a critical capability for detecting slow-and-low attacks or multi-phase campaigns.</w:t>
-      </w:r>
-    </w:p>
-    <w:p>
-      <w:r>
-        <w:t>This project extends both works by introducing temporal modelling through a GRU layer that processes sequences of graph snapshots, enabling the system to learn from graph evolution rather than individual static snapshots.</w:t>
-      </w:r>
-    </w:p>
-    <w:p>
-      <w:pPr>
-        <w:pStyle w:val="Heading2"/>
-      </w:pPr>
-      <w:r>
-        <w:t>1.4 Federated Learning for Privacy-Preserving IoT Security</w:t>
-      </w:r>
-    </w:p>
-    <w:p>
-      <w:r>
-        <w:t>Federated learning (FL) enables collaborative model training across distributed data sources without centralising raw data, addressing both privacy concerns and regulatory constraints such as GDPR (McMahan et al., 2017). In the Federated Averaging (FedAvg) algorithm, each client trains on local data and transmits only model parameter updates to a central server, which aggregates them through weighted averaging. This paradigm is particularly relevant for IoT security, where traffic data may be generated across multiple organisational boundaries or geographic locations and cannot be legally or practically pooled.</w:t>
-      </w:r>
-    </w:p>
-    <w:p>
-      <w:r>
-        <w:t>Lazzarini et al. (2023) applied federated learning to network intrusion detection using the UNSW-NB15 dataset with a federated MLP architecture. They reported that the federated model matched centralised performance within 2% F1 after sufficient training rounds. However, their study used only two clients with IID (independent and identically distributed) data partitions, which represents an optimistic scenario. In real-world IoT deployments, different network segments observe different traffic distributions—an enterprise IoT subnet dominated by sensor telemetry will have fundamentally different flow characteristics than a consumer smart-home network. This non-IID heterogeneity is known to degrade FedAvg convergence (Kairouz et al., 2021).</w:t>
-      </w:r>
-    </w:p>
-    <w:p>
-      <w:r>
-        <w:t>Albanbay et al. (2025) directly addressed the non-IID challenge by evaluating federated intrusion detection under Dirichlet-distributed data splits with varying alpha values. They demonstrated that lower alpha values (higher heterogeneity) caused up to 8% F1 degradation compared to IID settings, with convergence requiring approximately twice as many communication rounds. Their work, however, used flat tabular models and did not explore whether graph-structured models exhibit different sensitivity to non-IID conditions. Since graph models aggregate information across neighbourhoods, they may exhibit different convergence dynamics under non-IID splits—a question this project investigates by combining GNNs with Dirichlet non-IID federated learning (alpha=0.5).</w:t>
-      </w:r>
-    </w:p>
-    <w:p>
-      <w:pPr>
-        <w:pStyle w:val="Heading2"/>
-      </w:pPr>
-      <w:r>
-        <w:t>1.5 Explainable AI for Security Operations</w:t>
-      </w:r>
-    </w:p>
-    <w:p>
-      <w:r>
-        <w:t>Security Operations Centres (SOCs) face chronic alert fatigue, with analysts processing thousands of alerts daily, many of which are false positives or lack sufficient context for efficient triage (Alahmadi et al., 2022). Machine learning models that produce only a binary classification or confidence score without explanation exacerbate this problem, as analysts cannot assess whether the model's reasoning aligns with known attack patterns or reflects spurious correlations.</w:t>
-      </w:r>
-    </w:p>
-    <w:p>
-      <w:r>
-        <w:t>Explainable AI (XAI) methods address this by attributing model decisions to specific input features. Integrated Gradients (Sundararajan, Taly and Yan, 2017) computes feature attributions by accumulating gradients along a straight-line path from a baseline input to the actual input, satisfying desirable axiomatic properties including sensitivity (every feature that changes the prediction receives non-zero attribution) and implementation invariance (attributions depend only on the function, not the model architecture). Captum (Kokhlikyan et al., 2020) provides a production-quality implementation of Integrated Gradients for PyTorch models, which this project uses.</w:t>
-      </w:r>
-    </w:p>
-    <w:p>
-      <w:r>
-        <w:t>Alabbadi and Bajaber (2025) applied SHAP-based explanations to IoT intrusion detection models, demonstrating that feature attribution improved analyst confidence in alert triage decisions by identifying which flow characteristics drove each detection. However, their study relied on SHAP's kernel-based approximation for deep models, which is computationally expensive—potentially prohibitive for real-time edge deployment. SHAP computation for a single prediction on a deep model can exceed 10 seconds, which is impractical for a system targeting sub-second alert generation. Integrated Gradients, by contrast, requires only a single forward and backward pass with interpolation, making it substantially faster and more suitable for edge CPU deployment.</w:t>
-      </w:r>
-    </w:p>
-    <w:p>
-      <w:r>
-        <w:t>Additionally, GAT attention weights provide a complementary form of explanation: they indicate which neighbouring flows in the graph most influenced the classification of a given node. Combining feature-level attributions (Integrated Gradients) with structural explanations (attention weights) provides richer context for SOC analysts than either method alone—a combination not explored by Alabbadi and Bajaber (2025).</w:t>
-      </w:r>
-    </w:p>
-    <w:p>
-      <w:pPr>
-        <w:pStyle w:val="Heading2"/>
-      </w:pPr>
-      <w:r>
-        <w:t>1.6 Research Gap and Contribution</w:t>
-      </w:r>
-    </w:p>
-    <w:p>
-      <w:r>
-        <w:t>Table 1 summarises the capabilities of the key related works against the four pillars of this project.</w:t>
-      </w:r>
-    </w:p>
-    <w:p>
-      <w:r>
-        <w:rPr>
-          <w:i/>
-        </w:rPr>
-      </w:r>
-      <w:r>
         <w:t>Table 1: Comparison of Related Work Against Project Pillars</w:t>
-      </w:r>
-      <w:r>
-        <w:rPr>
-          <w:i/>
-        </w:rPr>
       </w:r>
     </w:p>
     <w:tbl>
       <w:tblPr>
         <w:tblStyle w:val="TableGrid"/>
         <w:tblW w:type="auto" w:w="0"/>
+        <w:jc w:val="left"/>
         <w:tblLook w:firstColumn="1" w:firstRow="1" w:lastColumn="0" w:lastRow="0" w:noHBand="0" w:noVBand="1" w:val="04A0"/>
       </w:tblPr>
       <w:tblGrid>
@@ -398,9 +341,13 @@
             <w:shd w:fill="D9D9D9"/>
           </w:tcPr>
           <w:p>
+            <w:pPr>
+              <w:spacing w:before="60" w:after="60"/>
+            </w:pPr>
             <w:r>
               <w:rPr>
                 <w:b/>
+                <w:sz w:val="20"/>
               </w:rPr>
               <w:t>Study</w:t>
             </w:r>
@@ -412,9 +359,13 @@
             <w:shd w:fill="D9D9D9"/>
           </w:tcPr>
           <w:p>
+            <w:pPr>
+              <w:spacing w:before="60" w:after="60"/>
+            </w:pPr>
             <w:r>
               <w:rPr>
                 <w:b/>
+                <w:sz w:val="20"/>
               </w:rPr>
               <w:t>Dynamic GNN</w:t>
             </w:r>
@@ -426,9 +377,13 @@
             <w:shd w:fill="D9D9D9"/>
           </w:tcPr>
           <w:p>
+            <w:pPr>
+              <w:spacing w:before="60" w:after="60"/>
+            </w:pPr>
             <w:r>
               <w:rPr>
                 <w:b/>
+                <w:sz w:val="20"/>
               </w:rPr>
               <w:t>Federated Learning</w:t>
             </w:r>
@@ -440,9 +395,13 @@
             <w:shd w:fill="D9D9D9"/>
           </w:tcPr>
           <w:p>
+            <w:pPr>
+              <w:spacing w:before="60" w:after="60"/>
+            </w:pPr>
             <w:r>
               <w:rPr>
                 <w:b/>
+                <w:sz w:val="20"/>
               </w:rPr>
               <w:t>Explainability</w:t>
             </w:r>
@@ -454,9 +413,13 @@
             <w:shd w:fill="D9D9D9"/>
           </w:tcPr>
           <w:p>
+            <w:pPr>
+              <w:spacing w:before="60" w:after="60"/>
+            </w:pPr>
             <w:r>
               <w:rPr>
                 <w:b/>
+                <w:sz w:val="20"/>
               </w:rPr>
               <w:t>SIEM Integration</w:t>
             </w:r>
@@ -469,7 +432,13 @@
             <w:tcW w:type="dxa" w:w="1728"/>
           </w:tcPr>
           <w:p>
+            <w:pPr>
+              <w:spacing w:before="40" w:after="40"/>
+            </w:pPr>
             <w:r>
+              <w:rPr>
+                <w:sz w:val="18"/>
+              </w:rPr>
               <w:t>Basak et al. (2025)</w:t>
             </w:r>
           </w:p>
@@ -479,7 +448,13 @@
             <w:tcW w:type="dxa" w:w="1728"/>
           </w:tcPr>
           <w:p>
+            <w:pPr>
+              <w:spacing w:before="40" w:after="40"/>
+            </w:pPr>
             <w:r>
+              <w:rPr>
+                <w:sz w:val="18"/>
+              </w:rPr>
               <w:t>Static GNN</w:t>
             </w:r>
           </w:p>
@@ -489,7 +464,13 @@
             <w:tcW w:type="dxa" w:w="1728"/>
           </w:tcPr>
           <w:p>
+            <w:pPr>
+              <w:spacing w:before="40" w:after="40"/>
+            </w:pPr>
             <w:r>
+              <w:rPr>
+                <w:sz w:val="18"/>
+              </w:rPr>
               <w:t>✗</w:t>
             </w:r>
           </w:p>
@@ -499,7 +480,13 @@
             <w:tcW w:type="dxa" w:w="1728"/>
           </w:tcPr>
           <w:p>
+            <w:pPr>
+              <w:spacing w:before="40" w:after="40"/>
+            </w:pPr>
             <w:r>
+              <w:rPr>
+                <w:sz w:val="18"/>
+              </w:rPr>
               <w:t>✓ (partial)</w:t>
             </w:r>
           </w:p>
@@ -509,7 +496,13 @@
             <w:tcW w:type="dxa" w:w="1728"/>
           </w:tcPr>
           <w:p>
+            <w:pPr>
+              <w:spacing w:before="40" w:after="40"/>
+            </w:pPr>
             <w:r>
+              <w:rPr>
+                <w:sz w:val="18"/>
+              </w:rPr>
               <w:t>✗</w:t>
             </w:r>
           </w:p>
@@ -521,7 +514,13 @@
             <w:tcW w:type="dxa" w:w="1728"/>
           </w:tcPr>
           <w:p>
+            <w:pPr>
+              <w:spacing w:before="40" w:after="40"/>
+            </w:pPr>
             <w:r>
+              <w:rPr>
+                <w:sz w:val="18"/>
+              </w:rPr>
               <w:t>Ngo et al. (2025)</w:t>
             </w:r>
           </w:p>
@@ -531,7 +530,13 @@
             <w:tcW w:type="dxa" w:w="1728"/>
           </w:tcPr>
           <w:p>
+            <w:pPr>
+              <w:spacing w:before="40" w:after="40"/>
+            </w:pPr>
             <w:r>
+              <w:rPr>
+                <w:sz w:val="18"/>
+              </w:rPr>
               <w:t>Static GNN</w:t>
             </w:r>
           </w:p>
@@ -541,7 +546,13 @@
             <w:tcW w:type="dxa" w:w="1728"/>
           </w:tcPr>
           <w:p>
+            <w:pPr>
+              <w:spacing w:before="40" w:after="40"/>
+            </w:pPr>
             <w:r>
+              <w:rPr>
+                <w:sz w:val="18"/>
+              </w:rPr>
               <w:t>✗</w:t>
             </w:r>
           </w:p>
@@ -551,7 +562,13 @@
             <w:tcW w:type="dxa" w:w="1728"/>
           </w:tcPr>
           <w:p>
+            <w:pPr>
+              <w:spacing w:before="40" w:after="40"/>
+            </w:pPr>
             <w:r>
+              <w:rPr>
+                <w:sz w:val="18"/>
+              </w:rPr>
               <w:t>✗</w:t>
             </w:r>
           </w:p>
@@ -561,7 +578,13 @@
             <w:tcW w:type="dxa" w:w="1728"/>
           </w:tcPr>
           <w:p>
+            <w:pPr>
+              <w:spacing w:before="40" w:after="40"/>
+            </w:pPr>
             <w:r>
+              <w:rPr>
+                <w:sz w:val="18"/>
+              </w:rPr>
               <w:t>✗</w:t>
             </w:r>
           </w:p>
@@ -573,7 +596,13 @@
             <w:tcW w:type="dxa" w:w="1728"/>
           </w:tcPr>
           <w:p>
+            <w:pPr>
+              <w:spacing w:before="40" w:after="40"/>
+            </w:pPr>
             <w:r>
+              <w:rPr>
+                <w:sz w:val="18"/>
+              </w:rPr>
               <w:t>Lazzarini et al. (2023)</w:t>
             </w:r>
           </w:p>
@@ -583,7 +612,13 @@
             <w:tcW w:type="dxa" w:w="1728"/>
           </w:tcPr>
           <w:p>
+            <w:pPr>
+              <w:spacing w:before="40" w:after="40"/>
+            </w:pPr>
             <w:r>
+              <w:rPr>
+                <w:sz w:val="18"/>
+              </w:rPr>
               <w:t>✗</w:t>
             </w:r>
           </w:p>
@@ -593,7 +628,13 @@
             <w:tcW w:type="dxa" w:w="1728"/>
           </w:tcPr>
           <w:p>
+            <w:pPr>
+              <w:spacing w:before="40" w:after="40"/>
+            </w:pPr>
             <w:r>
+              <w:rPr>
+                <w:sz w:val="18"/>
+              </w:rPr>
               <w:t>✓ (IID only)</w:t>
             </w:r>
           </w:p>
@@ -603,7 +644,13 @@
             <w:tcW w:type="dxa" w:w="1728"/>
           </w:tcPr>
           <w:p>
+            <w:pPr>
+              <w:spacing w:before="40" w:after="40"/>
+            </w:pPr>
             <w:r>
+              <w:rPr>
+                <w:sz w:val="18"/>
+              </w:rPr>
               <w:t>✗</w:t>
             </w:r>
           </w:p>
@@ -613,7 +660,13 @@
             <w:tcW w:type="dxa" w:w="1728"/>
           </w:tcPr>
           <w:p>
+            <w:pPr>
+              <w:spacing w:before="40" w:after="40"/>
+            </w:pPr>
             <w:r>
+              <w:rPr>
+                <w:sz w:val="18"/>
+              </w:rPr>
               <w:t>✗</w:t>
             </w:r>
           </w:p>
@@ -625,7 +678,13 @@
             <w:tcW w:type="dxa" w:w="1728"/>
           </w:tcPr>
           <w:p>
+            <w:pPr>
+              <w:spacing w:before="40" w:after="40"/>
+            </w:pPr>
             <w:r>
+              <w:rPr>
+                <w:sz w:val="18"/>
+              </w:rPr>
               <w:t>Albanbay et al. (2025)</w:t>
             </w:r>
           </w:p>
@@ -635,7 +694,13 @@
             <w:tcW w:type="dxa" w:w="1728"/>
           </w:tcPr>
           <w:p>
+            <w:pPr>
+              <w:spacing w:before="40" w:after="40"/>
+            </w:pPr>
             <w:r>
+              <w:rPr>
+                <w:sz w:val="18"/>
+              </w:rPr>
               <w:t>✗</w:t>
             </w:r>
           </w:p>
@@ -645,7 +710,13 @@
             <w:tcW w:type="dxa" w:w="1728"/>
           </w:tcPr>
           <w:p>
+            <w:pPr>
+              <w:spacing w:before="40" w:after="40"/>
+            </w:pPr>
             <w:r>
+              <w:rPr>
+                <w:sz w:val="18"/>
+              </w:rPr>
               <w:t>✓ (non-IID)</w:t>
             </w:r>
           </w:p>
@@ -655,7 +726,13 @@
             <w:tcW w:type="dxa" w:w="1728"/>
           </w:tcPr>
           <w:p>
+            <w:pPr>
+              <w:spacing w:before="40" w:after="40"/>
+            </w:pPr>
             <w:r>
+              <w:rPr>
+                <w:sz w:val="18"/>
+              </w:rPr>
               <w:t>✗</w:t>
             </w:r>
           </w:p>
@@ -665,7 +742,13 @@
             <w:tcW w:type="dxa" w:w="1728"/>
           </w:tcPr>
           <w:p>
+            <w:pPr>
+              <w:spacing w:before="40" w:after="40"/>
+            </w:pPr>
             <w:r>
+              <w:rPr>
+                <w:sz w:val="18"/>
+              </w:rPr>
               <w:t>✗</w:t>
             </w:r>
           </w:p>
@@ -677,7 +760,13 @@
             <w:tcW w:type="dxa" w:w="1728"/>
           </w:tcPr>
           <w:p>
+            <w:pPr>
+              <w:spacing w:before="40" w:after="40"/>
+            </w:pPr>
             <w:r>
+              <w:rPr>
+                <w:sz w:val="18"/>
+              </w:rPr>
               <w:t>Alabbadi and Bajaber (2025)</w:t>
             </w:r>
           </w:p>
@@ -687,7 +776,13 @@
             <w:tcW w:type="dxa" w:w="1728"/>
           </w:tcPr>
           <w:p>
+            <w:pPr>
+              <w:spacing w:before="40" w:after="40"/>
+            </w:pPr>
             <w:r>
+              <w:rPr>
+                <w:sz w:val="18"/>
+              </w:rPr>
               <w:t>✗</w:t>
             </w:r>
           </w:p>
@@ -697,7 +792,13 @@
             <w:tcW w:type="dxa" w:w="1728"/>
           </w:tcPr>
           <w:p>
+            <w:pPr>
+              <w:spacing w:before="40" w:after="40"/>
+            </w:pPr>
             <w:r>
+              <w:rPr>
+                <w:sz w:val="18"/>
+              </w:rPr>
               <w:t>✗</w:t>
             </w:r>
           </w:p>
@@ -707,7 +808,13 @@
             <w:tcW w:type="dxa" w:w="1728"/>
           </w:tcPr>
           <w:p>
+            <w:pPr>
+              <w:spacing w:before="40" w:after="40"/>
+            </w:pPr>
             <w:r>
+              <w:rPr>
+                <w:sz w:val="18"/>
+              </w:rPr>
               <w:t>✓ (SHAP)</w:t>
             </w:r>
           </w:p>
@@ -717,7 +824,13 @@
             <w:tcW w:type="dxa" w:w="1728"/>
           </w:tcPr>
           <w:p>
+            <w:pPr>
+              <w:spacing w:before="40" w:after="40"/>
+            </w:pPr>
             <w:r>
+              <w:rPr>
+                <w:sz w:val="18"/>
+              </w:rPr>
               <w:t>✗</w:t>
             </w:r>
           </w:p>
@@ -729,7 +842,13 @@
             <w:tcW w:type="dxa" w:w="1728"/>
           </w:tcPr>
           <w:p>
+            <w:pPr>
+              <w:spacing w:before="40" w:after="40"/>
+            </w:pPr>
             <w:r>
+              <w:rPr>
+                <w:sz w:val="18"/>
+              </w:rPr>
               <w:t>This project</w:t>
             </w:r>
           </w:p>
@@ -739,7 +858,13 @@
             <w:tcW w:type="dxa" w:w="1728"/>
           </w:tcPr>
           <w:p>
+            <w:pPr>
+              <w:spacing w:before="40" w:after="40"/>
+            </w:pPr>
             <w:r>
+              <w:rPr>
+                <w:sz w:val="18"/>
+              </w:rPr>
               <w:t>✓ (GAT+GRU)</w:t>
             </w:r>
           </w:p>
@@ -749,7 +874,13 @@
             <w:tcW w:type="dxa" w:w="1728"/>
           </w:tcPr>
           <w:p>
+            <w:pPr>
+              <w:spacing w:before="40" w:after="40"/>
+            </w:pPr>
             <w:r>
+              <w:rPr>
+                <w:sz w:val="18"/>
+              </w:rPr>
               <w:t>✓ (non-IID)</w:t>
             </w:r>
           </w:p>
@@ -759,7 +890,13 @@
             <w:tcW w:type="dxa" w:w="1728"/>
           </w:tcPr>
           <w:p>
+            <w:pPr>
+              <w:spacing w:before="40" w:after="40"/>
+            </w:pPr>
             <w:r>
+              <w:rPr>
+                <w:sz w:val="18"/>
+              </w:rPr>
               <w:t>✓ (IG+Attention)</w:t>
             </w:r>
           </w:p>
@@ -769,7 +906,13 @@
             <w:tcW w:type="dxa" w:w="1728"/>
           </w:tcPr>
           <w:p>
+            <w:pPr>
+              <w:spacing w:before="40" w:after="40"/>
+            </w:pPr>
             <w:r>
+              <w:rPr>
+                <w:sz w:val="18"/>
+              </w:rPr>
               <w:t>✓ (ECS JSON)</w:t>
             </w:r>
           </w:p>
@@ -777,6 +920,9 @@
       </w:tr>
     </w:tbl>
     <w:p>
+      <w:pPr>
+        <w:spacing w:after="120"/>
+      </w:pPr>
       <w:r>
         <w:t>No existing study in the reviewed literature combines all four elements—dynamic graph neural network with temporal modelling, federated learning under non-IID conditions, dual explainability (feature attribution plus structural attention), and SIEM-compatible alert generation—in a single prototype evaluated on CICIoT2023. This project fills that specific gap by integrating all four capabilities into a CPU-deployable edge system suitable for SOC operations.</w:t>
       </w:r>
@@ -784,12 +930,16 @@
     <w:p>
       <w:pPr>
         <w:pStyle w:val="Heading1"/>
+        <w:spacing w:before="240" w:after="120"/>
       </w:pPr>
       <w:r>
         <w:t>2. Research Methodology</w:t>
       </w:r>
     </w:p>
     <w:p>
+      <w:pPr>
+        <w:spacing w:after="120"/>
+      </w:pPr>
       <w:r>
         <w:t>This section describes in some detail how I intend to conduct (and am already conducting) my research. It makes clear the basis of my research method, how I intend to gather, analyse and interpret the results, the verifiable academic goal of the study, and how I will present the data to prove the rigour of the process and my interpretation of the results.</w:t>
       </w:r>
@@ -797,17 +947,24 @@
     <w:p>
       <w:pPr>
         <w:pStyle w:val="Heading2"/>
+        <w:spacing w:before="200" w:after="80"/>
       </w:pPr>
       <w:r>
         <w:t>2.1 Research Approach and Basis</w:t>
       </w:r>
     </w:p>
     <w:p>
+      <w:pPr>
+        <w:spacing w:after="120"/>
+      </w:pPr>
       <w:r>
         <w:t>This project follows a quantitative, experimental methodology in which multiple intrusion detection models are designed, implemented, compared, and explained under controlled conditions. The research is grounded in the positivist paradigm: objective performance metrics (precision, recall, F1, ROC-AUC, false alarm rate, inference latency) are measured on a held-out test set to evaluate each model against clearly defined hypotheses.</w:t>
       </w:r>
     </w:p>
     <w:p>
+      <w:pPr>
+        <w:spacing w:after="120"/>
+      </w:pPr>
       <w:r>
         <w:rPr>
           <w:i/>
@@ -826,6 +983,9 @@
       </w:r>
     </w:p>
     <w:p>
+      <w:pPr>
+        <w:spacing w:after="120"/>
+      </w:pPr>
       <w:r>
         <w:rPr>
           <w:i/>
@@ -841,9 +1001,10 @@
       </w:r>
     </w:p>
     <w:p>
-      <w:r>
-        <w:t xml:space="preserve">- </w:t>
-      </w:r>
+      <w:pPr>
+        <w:pStyle w:val="ListBullet"/>
+        <w:spacing w:after="40"/>
+      </w:pPr>
       <w:r>
         <w:rPr>
           <w:i/>
@@ -862,9 +1023,10 @@
       </w:r>
     </w:p>
     <w:p>
-      <w:r>
-        <w:t xml:space="preserve">- </w:t>
-      </w:r>
+      <w:pPr>
+        <w:pStyle w:val="ListBullet"/>
+        <w:spacing w:after="40"/>
+      </w:pPr>
       <w:r>
         <w:rPr>
           <w:i/>
@@ -883,9 +1045,10 @@
       </w:r>
     </w:p>
     <w:p>
-      <w:r>
-        <w:t xml:space="preserve">- </w:t>
-      </w:r>
+      <w:pPr>
+        <w:pStyle w:val="ListBullet"/>
+        <w:spacing w:after="40"/>
+      </w:pPr>
       <w:r>
         <w:rPr>
           <w:i/>
@@ -906,17 +1069,24 @@
     <w:p>
       <w:pPr>
         <w:pStyle w:val="Heading2"/>
+        <w:spacing w:before="200" w:after="80"/>
       </w:pPr>
       <w:r>
         <w:t>2.2 Dataset and Preprocessing</w:t>
       </w:r>
     </w:p>
     <w:p>
-      <w:r>
-        <w:t>The CICIoT2023 dataset (Pinto et al., 2023) contains flow-level records with 46 numeric features and labels covering benign traffic plus 34 attack categories spanning DDoS, DoS, reconnaissance, brute force, and spoofing. The dataset is pre-split into training, test, and validation CSV files totalling approximately 1.6 GB for training.</w:t>
+      <w:pPr>
+        <w:spacing w:after="120"/>
+      </w:pPr>
+      <w:r>
+        <w:t>The CICIoT2023 dataset (Pinto Neto et al., 2023) contains flow-level records with 46 numeric features and labels covering benign traffic plus 34 attack categories spanning DDoS, DoS, reconnaissance, brute force, and spoofing. The dataset is pre-split into training, test, and validation CSV files totalling approximately 1.6 GB for training.</w:t>
       </w:r>
     </w:p>
     <w:p>
+      <w:pPr>
+        <w:spacing w:after="120"/>
+      </w:pPr>
       <w:r>
         <w:rPr>
           <w:i/>
@@ -932,26 +1102,45 @@
       </w:r>
     </w:p>
     <w:p>
-      <w:r>
-        <w:t>1. Load raw CSVs and remove any rows with missing or infinite values.</w:t>
+      <w:pPr>
+        <w:pStyle w:val="ListNumber"/>
+        <w:spacing w:after="40"/>
+      </w:pPr>
+      <w:r>
+        <w:t>Load raw CSVs and remove any rows with missing or infinite values.</w:t>
       </w:r>
     </w:p>
     <w:p>
-      <w:r>
-        <w:t>2. Map the 35 original labels to binary classes: 0 (Benign) and 1 (Attack).</w:t>
+      <w:pPr>
+        <w:pStyle w:val="ListNumber"/>
+        <w:spacing w:after="40"/>
+      </w:pPr>
+      <w:r>
+        <w:t>Map the 35 original labels to binary classes: 0 (Benign) and 1 (Attack).</w:t>
       </w:r>
     </w:p>
     <w:p>
-      <w:r>
-        <w:t>3. Apply StandardScaler (fitted on training data only) to normalise all 46 features to zero mean and unit variance; save the fitted scaler for consistent transformation of validation and test sets.</w:t>
+      <w:pPr>
+        <w:pStyle w:val="ListNumber"/>
+        <w:spacing w:after="40"/>
+      </w:pPr>
+      <w:r>
+        <w:t>Apply StandardScaler (fitted on training data only) to normalise all 46 features to zero mean and unit variance; save the fitted scaler for consistent transformation of validation and test sets.</w:t>
       </w:r>
     </w:p>
     <w:p>
-      <w:r>
-        <w:t>4. Export normalised data as Parquet files for efficient subsequent loading.</w:t>
+      <w:pPr>
+        <w:pStyle w:val="ListNumber"/>
+        <w:spacing w:after="40"/>
+      </w:pPr>
+      <w:r>
+        <w:t>Export normalised data as Parquet files for efficient subsequent loading.</w:t>
       </w:r>
     </w:p>
     <w:p>
+      <w:pPr>
+        <w:spacing w:after="120"/>
+      </w:pPr>
       <w:r>
         <w:t>Binary classification was chosen to simplify the prototype scope while still testing the core detection capability. The binary formulation is also more representative of the primary SOC question—"Is this traffic malicious?"—before deeper categorisation. Multi-class extension is identified as future work.</w:t>
       </w:r>
@@ -959,20 +1148,25 @@
     <w:p>
       <w:pPr>
         <w:pStyle w:val="Heading2"/>
+        <w:spacing w:before="200" w:after="80"/>
       </w:pPr>
       <w:r>
         <w:t>2.3 Graph Construction and Design Decisions</w:t>
       </w:r>
     </w:p>
     <w:p>
+      <w:pPr>
+        <w:spacing w:after="120"/>
+      </w:pPr>
       <w:r>
         <w:t>Because the public CICIoT2023 dataset does not contain device identifiers or IP addresses, a device-topology graph cannot be constructed. Instead, following the attribute-similarity approach validated by Ngo et al. (2025) and Basak et al. (2025), graphs are built using feature-space proximity:</w:t>
       </w:r>
     </w:p>
     <w:p>
-      <w:r>
-        <w:t xml:space="preserve">- </w:t>
-      </w:r>
+      <w:pPr>
+        <w:pStyle w:val="ListBullet"/>
+        <w:spacing w:after="40"/>
+      </w:pPr>
       <w:r>
         <w:rPr>
           <w:i/>
@@ -991,9 +1185,10 @@
       </w:r>
     </w:p>
     <w:p>
-      <w:r>
-        <w:t xml:space="preserve">- </w:t>
-      </w:r>
+      <w:pPr>
+        <w:pStyle w:val="ListBullet"/>
+        <w:spacing w:after="40"/>
+      </w:pPr>
       <w:r>
         <w:rPr>
           <w:i/>
@@ -1012,9 +1207,10 @@
       </w:r>
     </w:p>
     <w:p>
-      <w:r>
-        <w:t xml:space="preserve">- </w:t>
-      </w:r>
+      <w:pPr>
+        <w:pStyle w:val="ListBullet"/>
+        <w:spacing w:after="40"/>
+      </w:pPr>
       <w:r>
         <w:rPr>
           <w:i/>
@@ -1033,9 +1229,10 @@
       </w:r>
     </w:p>
     <w:p>
-      <w:r>
-        <w:t xml:space="preserve">- </w:t>
-      </w:r>
+      <w:pPr>
+        <w:pStyle w:val="ListBullet"/>
+        <w:spacing w:after="40"/>
+      </w:pPr>
       <w:r>
         <w:rPr>
           <w:i/>
@@ -1054,9 +1251,10 @@
       </w:r>
     </w:p>
     <w:p>
-      <w:r>
-        <w:t xml:space="preserve">- </w:t>
-      </w:r>
+      <w:pPr>
+        <w:pStyle w:val="ListBullet"/>
+        <w:spacing w:after="40"/>
+      </w:pPr>
       <w:r>
         <w:rPr>
           <w:i/>
@@ -1075,6 +1273,9 @@
       </w:r>
     </w:p>
     <w:p>
+      <w:pPr>
+        <w:spacing w:after="120"/>
+      </w:pPr>
       <w:r>
         <w:rPr>
           <w:i/>
@@ -1090,9 +1291,10 @@
       </w:r>
     </w:p>
     <w:p>
-      <w:r>
-        <w:t xml:space="preserve">- </w:t>
-      </w:r>
+      <w:pPr>
+        <w:pStyle w:val="ListBullet"/>
+        <w:spacing w:after="40"/>
+      </w:pPr>
       <w:r>
         <w:rPr>
           <w:i/>
@@ -1111,9 +1313,10 @@
       </w:r>
     </w:p>
     <w:p>
-      <w:r>
-        <w:t xml:space="preserve">- </w:t>
-      </w:r>
+      <w:pPr>
+        <w:pStyle w:val="ListBullet"/>
+        <w:spacing w:after="40"/>
+      </w:pPr>
       <w:r>
         <w:rPr>
           <w:i/>
@@ -1132,9 +1335,10 @@
       </w:r>
     </w:p>
     <w:p>
-      <w:r>
-        <w:t xml:space="preserve">- </w:t>
-      </w:r>
+      <w:pPr>
+        <w:pStyle w:val="ListBullet"/>
+        <w:spacing w:after="40"/>
+      </w:pPr>
       <w:r>
         <w:rPr>
           <w:i/>
@@ -1153,9 +1357,10 @@
       </w:r>
     </w:p>
     <w:p>
-      <w:r>
-        <w:t xml:space="preserve">- </w:t>
-      </w:r>
+      <w:pPr>
+        <w:pStyle w:val="ListBullet"/>
+        <w:spacing w:after="40"/>
+      </w:pPr>
       <w:r>
         <w:rPr>
           <w:i/>
@@ -1176,20 +1381,25 @@
     <w:p>
       <w:pPr>
         <w:pStyle w:val="Heading2"/>
+        <w:spacing w:before="200" w:after="80"/>
       </w:pPr>
       <w:r>
         <w:t>2.4 Model Architectures</w:t>
       </w:r>
     </w:p>
     <w:p>
+      <w:pPr>
+        <w:spacing w:after="120"/>
+      </w:pPr>
       <w:r>
         <w:t>Four models are trained and compared, representing increasing structural sophistication:</w:t>
       </w:r>
     </w:p>
     <w:p>
-      <w:r>
-        <w:t xml:space="preserve">- </w:t>
-      </w:r>
+      <w:pPr>
+        <w:pStyle w:val="ListBullet"/>
+        <w:spacing w:after="40"/>
+      </w:pPr>
       <w:r>
         <w:rPr>
           <w:i/>
@@ -1208,9 +1418,10 @@
       </w:r>
     </w:p>
     <w:p>
-      <w:r>
-        <w:t xml:space="preserve">- </w:t>
-      </w:r>
+      <w:pPr>
+        <w:pStyle w:val="ListBullet"/>
+        <w:spacing w:after="40"/>
+      </w:pPr>
       <w:r>
         <w:rPr>
           <w:i/>
@@ -1229,9 +1440,10 @@
       </w:r>
     </w:p>
     <w:p>
-      <w:r>
-        <w:t xml:space="preserve">- </w:t>
-      </w:r>
+      <w:pPr>
+        <w:pStyle w:val="ListBullet"/>
+        <w:spacing w:after="40"/>
+      </w:pPr>
       <w:r>
         <w:rPr>
           <w:i/>
@@ -1250,9 +1462,10 @@
       </w:r>
     </w:p>
     <w:p>
-      <w:r>
-        <w:t xml:space="preserve">- </w:t>
-      </w:r>
+      <w:pPr>
+        <w:pStyle w:val="ListBullet"/>
+        <w:spacing w:after="40"/>
+      </w:pPr>
       <w:r>
         <w:rPr>
           <w:i/>
@@ -1273,17 +1486,24 @@
     <w:p>
       <w:pPr>
         <w:pStyle w:val="Heading2"/>
+        <w:spacing w:before="200" w:after="80"/>
       </w:pPr>
       <w:r>
         <w:t>2.5 Data Gathering and Analysis</w:t>
       </w:r>
     </w:p>
     <w:p>
+      <w:pPr>
+        <w:spacing w:after="120"/>
+      </w:pPr>
       <w:r>
         <w:t>All experiments use the pre-defined CICIoT2023 train/validation/test splits to ensure comparability with published benchmarks. The validation set is used for hyperparameter selection and early stopping (patience=5 epochs); the test set is held out and used only for final evaluation. A fixed random seed ensures reproducibility across all experiments.</w:t>
       </w:r>
     </w:p>
     <w:p>
+      <w:pPr>
+        <w:spacing w:after="120"/>
+      </w:pPr>
       <w:r>
         <w:t>Class-weighted loss (automatically computed inversely proportional to class frequency) is applied during all neural model training to prevent the classifier from trivially predicting the majority class.</w:t>
       </w:r>
@@ -1291,17 +1511,24 @@
     <w:p>
       <w:pPr>
         <w:pStyle w:val="Heading2"/>
+        <w:spacing w:before="200" w:after="80"/>
       </w:pPr>
       <w:r>
         <w:t>2.6 Evaluation Metrics</w:t>
       </w:r>
     </w:p>
     <w:p>
+      <w:pPr>
+        <w:spacing w:after="120"/>
+      </w:pPr>
       <w:r>
         <w:t>Performance is evaluated using the following metrics, chosen for their relevance to SOC operations:</w:t>
       </w:r>
     </w:p>
     <w:p>
+      <w:pPr>
+        <w:spacing w:after="120"/>
+      </w:pPr>
       <w:r>
         <w:rPr>
           <w:i/>
@@ -1321,19 +1548,22 @@
     </w:p>
     <w:p>
       <w:pPr>
-        <w:spacing w:before="120" w:after="120"/>
+        <w:spacing w:before="160" w:after="160"/>
         <w:jc w:val="center"/>
       </w:pPr>
       <w:r>
         <w:rPr>
           <w:rFonts w:ascii="Cambria Math" w:hAnsi="Cambria Math"/>
           <w:i/>
-          <w:sz w:val="24"/>
+          <w:sz w:val="22"/>
         </w:rPr>
         <w:t>Precision = (TP) / (TP + FP)</w:t>
       </w:r>
     </w:p>
     <w:p>
+      <w:pPr>
+        <w:spacing w:after="120"/>
+      </w:pPr>
       <w:r>
         <w:rPr>
           <w:i/>
@@ -1353,19 +1583,22 @@
     </w:p>
     <w:p>
       <w:pPr>
-        <w:spacing w:before="120" w:after="120"/>
+        <w:spacing w:before="160" w:after="160"/>
         <w:jc w:val="center"/>
       </w:pPr>
       <w:r>
         <w:rPr>
           <w:rFonts w:ascii="Cambria Math" w:hAnsi="Cambria Math"/>
           <w:i/>
-          <w:sz w:val="24"/>
+          <w:sz w:val="22"/>
         </w:rPr>
         <w:t>Recall = (TP) / (TP + FN)</w:t>
       </w:r>
     </w:p>
     <w:p>
+      <w:pPr>
+        <w:spacing w:after="120"/>
+      </w:pPr>
       <w:r>
         <w:rPr>
           <w:i/>
@@ -1385,19 +1618,22 @@
     </w:p>
     <w:p>
       <w:pPr>
-        <w:spacing w:before="120" w:after="120"/>
+        <w:spacing w:before="160" w:after="160"/>
         <w:jc w:val="center"/>
       </w:pPr>
       <w:r>
         <w:rPr>
           <w:rFonts w:ascii="Cambria Math" w:hAnsi="Cambria Math"/>
           <w:i/>
-          <w:sz w:val="24"/>
+          <w:sz w:val="22"/>
         </w:rPr>
         <w:t>F₁ = (2 \times (Precision \times Recall)) / (Precision + Recall)</w:t>
       </w:r>
     </w:p>
     <w:p>
+      <w:pPr>
+        <w:spacing w:after="120"/>
+      </w:pPr>
       <w:r>
         <w:rPr>
           <w:i/>
@@ -1417,19 +1653,22 @@
     </w:p>
     <w:p>
       <w:pPr>
-        <w:spacing w:before="120" w:after="120"/>
+        <w:spacing w:before="160" w:after="160"/>
         <w:jc w:val="center"/>
       </w:pPr>
       <w:r>
         <w:rPr>
           <w:rFonts w:ascii="Cambria Math" w:hAnsi="Cambria Math"/>
           <w:i/>
-          <w:sz w:val="24"/>
+          <w:sz w:val="22"/>
         </w:rPr>
         <w:t>FAR = (FP) / (FP + TN)</w:t>
       </w:r>
     </w:p>
     <w:p>
+      <w:pPr>
+        <w:spacing w:after="120"/>
+      </w:pPr>
       <w:r>
         <w:rPr>
           <w:i/>
@@ -1445,9 +1684,10 @@
       </w:r>
     </w:p>
     <w:p>
-      <w:r>
-        <w:t xml:space="preserve">- </w:t>
-      </w:r>
+      <w:pPr>
+        <w:pStyle w:val="ListBullet"/>
+        <w:spacing w:after="40"/>
+      </w:pPr>
       <w:r>
         <w:rPr>
           <w:i/>
@@ -1466,9 +1706,10 @@
       </w:r>
     </w:p>
     <w:p>
-      <w:r>
-        <w:t xml:space="preserve">- </w:t>
-      </w:r>
+      <w:pPr>
+        <w:pStyle w:val="ListBullet"/>
+        <w:spacing w:after="40"/>
+      </w:pPr>
       <w:r>
         <w:rPr>
           <w:i/>
@@ -1487,9 +1728,10 @@
       </w:r>
     </w:p>
     <w:p>
-      <w:r>
-        <w:t xml:space="preserve">- </w:t>
-      </w:r>
+      <w:pPr>
+        <w:pStyle w:val="ListBullet"/>
+        <w:spacing w:after="40"/>
+      </w:pPr>
       <w:r>
         <w:rPr>
           <w:i/>
@@ -1508,9 +1750,10 @@
       </w:r>
     </w:p>
     <w:p>
-      <w:r>
-        <w:t xml:space="preserve">- </w:t>
-      </w:r>
+      <w:pPr>
+        <w:pStyle w:val="ListBullet"/>
+        <w:spacing w:after="40"/>
+      </w:pPr>
       <w:r>
         <w:rPr>
           <w:i/>
@@ -1529,6 +1772,9 @@
       </w:r>
     </w:p>
     <w:p>
+      <w:pPr>
+        <w:spacing w:after="120"/>
+      </w:pPr>
       <w:r>
         <w:t>False alarm rate is particularly critical for SOC deployment: a system with high recall but high FAR will overwhelm analysts with false positives, negating the operational benefit.</w:t>
       </w:r>
@@ -1536,20 +1782,25 @@
     <w:p>
       <w:pPr>
         <w:pStyle w:val="Heading2"/>
+        <w:spacing w:before="200" w:after="80"/>
       </w:pPr>
       <w:r>
         <w:t>2.7 Explainability and SIEM Integration</w:t>
       </w:r>
     </w:p>
     <w:p>
+      <w:pPr>
+        <w:spacing w:after="120"/>
+      </w:pPr>
       <w:r>
         <w:t>Explainability is implemented through two complementary mechanisms:</w:t>
       </w:r>
     </w:p>
     <w:p>
-      <w:r>
-        <w:t xml:space="preserve">1. </w:t>
-      </w:r>
+      <w:pPr>
+        <w:pStyle w:val="ListNumber"/>
+        <w:spacing w:after="40"/>
+      </w:pPr>
       <w:r>
         <w:rPr>
           <w:i/>
@@ -1568,9 +1819,10 @@
       </w:r>
     </w:p>
     <w:p>
-      <w:r>
-        <w:t xml:space="preserve">2. </w:t>
-      </w:r>
+      <w:pPr>
+        <w:pStyle w:val="ListNumber"/>
+        <w:spacing w:after="40"/>
+      </w:pPr>
       <w:r>
         <w:rPr>
           <w:i/>
@@ -1589,16 +1841,25 @@
       </w:r>
     </w:p>
     <w:p>
+      <w:pPr>
+        <w:spacing w:after="120"/>
+      </w:pPr>
       <w:r>
         <w:t>Alerts are formatted as ECS (Elastic Common Schema) JSON objects and served via a FastAPI endpoint (POST /score). Each alert includes: timestamp, alert severity, detection score, classification label, top contributing features with attribution scores, and top influential neighbouring flows. This format is directly ingestible by standard SIEM platforms (Elastic Security, Splunk).</w:t>
       </w:r>
     </w:p>
     <w:p>
+      <w:pPr>
+        <w:spacing w:after="120"/>
+      </w:pPr>
       <w:r>
         <w:t>Figure 1 illustrates the complete research pipeline from raw data to SIEM alert generation.</w:t>
       </w:r>
     </w:p>
     <w:p>
+      <w:pPr>
+        <w:spacing w:after="120"/>
+      </w:pPr>
       <w:r>
         <w:rPr>
           <w:i/>
@@ -1615,12 +1876,13 @@
     </w:p>
     <w:p>
       <w:pPr>
+        <w:spacing w:before="240" w:after="120"/>
         <w:jc w:val="center"/>
       </w:pPr>
       <w:r>
         <w:drawing>
           <wp:inline xmlns:a="http://schemas.openxmlformats.org/drawingml/2006/main" xmlns:pic="http://schemas.openxmlformats.org/drawingml/2006/picture">
-            <wp:extent cx="5486400" cy="6864892"/>
+            <wp:extent cx="5029200" cy="6292818"/>
             <wp:docPr id="1" name="Picture 1"/>
             <wp:cNvGraphicFramePr>
               <a:graphicFrameLocks noChangeAspect="1"/>
@@ -1641,7 +1903,7 @@
                   <pic:spPr>
                     <a:xfrm>
                       <a:off x="0" y="0"/>
-                      <a:ext cx="5486400" cy="6864892"/>
+                      <a:ext cx="5029200" cy="6292818"/>
                     </a:xfrm>
                     <a:prstGeom prst="rect"/>
                   </pic:spPr>
@@ -1654,6 +1916,7 @@
     </w:p>
     <w:p>
       <w:pPr>
+        <w:spacing w:after="120"/>
         <w:jc w:val="center"/>
       </w:pPr>
       <w:r>
@@ -1666,20 +1929,25 @@
     <w:p>
       <w:pPr>
         <w:pStyle w:val="Heading2"/>
+        <w:spacing w:before="200" w:after="80"/>
       </w:pPr>
       <w:r>
         <w:t>2.8 Academic Worth and Verifiable Goal</w:t>
       </w:r>
     </w:p>
     <w:p>
+      <w:pPr>
+        <w:spacing w:after="120"/>
+      </w:pPr>
       <w:r>
         <w:t>The academic contribution of this project is threefold:</w:t>
       </w:r>
     </w:p>
     <w:p>
-      <w:r>
-        <w:t xml:space="preserve">1. </w:t>
-      </w:r>
+      <w:pPr>
+        <w:pStyle w:val="ListNumber"/>
+        <w:spacing w:after="40"/>
+      </w:pPr>
       <w:r>
         <w:rPr>
           <w:i/>
@@ -1698,9 +1966,10 @@
       </w:r>
     </w:p>
     <w:p>
-      <w:r>
-        <w:t xml:space="preserve">2. </w:t>
-      </w:r>
+      <w:pPr>
+        <w:pStyle w:val="ListNumber"/>
+        <w:spacing w:after="40"/>
+      </w:pPr>
       <w:r>
         <w:rPr>
           <w:i/>
@@ -1719,9 +1988,10 @@
       </w:r>
     </w:p>
     <w:p>
-      <w:r>
-        <w:t xml:space="preserve">3. </w:t>
-      </w:r>
+      <w:pPr>
+        <w:pStyle w:val="ListNumber"/>
+        <w:spacing w:after="40"/>
+      </w:pPr>
       <w:r>
         <w:rPr>
           <w:i/>
@@ -1740,6 +2010,9 @@
       </w:r>
     </w:p>
     <w:p>
+      <w:pPr>
+        <w:spacing w:after="120"/>
+      </w:pPr>
       <w:r>
         <w:t>The research goal is verifiable: each hypothesis (H1–H3) maps to specific, measurable metrics that can be objectively evaluated on the held-out test set.</w:t>
       </w:r>
@@ -1747,20 +2020,25 @@
     <w:p>
       <w:pPr>
         <w:pStyle w:val="Heading2"/>
+        <w:spacing w:before="200" w:after="80"/>
       </w:pPr>
       <w:r>
         <w:t>2.9 Anticipated Critical Reflection</w:t>
       </w:r>
     </w:p>
     <w:p>
+      <w:pPr>
+        <w:spacing w:after="120"/>
+      </w:pPr>
       <w:r>
         <w:t>Several limitations are anticipated and will be critically discussed in the final dissertation:</w:t>
       </w:r>
     </w:p>
     <w:p>
-      <w:r>
-        <w:t xml:space="preserve">- </w:t>
-      </w:r>
+      <w:pPr>
+        <w:pStyle w:val="ListBullet"/>
+        <w:spacing w:after="40"/>
+      </w:pPr>
       <w:r>
         <w:rPr>
           <w:i/>
@@ -1779,9 +2057,10 @@
       </w:r>
     </w:p>
     <w:p>
-      <w:r>
-        <w:t xml:space="preserve">- </w:t>
-      </w:r>
+      <w:pPr>
+        <w:pStyle w:val="ListBullet"/>
+        <w:spacing w:after="40"/>
+      </w:pPr>
       <w:r>
         <w:rPr>
           <w:i/>
@@ -1800,9 +2079,10 @@
       </w:r>
     </w:p>
     <w:p>
-      <w:r>
-        <w:t xml:space="preserve">- </w:t>
-      </w:r>
+      <w:pPr>
+        <w:pStyle w:val="ListBullet"/>
+        <w:spacing w:after="40"/>
+      </w:pPr>
       <w:r>
         <w:rPr>
           <w:i/>
@@ -1821,9 +2101,10 @@
       </w:r>
     </w:p>
     <w:p>
-      <w:r>
-        <w:t xml:space="preserve">- </w:t>
-      </w:r>
+      <w:pPr>
+        <w:pStyle w:val="ListBullet"/>
+        <w:spacing w:after="40"/>
+      </w:pPr>
       <w:r>
         <w:rPr>
           <w:i/>
@@ -1842,9 +2123,10 @@
       </w:r>
     </w:p>
     <w:p>
-      <w:r>
-        <w:t xml:space="preserve">- </w:t>
-      </w:r>
+      <w:pPr>
+        <w:pStyle w:val="ListBullet"/>
+        <w:spacing w:after="40"/>
+      </w:pPr>
       <w:r>
         <w:rPr>
           <w:i/>
@@ -1863,9 +2145,10 @@
       </w:r>
     </w:p>
     <w:p>
-      <w:r>
-        <w:t xml:space="preserve">- </w:t>
-      </w:r>
+      <w:pPr>
+        <w:pStyle w:val="ListBullet"/>
+        <w:spacing w:after="40"/>
+      </w:pPr>
       <w:r>
         <w:rPr>
           <w:i/>
@@ -1884,6 +2167,9 @@
       </w:r>
     </w:p>
     <w:p>
+      <w:pPr>
+        <w:spacing w:after="120"/>
+      </w:pPr>
       <w:r>
         <w:t>These limitations define clear boundaries for the conclusions that can be drawn and identify specific directions for future work.</w:t>
       </w:r>
@@ -1891,12 +2177,16 @@
     <w:p>
       <w:pPr>
         <w:pStyle w:val="Heading1"/>
+        <w:spacing w:before="240" w:after="120"/>
       </w:pPr>
       <w:r>
         <w:t>3. Plan for Completion</w:t>
       </w:r>
     </w:p>
     <w:p>
+      <w:pPr>
+        <w:spacing w:after="120"/>
+      </w:pPr>
       <w:r>
         <w:t>This section briefly describes the current status of my project and in more detail describes how I intend to progress it to completion. It also includes an indication of how I will proceed if the results I collect are in some way deficient.</w:t>
       </w:r>
@@ -1904,20 +2194,25 @@
     <w:p>
       <w:pPr>
         <w:pStyle w:val="Heading2"/>
+        <w:spacing w:before="200" w:after="80"/>
       </w:pPr>
       <w:r>
         <w:t>3.1 Current Status</w:t>
       </w:r>
     </w:p>
     <w:p>
+      <w:pPr>
+        <w:spacing w:after="120"/>
+      </w:pPr>
       <w:r>
         <w:t>As of the interim submission date, the following components are complete:</w:t>
       </w:r>
     </w:p>
     <w:p>
-      <w:r>
-        <w:t xml:space="preserve">- </w:t>
-      </w:r>
+      <w:pPr>
+        <w:pStyle w:val="ListBullet"/>
+        <w:spacing w:after="40"/>
+      </w:pPr>
       <w:r>
         <w:rPr>
           <w:i/>
@@ -1936,9 +2231,10 @@
       </w:r>
     </w:p>
     <w:p>
-      <w:r>
-        <w:t xml:space="preserve">- </w:t>
-      </w:r>
+      <w:pPr>
+        <w:pStyle w:val="ListBullet"/>
+        <w:spacing w:after="40"/>
+      </w:pPr>
       <w:r>
         <w:rPr>
           <w:i/>
@@ -1957,9 +2253,10 @@
       </w:r>
     </w:p>
     <w:p>
-      <w:r>
-        <w:t xml:space="preserve">- </w:t>
-      </w:r>
+      <w:pPr>
+        <w:pStyle w:val="ListBullet"/>
+        <w:spacing w:after="40"/>
+      </w:pPr>
       <w:r>
         <w:rPr>
           <w:i/>
@@ -1978,9 +2275,10 @@
       </w:r>
     </w:p>
     <w:p>
-      <w:r>
-        <w:t xml:space="preserve">- </w:t>
-      </w:r>
+      <w:pPr>
+        <w:pStyle w:val="ListBullet"/>
+        <w:spacing w:after="40"/>
+      </w:pPr>
       <w:r>
         <w:rPr>
           <w:i/>
@@ -1999,9 +2297,10 @@
       </w:r>
     </w:p>
     <w:p>
-      <w:r>
-        <w:t xml:space="preserve">- </w:t>
-      </w:r>
+      <w:pPr>
+        <w:pStyle w:val="ListBullet"/>
+        <w:spacing w:after="40"/>
+      </w:pPr>
       <w:r>
         <w:rPr>
           <w:i/>
@@ -2020,9 +2319,10 @@
       </w:r>
     </w:p>
     <w:p>
-      <w:r>
-        <w:t xml:space="preserve">- </w:t>
-      </w:r>
+      <w:pPr>
+        <w:pStyle w:val="ListBullet"/>
+        <w:spacing w:after="40"/>
+      </w:pPr>
       <w:r>
         <w:rPr>
           <w:i/>
@@ -2041,9 +2341,10 @@
       </w:r>
     </w:p>
     <w:p>
-      <w:r>
-        <w:t xml:space="preserve">- </w:t>
-      </w:r>
+      <w:pPr>
+        <w:pStyle w:val="ListBullet"/>
+        <w:spacing w:after="40"/>
+      </w:pPr>
       <w:r>
         <w:rPr>
           <w:i/>
@@ -2062,9 +2363,10 @@
       </w:r>
     </w:p>
     <w:p>
-      <w:r>
-        <w:t xml:space="preserve">- </w:t>
-      </w:r>
+      <w:pPr>
+        <w:pStyle w:val="ListBullet"/>
+        <w:spacing w:after="40"/>
+      </w:pPr>
       <w:r>
         <w:rPr>
           <w:i/>
@@ -2083,6 +2385,9 @@
       </w:r>
     </w:p>
     <w:p>
+      <w:pPr>
+        <w:spacing w:after="120"/>
+      </w:pPr>
       <w:r>
         <w:t>The core engineering work is substantially complete. The remaining work focuses on rigorous evaluation, analysis, and dissertation writing.</w:t>
       </w:r>
@@ -2090,30 +2395,29 @@
     <w:p>
       <w:pPr>
         <w:pStyle w:val="Heading2"/>
+        <w:spacing w:before="200" w:after="80"/>
       </w:pPr>
       <w:r>
         <w:t>3.2 Plan to Completion</w:t>
       </w:r>
     </w:p>
     <w:p>
+      <w:pPr>
+        <w:spacing w:before="200" w:after="80"/>
+      </w:pPr>
       <w:r>
         <w:rPr>
           <w:i/>
+          <w:sz w:val="20"/>
         </w:rPr>
-      </w:r>
-      <w:r>
         <w:t>Table 2: Completion Timeline</w:t>
-      </w:r>
-      <w:r>
-        <w:rPr>
-          <w:i/>
-        </w:rPr>
       </w:r>
     </w:p>
     <w:tbl>
       <w:tblPr>
         <w:tblStyle w:val="TableGrid"/>
         <w:tblW w:type="auto" w:w="0"/>
+        <w:jc w:val="left"/>
         <w:tblLook w:firstColumn="1" w:firstRow="1" w:lastColumn="0" w:lastRow="0" w:noHBand="0" w:noVBand="1" w:val="04A0"/>
       </w:tblPr>
       <w:tblGrid>
@@ -2129,9 +2433,13 @@
             <w:shd w:fill="D9D9D9"/>
           </w:tcPr>
           <w:p>
+            <w:pPr>
+              <w:spacing w:before="60" w:after="60"/>
+            </w:pPr>
             <w:r>
               <w:rPr>
                 <w:b/>
+                <w:sz w:val="20"/>
               </w:rPr>
               <w:t>Week</w:t>
             </w:r>
@@ -2143,9 +2451,13 @@
             <w:shd w:fill="D9D9D9"/>
           </w:tcPr>
           <w:p>
+            <w:pPr>
+              <w:spacing w:before="60" w:after="60"/>
+            </w:pPr>
             <w:r>
               <w:rPr>
                 <w:b/>
+                <w:sz w:val="20"/>
               </w:rPr>
               <w:t>Dates (Approx.)</w:t>
             </w:r>
@@ -2157,9 +2469,13 @@
             <w:shd w:fill="D9D9D9"/>
           </w:tcPr>
           <w:p>
+            <w:pPr>
+              <w:spacing w:before="60" w:after="60"/>
+            </w:pPr>
             <w:r>
               <w:rPr>
                 <w:b/>
+                <w:sz w:val="20"/>
               </w:rPr>
               <w:t>Tasks</w:t>
             </w:r>
@@ -2171,9 +2487,13 @@
             <w:shd w:fill="D9D9D9"/>
           </w:tcPr>
           <w:p>
+            <w:pPr>
+              <w:spacing w:before="60" w:after="60"/>
+            </w:pPr>
             <w:r>
               <w:rPr>
                 <w:b/>
+                <w:sz w:val="20"/>
               </w:rPr>
               <w:t>Deliverables</w:t>
             </w:r>
@@ -2186,7 +2506,13 @@
             <w:tcW w:type="dxa" w:w="2160"/>
           </w:tcPr>
           <w:p>
+            <w:pPr>
+              <w:spacing w:before="40" w:after="40"/>
+            </w:pPr>
             <w:r>
+              <w:rPr>
+                <w:sz w:val="18"/>
+              </w:rPr>
               <w:t>5</w:t>
             </w:r>
           </w:p>
@@ -2196,7 +2522,13 @@
             <w:tcW w:type="dxa" w:w="2160"/>
           </w:tcPr>
           <w:p>
+            <w:pPr>
+              <w:spacing w:before="40" w:after="40"/>
+            </w:pPr>
             <w:r>
+              <w:rPr>
+                <w:sz w:val="18"/>
+              </w:rPr>
               <w:t>Current week</w:t>
             </w:r>
           </w:p>
@@ -2206,7 +2538,13 @@
             <w:tcW w:type="dxa" w:w="2160"/>
           </w:tcPr>
           <w:p>
+            <w:pPr>
+              <w:spacing w:before="40" w:after="40"/>
+            </w:pPr>
             <w:r>
+              <w:rPr>
+                <w:sz w:val="18"/>
+              </w:rPr>
               <w:t>Finalise all experiments; ensure reproducibility with fixed seeds; generate final metrics for all four models</w:t>
             </w:r>
           </w:p>
@@ -2216,7 +2554,13 @@
             <w:tcW w:type="dxa" w:w="2160"/>
           </w:tcPr>
           <w:p>
+            <w:pPr>
+              <w:spacing w:before="40" w:after="40"/>
+            </w:pPr>
             <w:r>
+              <w:rPr>
+                <w:sz w:val="18"/>
+              </w:rPr>
               <w:t>Final metric tables, confusion matrices</w:t>
             </w:r>
           </w:p>
@@ -2228,7 +2572,13 @@
             <w:tcW w:type="dxa" w:w="2160"/>
           </w:tcPr>
           <w:p>
+            <w:pPr>
+              <w:spacing w:before="40" w:after="40"/>
+            </w:pPr>
             <w:r>
+              <w:rPr>
+                <w:sz w:val="18"/>
+              </w:rPr>
               <w:t>5–6</w:t>
             </w:r>
           </w:p>
@@ -2238,7 +2588,13 @@
             <w:tcW w:type="dxa" w:w="2160"/>
           </w:tcPr>
           <w:p>
+            <w:pPr>
+              <w:spacing w:before="40" w:after="40"/>
+            </w:pPr>
             <w:r>
+              <w:rPr>
+                <w:sz w:val="18"/>
+              </w:rPr>
               <w:t>+1 week</w:t>
             </w:r>
           </w:p>
@@ -2248,7 +2604,13 @@
             <w:tcW w:type="dxa" w:w="2160"/>
           </w:tcPr>
           <w:p>
+            <w:pPr>
+              <w:spacing w:before="40" w:after="40"/>
+            </w:pPr>
             <w:r>
+              <w:rPr>
+                <w:sz w:val="18"/>
+              </w:rPr>
               <w:t>Generate all figures: confusion matrices, ROC curves, FL convergence plot (F1 vs. round), inference time comparison bar chart</w:t>
             </w:r>
           </w:p>
@@ -2258,7 +2620,13 @@
             <w:tcW w:type="dxa" w:w="2160"/>
           </w:tcPr>
           <w:p>
+            <w:pPr>
+              <w:spacing w:before="40" w:after="40"/>
+            </w:pPr>
             <w:r>
+              <w:rPr>
+                <w:sz w:val="18"/>
+              </w:rPr>
               <w:t>All dissertation figures</w:t>
             </w:r>
           </w:p>
@@ -2270,7 +2638,13 @@
             <w:tcW w:type="dxa" w:w="2160"/>
           </w:tcPr>
           <w:p>
+            <w:pPr>
+              <w:spacing w:before="40" w:after="40"/>
+            </w:pPr>
             <w:r>
+              <w:rPr>
+                <w:sz w:val="18"/>
+              </w:rPr>
               <w:t>6</w:t>
             </w:r>
           </w:p>
@@ -2280,7 +2654,13 @@
             <w:tcW w:type="dxa" w:w="2160"/>
           </w:tcPr>
           <w:p>
+            <w:pPr>
+              <w:spacing w:before="40" w:after="40"/>
+            </w:pPr>
             <w:r>
+              <w:rPr>
+                <w:sz w:val="18"/>
+              </w:rPr>
               <w:t>+1.5 weeks</w:t>
             </w:r>
           </w:p>
@@ -2290,7 +2670,13 @@
             <w:tcW w:type="dxa" w:w="2160"/>
           </w:tcPr>
           <w:p>
+            <w:pPr>
+              <w:spacing w:before="40" w:after="40"/>
+            </w:pPr>
             <w:r>
+              <w:rPr>
+                <w:sz w:val="18"/>
+              </w:rPr>
               <w:t>Conduct sensitivity analysis: vary k (3,5,7), window_size (25,50,100) if time permits; document results</w:t>
             </w:r>
           </w:p>
@@ -2300,7 +2686,13 @@
             <w:tcW w:type="dxa" w:w="2160"/>
           </w:tcPr>
           <w:p>
+            <w:pPr>
+              <w:spacing w:before="40" w:after="40"/>
+            </w:pPr>
             <w:r>
+              <w:rPr>
+                <w:sz w:val="18"/>
+              </w:rPr>
               <w:t>Sensitivity analysis table (optional)</w:t>
             </w:r>
           </w:p>
@@ -2312,7 +2704,13 @@
             <w:tcW w:type="dxa" w:w="2160"/>
           </w:tcPr>
           <w:p>
+            <w:pPr>
+              <w:spacing w:before="40" w:after="40"/>
+            </w:pPr>
             <w:r>
+              <w:rPr>
+                <w:sz w:val="18"/>
+              </w:rPr>
               <w:t>6–7</w:t>
             </w:r>
           </w:p>
@@ -2322,7 +2720,13 @@
             <w:tcW w:type="dxa" w:w="2160"/>
           </w:tcPr>
           <w:p>
+            <w:pPr>
+              <w:spacing w:before="40" w:after="40"/>
+            </w:pPr>
             <w:r>
+              <w:rPr>
+                <w:sz w:val="18"/>
+              </w:rPr>
               <w:t>+2 weeks</w:t>
             </w:r>
           </w:p>
@@ -2332,7 +2736,13 @@
             <w:tcW w:type="dxa" w:w="2160"/>
           </w:tcPr>
           <w:p>
+            <w:pPr>
+              <w:spacing w:before="40" w:after="40"/>
+            </w:pPr>
             <w:r>
+              <w:rPr>
+                <w:sz w:val="18"/>
+              </w:rPr>
               <w:t>Write Results chapter with all tables and figures; write Discussion chapter interpreting results against hypotheses H1–H3</w:t>
             </w:r>
           </w:p>
@@ -2342,7 +2752,13 @@
             <w:tcW w:type="dxa" w:w="2160"/>
           </w:tcPr>
           <w:p>
+            <w:pPr>
+              <w:spacing w:before="40" w:after="40"/>
+            </w:pPr>
             <w:r>
+              <w:rPr>
+                <w:sz w:val="18"/>
+              </w:rPr>
               <w:t>Draft Results and Discussion chapters</w:t>
             </w:r>
           </w:p>
@@ -2354,7 +2770,13 @@
             <w:tcW w:type="dxa" w:w="2160"/>
           </w:tcPr>
           <w:p>
+            <w:pPr>
+              <w:spacing w:before="40" w:after="40"/>
+            </w:pPr>
             <w:r>
+              <w:rPr>
+                <w:sz w:val="18"/>
+              </w:rPr>
               <w:t>7</w:t>
             </w:r>
           </w:p>
@@ -2364,7 +2786,13 @@
             <w:tcW w:type="dxa" w:w="2160"/>
           </w:tcPr>
           <w:p>
+            <w:pPr>
+              <w:spacing w:before="40" w:after="40"/>
+            </w:pPr>
             <w:r>
+              <w:rPr>
+                <w:sz w:val="18"/>
+              </w:rPr>
               <w:t>+2.5 weeks</w:t>
             </w:r>
           </w:p>
@@ -2374,7 +2802,13 @@
             <w:tcW w:type="dxa" w:w="2160"/>
           </w:tcPr>
           <w:p>
+            <w:pPr>
+              <w:spacing w:before="40" w:after="40"/>
+            </w:pPr>
             <w:r>
+              <w:rPr>
+                <w:sz w:val="18"/>
+              </w:rPr>
               <w:t>Write Conclusion and Critical Self-Evaluation; revisit literature review for any additional references prompted by results</w:t>
             </w:r>
           </w:p>
@@ -2384,7 +2818,13 @@
             <w:tcW w:type="dxa" w:w="2160"/>
           </w:tcPr>
           <w:p>
+            <w:pPr>
+              <w:spacing w:before="40" w:after="40"/>
+            </w:pPr>
             <w:r>
+              <w:rPr>
+                <w:sz w:val="18"/>
+              </w:rPr>
               <w:t>Draft Conclusion chapter</w:t>
             </w:r>
           </w:p>
@@ -2396,7 +2836,13 @@
             <w:tcW w:type="dxa" w:w="2160"/>
           </w:tcPr>
           <w:p>
+            <w:pPr>
+              <w:spacing w:before="40" w:after="40"/>
+            </w:pPr>
             <w:r>
+              <w:rPr>
+                <w:sz w:val="18"/>
+              </w:rPr>
               <w:t>7–8</w:t>
             </w:r>
           </w:p>
@@ -2406,7 +2852,13 @@
             <w:tcW w:type="dxa" w:w="2160"/>
           </w:tcPr>
           <w:p>
+            <w:pPr>
+              <w:spacing w:before="40" w:after="40"/>
+            </w:pPr>
             <w:r>
+              <w:rPr>
+                <w:sz w:val="18"/>
+              </w:rPr>
               <w:t>+3 weeks</w:t>
             </w:r>
           </w:p>
@@ -2416,7 +2868,13 @@
             <w:tcW w:type="dxa" w:w="2160"/>
           </w:tcPr>
           <w:p>
+            <w:pPr>
+              <w:spacing w:before="40" w:after="40"/>
+            </w:pPr>
             <w:r>
+              <w:rPr>
+                <w:sz w:val="18"/>
+              </w:rPr>
               <w:t>Incorporate interim report feedback from supervisor; integrate all chapters; polish references and formatting; proofread</w:t>
             </w:r>
           </w:p>
@@ -2426,7 +2884,13 @@
             <w:tcW w:type="dxa" w:w="2160"/>
           </w:tcPr>
           <w:p>
+            <w:pPr>
+              <w:spacing w:before="40" w:after="40"/>
+            </w:pPr>
             <w:r>
+              <w:rPr>
+                <w:sz w:val="18"/>
+              </w:rPr>
               <w:t>Complete dissertation draft</w:t>
             </w:r>
           </w:p>
@@ -2438,7 +2902,13 @@
             <w:tcW w:type="dxa" w:w="2160"/>
           </w:tcPr>
           <w:p>
+            <w:pPr>
+              <w:spacing w:before="40" w:after="40"/>
+            </w:pPr>
             <w:r>
+              <w:rPr>
+                <w:sz w:val="18"/>
+              </w:rPr>
               <w:t>8</w:t>
             </w:r>
           </w:p>
@@ -2448,7 +2918,13 @@
             <w:tcW w:type="dxa" w:w="2160"/>
           </w:tcPr>
           <w:p>
+            <w:pPr>
+              <w:spacing w:before="40" w:after="40"/>
+            </w:pPr>
             <w:r>
+              <w:rPr>
+                <w:sz w:val="18"/>
+              </w:rPr>
               <w:t>Submission week</w:t>
             </w:r>
           </w:p>
@@ -2458,7 +2934,13 @@
             <w:tcW w:type="dxa" w:w="2160"/>
           </w:tcPr>
           <w:p>
+            <w:pPr>
+              <w:spacing w:before="40" w:after="40"/>
+            </w:pPr>
             <w:r>
+              <w:rPr>
+                <w:sz w:val="18"/>
+              </w:rPr>
               <w:t>Final proofread; check word count; verify all figures render correctly; submit</w:t>
             </w:r>
           </w:p>
@@ -2468,7 +2950,13 @@
             <w:tcW w:type="dxa" w:w="2160"/>
           </w:tcPr>
           <w:p>
+            <w:pPr>
+              <w:spacing w:before="40" w:after="40"/>
+            </w:pPr>
             <w:r>
+              <w:rPr>
+                <w:sz w:val="18"/>
+              </w:rPr>
               <w:t>Final dissertation submission</w:t>
             </w:r>
           </w:p>
@@ -2478,15 +2966,17 @@
     <w:p>
       <w:pPr>
         <w:pStyle w:val="Heading2"/>
+        <w:spacing w:before="200" w:after="80"/>
       </w:pPr>
       <w:r>
         <w:t>3.3 Contingency Plans</w:t>
       </w:r>
     </w:p>
     <w:p>
-      <w:r>
-        <w:t xml:space="preserve">- </w:t>
-      </w:r>
+      <w:pPr>
+        <w:pStyle w:val="ListBullet"/>
+        <w:spacing w:after="40"/>
+      </w:pPr>
       <w:r>
         <w:rPr>
           <w:i/>
@@ -2505,9 +2995,10 @@
       </w:r>
     </w:p>
     <w:p>
-      <w:r>
-        <w:t xml:space="preserve">- </w:t>
-      </w:r>
+      <w:pPr>
+        <w:pStyle w:val="ListBullet"/>
+        <w:spacing w:after="40"/>
+      </w:pPr>
       <w:r>
         <w:rPr>
           <w:i/>
@@ -2526,9 +3017,10 @@
       </w:r>
     </w:p>
     <w:p>
-      <w:r>
-        <w:t xml:space="preserve">- </w:t>
-      </w:r>
+      <w:pPr>
+        <w:pStyle w:val="ListBullet"/>
+        <w:spacing w:after="40"/>
+      </w:pPr>
       <w:r>
         <w:rPr>
           <w:i/>
@@ -2547,9 +3039,10 @@
       </w:r>
     </w:p>
     <w:p>
-      <w:r>
-        <w:t xml:space="preserve">- </w:t>
-      </w:r>
+      <w:pPr>
+        <w:pStyle w:val="ListBullet"/>
+        <w:spacing w:after="40"/>
+      </w:pPr>
       <w:r>
         <w:rPr>
           <w:i/>
@@ -2570,104 +3063,181 @@
     <w:p>
       <w:pPr>
         <w:pStyle w:val="Heading1"/>
+        <w:spacing w:before="360"/>
       </w:pPr>
       <w:r>
         <w:t>References</w:t>
       </w:r>
     </w:p>
     <w:p>
-      <w:r>
-        <w:t>Ahmad, Z., Shahid Khan, A., Wai Shiang, C., Abdullah, J. and Ahmad, F. (2021) 'Network intrusion detection system: A systematic study of machine learning and deep learning approaches', *Transactions on Emerging Telecommunications Technologies*, 32(1), pp. 1–29.</w:t>
+      <w:pPr>
+        <w:spacing w:after="60"/>
+        <w:ind w:left="283" w:hanging="283"/>
+      </w:pPr>
+      <w:r>
+        <w:t>Ahmad, Z., Shahid Khan, A., Wai Shiang, C., Abdullah, J. and Ahmad, F. (2021) 'Network intrusion detection system: a systematic study of machine learning and deep learning approaches', *Transactions on Emerging Telecommunications Technologies*, 32(1), e4150. doi: 10.1002/ett.4150.</w:t>
       </w:r>
     </w:p>
     <w:p>
-      <w:r>
-        <w:t>Alahmadi, B.A., Axon, L., Martinovic, I. and Sherr, M. (2022) '99% False Positives: A Qualitative Study of SOC Analysts' Perspectives on Security Alarms', in *Proceedings of the 31st USENIX Security Symposium*. Boston, MA: USENIX Association, pp. 2783–2800.</w:t>
+      <w:pPr>
+        <w:spacing w:after="60"/>
+        <w:ind w:left="283" w:hanging="283"/>
+      </w:pPr>
+      <w:r>
+        <w:t>Alahmadi, B.A., Axon, L., Martinovic, I. and Sherr, M. (2022) '99% false positives: a qualitative study of SOC analysts' perspectives on security alarms', in *Proceedings of the 31st USENIX Security Symposium*. Boston, MA, 10-12 August. Berkeley, CA: USENIX Association, pp. 2783-2800. Available at: https://www.usenix.org/conference/usenixsecurity22/presentation/alahmadi (Accessed: 15 June 2025).</w:t>
       </w:r>
     </w:p>
     <w:p>
-      <w:r>
-        <w:t>Alabbadi, A. and Bajaber, F. (2025) 'An intrusion detection system over the IoT data streams using eXplainable artificial intelligence (XAI)', *Sensors*, 25(3), p. 847.</w:t>
+      <w:pPr>
+        <w:spacing w:after="60"/>
+        <w:ind w:left="283" w:hanging="283"/>
+      </w:pPr>
+      <w:r>
+        <w:t>Alabbadi, A. and Bajaber, F. (2025) 'An intrusion detection system over the IoT data streams using eXplainable artificial intelligence (XAI)', *Sensors*, 25(3), p. 847. doi: 10.3390/s25030847.</w:t>
       </w:r>
     </w:p>
     <w:p>
-      <w:r>
-        <w:t>Albanbay, N., Tursynbek, Y., Graffi, K., Uskenbayeva, R., Kalpeyeva, Z., Abilkaiyr, Z. and Ayapov, Y. (2025) 'Federated learning-based intrusion detection in IoT networks: performance evaluation and data scaling study', *Journal of Sensor and Actuator Networks*, 14(4), p. 78.</w:t>
+      <w:pPr>
+        <w:spacing w:after="60"/>
+        <w:ind w:left="283" w:hanging="283"/>
+      </w:pPr>
+      <w:r>
+        <w:t>Albanbay, N., Tursynbek, Y., Graffi, K., Uskenbayeva, R., Kalpeyeva, Z., Abilkaiyr, Z. and Ayapov, Y. (2025) 'Federated learning-based intrusion detection in IoT networks: performance evaluation and data scaling study', *Journal of Sensor and Actuator Networks*, 14(4), p. 78. doi: 10.3390/jsan14040078.</w:t>
       </w:r>
     </w:p>
     <w:p>
-      <w:r>
-        <w:t>Antonakakis, M., April, T., Bailey, M., Bernhard, M., Bursztein, E., Cochran, J., Durumeric, Z., Halderman, J.A., Invernizzi, L., Kallitsis, M., Kumar, D., Lever, C., Ma, Z., Mason, J., Menscher, D., Seaman, C., Sullivan, N., Thomas, K. and Zhou, Y. (2017) 'Understanding the Mirai Botnet', in *Proceedings of the 26th USENIX Security Symposium*. Vancouver, BC: USENIX Association, pp. 1093–1110.</w:t>
+      <w:pPr>
+        <w:spacing w:after="60"/>
+        <w:ind w:left="283" w:hanging="283"/>
+      </w:pPr>
+      <w:r>
+        <w:t>Antonakakis, M., April, T., Bailey, M., Bernhard, M., Bursztein, E., Cochran, J., Durumeric, Z., Halderman, J.A., Invernizzi, L., Kallitsis, M., Kumar, D., Lever, C., Ma, Z., Mason, J., Menscher, D., Seaman, C., Sullivan, N., Thomas, K. and Zhou, Y. (2017) 'Understanding the Mirai botnet', in *Proceedings of the 26th USENIX Security Symposium*. Vancouver, BC, 16-18 August. Berkeley, CA: USENIX Association, pp. 1093-1110. Available at: https://www.usenix.org/conference/usenixsecurity17/technical-sessions/presentation/antonakakis (Accessed: 15 June 2025).</w:t>
       </w:r>
     </w:p>
     <w:p>
-      <w:r>
-        <w:t>Basak, M., Kim, D.-W., Han, M.-M. and Shin, G.-Y. (2025) 'X-GANet: an explainable graph-based framework for robust network intrusion detection', *Applied Sciences*, 15(9), p. 5002.</w:t>
+      <w:pPr>
+        <w:spacing w:after="60"/>
+        <w:ind w:left="283" w:hanging="283"/>
+      </w:pPr>
+      <w:r>
+        <w:t>Basak, M., Kim, D.-W., Han, M.-M. and Shin, G.-Y. (2025) 'X-GANet: an explainable graph-based framework for robust network intrusion detection', *Applied Sciences*, 15(9), p. 5002. doi: 10.3390/app15095002.</w:t>
       </w:r>
     </w:p>
     <w:p>
-      <w:r>
-        <w:t>Bera, S., Misra, S. and Vasilakos, A.V. (2017) 'Software-Defined Networking for Internet of Things: A Survey', *IEEE Internet of Things Journal*, 4(6), pp. 1994–2008.</w:t>
+      <w:pPr>
+        <w:spacing w:after="60"/>
+        <w:ind w:left="283" w:hanging="283"/>
+      </w:pPr>
+      <w:r>
+        <w:t>Bera, S., Misra, S. and Vasilakos, A.V. (2017) 'Software-defined networking for Internet of Things: a survey', *IEEE Internet of Things Journal*, 4(6), pp. 1994-2008. doi: 10.1109/JIOT.2017.2746186.</w:t>
       </w:r>
     </w:p>
     <w:p>
-      <w:r>
-        <w:t>Beutel, D.J., Tober, T., Steiner, D., Aber, S., Becker, T., Naseri, A., Tanner, Y. and Lane, N.D. (2020) 'Flower: A Friendly Federated Learning Framework', *arXiv preprint arXiv:2007.14390*, pp. 1–6.</w:t>
+      <w:pPr>
+        <w:spacing w:after="60"/>
+        <w:ind w:left="283" w:hanging="283"/>
+      </w:pPr>
+      <w:r>
+        <w:t>Beutel, D.J., Tober, T., Steiner, D., Aber, S., Becker, T., Naseri, A., Tanner, Y. and Lane, N.D. (2020) 'Flower: a friendly federated learning framework', *arXiv preprint*. doi: 10.48550/arXiv.2007.14390.</w:t>
       </w:r>
     </w:p>
     <w:p>
-      <w:r>
-        <w:t>Caville, E., Lo, W.W., Layeghy, S. and Portmann, M. (2022) 'Anomal-E: A Self-Supervised Network Intrusion Detection System based on Graph Neural Networks', *Knowledge-Based Systems*, 258, pp. 110–125.</w:t>
+      <w:pPr>
+        <w:spacing w:after="60"/>
+        <w:ind w:left="283" w:hanging="283"/>
+      </w:pPr>
+      <w:r>
+        <w:t>Caville, E., Lo, W.W., Layeghy, S. and Portmann, M. (2022) 'Anomal-E: a self-supervised network intrusion detection system based on graph neural networks', *Knowledge-Based Systems*, 258, p. 110030. doi: 10.1016/j.knosys.2022.110030.</w:t>
       </w:r>
     </w:p>
     <w:p>
-      <w:r>
-        <w:t>Kairouz, P., McMahan, H.B., Avent, B., Bellet, A., Bennis, M., Bhagoji, A.N., Bonawitz, K., Charles, Z., Cormode, G., Cummings, R., et al. (2021) 'Advances and Open Problems in Federated Learning', *Foundations and Trends in Machine Learning*, 14(1–2), pp. 1–210.</w:t>
+      <w:pPr>
+        <w:spacing w:after="60"/>
+        <w:ind w:left="283" w:hanging="283"/>
+      </w:pPr>
+      <w:r>
+        <w:t>Kairouz, P., McMahan, H.B., Avent, B., Bellet, A., Bennis, M., Bhagoji, A.N., Bonawitz, K., Charles, Z., Cormode, G., Cummings, R. et al. (2021) 'Advances and open problems in federated learning', *Foundations and Trends in Machine Learning*, 14(1-2), pp. 1-210. doi: 10.1561/2200000083.</w:t>
       </w:r>
     </w:p>
     <w:p>
-      <w:r>
-        <w:t>Kokhlikyan, N., Miglani, V., Martin, M., Wang, E., Alsallakh, B., Reynolds, J., Melnikov, A., Kliushkina, N., Araya, C., Yan, S. and Reblitz-Richardson, O. (2020) 'Captum: a unified and generic model interpretability library for PyTorch', *arXiv preprint arXiv:2009.07896*.</w:t>
+      <w:pPr>
+        <w:spacing w:after="60"/>
+        <w:ind w:left="283" w:hanging="283"/>
+      </w:pPr>
+      <w:r>
+        <w:t>Kokhlikyan, N., Miglani, V., Martin, M., Wang, E., Alsallakh, B., Reynolds, J., Melnikov, A., Kliushkina, N., Araya, C., Yan, S. and Reblitz-Richardson, O. (2020) 'Captum: a unified and generic model interpretability library for PyTorch', *arXiv preprint*. doi: 10.48550/arXiv.2009.07896.</w:t>
       </w:r>
     </w:p>
     <w:p>
-      <w:r>
-        <w:t>Kolias, C., Kambourakis, G., Stavrou, A. and Voas, J. (2017) 'DDoS in the IoT: Mirai and other botnets', *Computer*, 50(7), pp. 80–84.</w:t>
+      <w:pPr>
+        <w:spacing w:after="60"/>
+        <w:ind w:left="283" w:hanging="283"/>
+      </w:pPr>
+      <w:r>
+        <w:t>Kolias, C., Kambourakis, G., Stavrou, A. and Voas, J. (2017) 'DDoS in the IoT: Mirai and other botnets', *Computer*, 50(7), pp. 80-84. doi: 10.1109/MC.2017.201.</w:t>
       </w:r>
     </w:p>
     <w:p>
-      <w:r>
-        <w:t>Lazzarini, R., Tianfield, H. and Charissis, V. (2023) 'Federated learning for IoT intrusion detection', *AI*, 4(3), pp. 509–530.</w:t>
+      <w:pPr>
+        <w:spacing w:after="60"/>
+        <w:ind w:left="283" w:hanging="283"/>
+      </w:pPr>
+      <w:r>
+        <w:t>Lazzarini, R., Tianfield, H. and Charissis, V. (2023) 'Federated learning for IoT intrusion detection', *AI*, 4(3), pp. 509-530. doi: 10.3390/ai4030027.</w:t>
       </w:r>
     </w:p>
     <w:p>
-      <w:r>
-        <w:t>McMahan, B., Moore, E., Ramage, D., Hampson, S. and Arcas, B.A. (2017) 'Communication-efficient learning of deep networks from decentralized data', in *Proceedings of the 20th International Conference on Artificial Intelligence and Statistics (AISTATS)*. Fort Lauderdale, FL: PMLR, pp. 1273–1282.</w:t>
+      <w:pPr>
+        <w:spacing w:after="60"/>
+        <w:ind w:left="283" w:hanging="283"/>
+      </w:pPr>
+      <w:r>
+        <w:t>McMahan, B., Moore, E., Ramage, D., Hampson, S. and Arcas, B.A. (2017) 'Communication-efficient learning of deep networks from decentralized data', in *Proceedings of the 20th International Conference on Artificial Intelligence and Statistics (AISTATS)*. Fort Lauderdale, FL, 20-22 April. PMLR, pp. 1273-1282. Available at: http://proceedings.mlr.press/v54/mcmahan17a.html (Accessed: 15 June 2025).</w:t>
       </w:r>
     </w:p>
     <w:p>
-      <w:r>
-        <w:t>Ngo, T., Yin, J., Ge, Y.-F. and Wang, H. (2025) 'Optimizing IoT intrusion detection - a graph neural network approach with attribute-based graph construction', *Information*, 16(6), p. 499.</w:t>
+      <w:pPr>
+        <w:spacing w:after="60"/>
+        <w:ind w:left="283" w:hanging="283"/>
+      </w:pPr>
+      <w:r>
+        <w:t>Ngo, T., Yin, J., Ge, Y.-F. and Wang, H. (2025) 'Optimizing IoT intrusion detection: a graph neural network approach with attribute-based graph construction', *Information*, 16(6), p. 499. doi: 10.3390/info16060499.</w:t>
       </w:r>
     </w:p>
     <w:p>
-      <w:r>
-        <w:t>Pinto, C., Dadkhah, S., Ferreira, R., Zohourian, A., Lu, R. and Ghorbani, A.A. (2023) 'CICIoT2023: a real-time dataset and benchmark for large-scale attacks in IoT environment', *Sensors*, 23(13), p. 5941.</w:t>
+      <w:pPr>
+        <w:spacing w:after="60"/>
+        <w:ind w:left="283" w:hanging="283"/>
+      </w:pPr>
+      <w:r>
+        <w:t>Pinto Neto, E.C., Dadkhah, S., Ferreira, R., Zohourian, A., Lu, R. and Ghorbani, A.A. (2023) 'CICIoT2023: a real-time dataset and benchmark for large-scale attacks in IoT environment', *Sensors*, 23(13), p. 5941. doi: 10.3390/s23135941.</w:t>
       </w:r>
     </w:p>
     <w:p>
-      <w:r>
-        <w:t>Shone, N., Ngoc, T.N., Phai, V.D. and Shi, Q. (2018) 'A Deep Learning Approach to Network Intrusion Detection', *IEEE Transactions on Emerging Topics in Computational Intelligence*, 2(1), pp. 41–50.</w:t>
+      <w:pPr>
+        <w:spacing w:after="60"/>
+        <w:ind w:left="283" w:hanging="283"/>
+      </w:pPr>
+      <w:r>
+        <w:t>Shone, N., Ngoc, T.N., Phai, V.D. and Shi, Q. (2018) 'A deep learning approach to network intrusion detection', *IEEE Transactions on Emerging Topics in Computational Intelligence*, 2(1), pp. 41-50. doi: 10.1109/TETCI.2017.2772792.</w:t>
       </w:r>
     </w:p>
     <w:p>
-      <w:r>
-        <w:t>Sundararajan, M., Taly, A. and Yan, Q. (2017) 'Axiomatic attribution for deep networks', in *Proceedings of the 34th International Conference on Machine Learning (ICML)*. Sydney, Australia: PMLR, pp. 3319–3328.</w:t>
+      <w:pPr>
+        <w:spacing w:after="60"/>
+        <w:ind w:left="283" w:hanging="283"/>
+      </w:pPr>
+      <w:r>
+        <w:t>Sundararajan, M., Taly, A. and Yan, Q. (2017) 'Axiomatic attribution for deep networks', in *Proceedings of the 34th International Conference on Machine Learning (ICML)*. Sydney, Australia, 6-11 August. PMLR, pp. 3319-3328. Available at: http://proceedings.mlr.press/v70/sundararajan17a.html (Accessed: 15 June 2025).</w:t>
       </w:r>
     </w:p>
     <w:p>
-      <w:r>
-        <w:t>Velickovic, P., Cucurull, G., Casanova, A., Romero, A., Lio, P. and Bengio, Y. (2018) 'Graph attention networks', in *International Conference on Learning Representations (ICLR)*. Available at: [https://openreview.net/forum?id=rJXMpikCZ](https://openreview.net/forum?id=rJXMpikCZ)</w:t>
+      <w:pPr>
+        <w:spacing w:after="60"/>
+        <w:ind w:left="283" w:hanging="283"/>
+      </w:pPr>
+      <w:r>
+        <w:t>Velickovic, P., Cucurull, G., Casanova, A., Romero, A., Lio, P. and Bengio, Y. (2018) 'Graph attention networks', in *Proceedings of the 6th International Conference on Learning Representations (ICLR)*. Vancouver, BC, 30 April - 3 May. Available at: https://openreview.net/forum?id=rJXMpikCZ (Accessed: 15 June 2025).</w:t>
       </w:r>
     </w:p>
     <w:sectPr>
@@ -3043,6 +3613,9 @@
     <w:name w:val="Normal"/>
     <w:qFormat/>
     <w:rsid w:val="00FC693F"/>
+    <w:pPr>
+      <w:spacing w:after="120"/>
+    </w:pPr>
     <w:rPr>
       <w:rFonts w:ascii="Calibri" w:hAnsi="Calibri"/>
       <w:sz w:val="22"/>

--- a/B01821011_Interim_Report_Final.docx
+++ b/B01821011_Interim_Report_Final.docx
@@ -82,7 +82,7 @@
         <w:spacing w:after="120"/>
       </w:pPr>
       <w:r>
-        <w:t>This interim report is submitted at around the halfway stage of my MSc project. It describes in detail how I am conducting my research and gives my supervisor and moderator a clear view of the whole project. It is not a first draft of the final report, and it is not the first few chapters of the final report. The report has three required parts: (1) a summary literature review, (2) research methodology, and (3) a plan for completion. No final results are included here; results will be gathered, analysed and presented in the final report.</w:t>
+        <w:t>I am submitting this interim report at the halfway point of my MSc project. In this report I explain how I am doing my research. I also give my supervisor and moderator a clear picture of the whole project. This is not a first draft of the final report. It is also not the first few chapters of the final report. The report has three parts: (1) a summary literature review, (2) research methodology, and (3) a plan for completion. I have not included any final results here. I will gather, analyse and present the results in the final report.</w:t>
       </w:r>
     </w:p>
     <w:p>
@@ -99,7 +99,7 @@
         <w:spacing w:after="120"/>
       </w:pPr>
       <w:r>
-        <w:t>This section critically summarises the current academic literature in my subject area and provides the academic framework for the research I am undertaking.</w:t>
+        <w:t>In this section I summarise the main literature in my subject area. I also explain the academic framework for my research.</w:t>
       </w:r>
     </w:p>
     <w:p>
@@ -116,7 +116,7 @@
         <w:spacing w:after="120"/>
       </w:pPr>
       <w:r>
-        <w:t>The rapid proliferation of Internet of Things (IoT) devices has introduced significant security challenges across consumer, industrial, and critical infrastructure domains. IoT devices frequently ship with default credentials, limited cryptographic capability, and infrequent firmware updates, making them attractive targets for adversaries (Kolias et al., 2017). Once compromised, these devices serve as nodes in large-scale botnets such as Mirai, capable of launching volumetric distributed denial-of-service (DDoS) attacks exceeding 1 Tbps (Antonakakis et al., 2017). The heterogeneity and scale of IoT ecosystems further complicate defence, as traditional perimeter-based security models struggle to monitor thousands of constrained devices with diverse communication patterns.</w:t>
+        <w:t>IoT devices are growing fast. This has created many security problems in consumer, industrial and critical infrastructure (Kolias et al., 2017). Many IoT devices use default passwords and have weak security. They also get few firmware updates. This makes them easy targets for attackers. When hacked, these devices can join large botnets like Mirai. Mirai can launch DDoS attacks over 1 Tbps (Antonakakis et al., 2017). The variety and number of IoT devices make defence hard. Old security models find it difficult to monitor thousands of different devices.</w:t>
       </w:r>
     </w:p>
     <w:p>
@@ -124,7 +124,7 @@
         <w:spacing w:after="120"/>
       </w:pPr>
       <w:r>
-        <w:t>Software-Defined IoT (SDIoT) architectures address this complexity by decoupling the control plane from the data plane, allowing centralised network management through SDN controllers such as OpenFlow-based platforms (Bera, Misra and Vasilakos, 2017). In SDIoT environments, the SDN controller has visibility over all forwarding decisions and can export flow-level telemetry—including packet counts, byte counts, flag distributions, and protocol breakdowns—for every communication pair traversing the network. This centralised flow collection capability makes SDIoT environments particularly well-suited to machine-learning-based intrusion detection, as the controller provides a natural aggregation point for network-wide feature extraction without requiring agents on resource-constrained end devices (Bera, Misra and Vasilakos, 2017). The flow-level feature set used in this project, drawn from the CICIoT2023 dataset (Pinto Neto et al., 2023), mirrors the telemetry that an SDN controller would produce, grounding the research in a realistic SDIoT deployment scenario.</w:t>
+        <w:t>Software-Defined IoT (SDIoT) helps with this. It separates the control plane from the data plane. This allows centralised network management through SDN controllers (Bera, Misra and Vasilakos, 2017). In SDIoT, the controller can see all forwarding decisions. It can also export flow data such as packet counts, byte counts and protocol breakdowns. This makes SDIoT a good fit for machine learning intrusion detection. The controller collects data from the whole network without needing software on each device (Bera, Misra and Vasilakos, 2017). My project uses flow-level features from the CICIoT2023 dataset (Pinto Neto et al., 2023). These features are similar to what an SDN controller would produce.</w:t>
       </w:r>
     </w:p>
     <w:p>
@@ -132,7 +132,7 @@
         <w:spacing w:after="120"/>
       </w:pPr>
       <w:r>
-        <w:t>However, Bera, Misra and Vasilakos (2017) focused primarily on architectural benefits of SDN for IoT management rather than demonstrating ML-based detection within that architecture, leaving a gap between the SDIoT vision and practical intrusion detection implementations. This project bridges that gap by building a detection system that operates on flow-level features consistent with SDN controller exports.</w:t>
+        <w:t>But Bera, Misra and Vasilakos (2017) mainly looked at SDN architecture. They did not show ML-based detection in that setup. So there is a gap between the SDIoT idea and real intrusion detection. My project fills this gap. I built a detection system that works with flow-level features from SDN controllers.</w:t>
       </w:r>
     </w:p>
     <w:p>
@@ -149,7 +149,7 @@
         <w:spacing w:after="120"/>
       </w:pPr>
       <w:r>
-        <w:t>Machine learning has become the dominant paradigm for network intrusion detection, with models trained on flow-level features to classify traffic as benign or malicious. Random Forest classifiers have demonstrated strong performance on tabular network datasets due to their resistance to overfitting and implicit feature selection through ensemble averaging (Ahmad et al., 2021). On the CICIoT2023 dataset specifically, Pinto Neto et al. (2023) reported that Random Forest achieved classification accuracy above 99% for binary detection, establishing a strong baseline for comparison.</w:t>
+        <w:t>Machine learning is now widely used for network intrusion detection. Models are trained on flow features to classify traffic as benign or malicious. Random Forest works well on network datasets. It does not overfit easily and it selects features through ensemble averaging (Ahmad et al., 2021). On CICIoT2023, Pinto Neto et al. (2023) found Random Forest got over 99% accuracy for binary detection. So I use it as a strong baseline.</w:t>
       </w:r>
     </w:p>
     <w:p>
@@ -157,7 +157,7 @@
         <w:spacing w:after="120"/>
       </w:pPr>
       <w:r>
-        <w:t>Deep learning approaches, particularly Multi-Layer Perceptrons (MLPs), offer the advantage of learning non-linear decision boundaries without manual feature engineering (Shone et al., 2018). Shone et al. (2018) demonstrated that deep autoencoders combined with shallow classifiers achieved competitive performance on the NSL-KDD dataset. However, their evaluation was limited to NSL-KDD, which is significantly smaller and less diverse than CICIoT2023, and they did not consider flow-level temporal dynamics or relational structure between network entities. Both Random Forest and MLP approaches treat each flow independently, discarding any relational or temporal context between flows—a limitation that graph-based methods can address.</w:t>
+        <w:t>Deep learning like MLPs can learn complex patterns without manual feature work (Shone et al., 2018). Shone et al. (2018) used deep autoencoders with classifiers on NSL-KDD. They got good results. But NSL-KDD is smaller and less diverse than CICIoT2023. They also did not look at how flows change over time or how they relate to each other. Both Random Forest and MLP treat each flow on its own. They ignore links between flows. Graph-based methods can fix this.</w:t>
       </w:r>
     </w:p>
     <w:p>
@@ -165,7 +165,7 @@
         <w:spacing w:after="120"/>
       </w:pPr>
       <w:r>
-        <w:t>A key limitation shared across these tabular approaches is that they assume flow independence. In real networks, flows are contextually related: a reconnaissance scan precedes exploitation; command-and-control traffic correlates temporally with data exfiltration. Ignoring these relationships limits detection capability for multi-stage attacks (Caville et al., 2022).</w:t>
+        <w:t>A big problem with these methods is that they assume flows are independent. In real networks, flows are linked. For example, a scan often comes before an attack. Command-and-control traffic links to data theft. If we ignore these links, we miss multi-stage attacks (Caville et al., 2022).</w:t>
       </w:r>
     </w:p>
     <w:p>
@@ -182,7 +182,7 @@
         <w:spacing w:after="120"/>
       </w:pPr>
       <w:r>
-        <w:t>Graph Neural Networks (GNNs) have emerged as a promising approach for network intrusion detection because they can model relational structure between network entities. In a typical formulation, nodes represent network flows or hosts, edges represent communication relationships, and the GNN learns representations that incorporate neighbourhood context through message-passing mechanisms (Caville et al., 2022).</w:t>
+        <w:t>Graph Neural Networks (GNNs) are a promising approach for intrusion detection. They can model how network entities relate to each other. Usually, nodes are flows or hosts. Edges show communication links. The GNN learns from its neighbours through message passing (Caville et al., 2022).</w:t>
       </w:r>
     </w:p>
     <w:p>
@@ -190,7 +190,7 @@
         <w:spacing w:after="120"/>
       </w:pPr>
       <w:r>
-        <w:t>Graph Attention Networks (GATs) extend this framework by learning to assign different importance weights to different neighbours, allowing the model to focus on the most relevant connections during aggregation (Velickovic et al., 2018). This attention mechanism provides two benefits: improved classification performance through selective aggregation, and interpretable attention coefficients that indicate which neighbouring flows most influenced a detection decision.</w:t>
+        <w:t>Graph Attention Networks (GATs) go further. They learn to give different weights to different neighbours. So the model focuses on the most important connections (Velickovic et al., 2018). This helps in two ways. First, it improves classification. Second, we can see which flows influenced each decision.</w:t>
       </w:r>
     </w:p>
     <w:p>
@@ -198,7 +198,7 @@
         <w:spacing w:after="120"/>
       </w:pPr>
       <w:r>
-        <w:t>Basak et al. (2025) applied GNN-based intrusion detection using attribute-similarity graphs on the UNSW-NB15 dataset, where nodes were constructed from flow features and edges from feature-space proximity. They reported F1 scores exceeding 97% and demonstrated that GNN-based approaches could match or exceed tree-based baselines. However, their work used static graphs that treated the entire dataset as a single snapshot, ignoring the temporal evolution of network behaviour. Furthermore, UNSW-NB15 is a dated dataset with fewer attack categories than CICIoT2023, limiting the generalisability of their findings to modern IoT threat landscapes.</w:t>
+        <w:t>Basak et al. (2025) used GNNs for intrusion detection on UNSW-NB15. They built graphs from flow features. Edges linked similar flows. They got F1 over 97%. GNNs matched or beat tree-based models. But they used static graphs. The whole dataset was one snapshot. They did not look at how behaviour changes over time. Also, UNSW-NB15 is older and has fewer attack types than CICIoT2023.</w:t>
       </w:r>
     </w:p>
     <w:p>
@@ -206,7 +206,7 @@
         <w:spacing w:after="120"/>
       </w:pPr>
       <w:r>
-        <w:t>Ngo et al. (2025) advanced this line of research by applying GNNs to IoT-specific datasets with kNN-based graph construction, reporting that k-nearest-neighbour edges in feature space effectively captured behavioural similarity between flows even when device topology was unavailable. Their approach validated k=5 as a reasonable default for feature-similarity graphs. However, Ngo et al. (2025) also employed static graph snapshots without temporal modelling, meaning their system could not capture how attack patterns evolve over time windows—a critical capability for detecting slow-and-low attacks or multi-phase campaigns.</w:t>
+        <w:t>Ngo et al. (2025) used GNNs on IoT datasets. They built graphs with kNN. Edges linked flows that were similar in feature space. This worked even without device topology. They found k=5 is a good default. But they also used static graphs. No temporal modelling. So their system could not see how attacks change over time. That is important for slow attacks or multi-phase campaigns.</w:t>
       </w:r>
     </w:p>
     <w:p>
@@ -214,7 +214,7 @@
         <w:spacing w:after="120"/>
       </w:pPr>
       <w:r>
-        <w:t>This project extends both works by introducing temporal modelling through a GRU layer that processes sequences of graph snapshots, enabling the system to learn from graph evolution rather than individual static snapshots.</w:t>
+        <w:t>My project builds on both. I add a GRU layer that processes sequences of graph snapshots. So the system learns from how the graph changes over time, not just single snapshots.</w:t>
       </w:r>
     </w:p>
     <w:p>
@@ -231,7 +231,7 @@
         <w:spacing w:after="120"/>
       </w:pPr>
       <w:r>
-        <w:t>Federated learning (FL) enables collaborative model training across distributed data sources without centralising raw data, addressing both privacy concerns and regulatory constraints such as GDPR (McMahan et al., 2017). In the Federated Averaging (FedAvg) algorithm, each client trains on local data and transmits only model parameter updates to a central server, which aggregates them through weighted averaging. This paradigm is particularly relevant for IoT security, where traffic data may be generated across multiple organisational boundaries or geographic locations and cannot be legally or practically pooled.</w:t>
+        <w:t>Federated learning (FL) lets many clients train a model together without sharing raw data. This helps with privacy and rules like GDPR (McMahan et al., 2017). In FedAvg, each client trains on its own data. It only sends model updates to a server. The server averages them. This fits IoT security well. Traffic data often comes from different organisations or places. We cannot pool it all in one place.</w:t>
       </w:r>
     </w:p>
     <w:p>
@@ -239,7 +239,7 @@
         <w:spacing w:after="120"/>
       </w:pPr>
       <w:r>
-        <w:t>Lazzarini et al. (2023) applied federated learning to network intrusion detection using the UNSW-NB15 dataset with a federated MLP architecture. They reported that the federated model matched centralised performance within 2% F1 after sufficient training rounds. However, their study used only two clients with IID (independent and identically distributed) data partitions, which represents an optimistic scenario. In real-world IoT deployments, different network segments observe different traffic distributions—an enterprise IoT subnet dominated by sensor telemetry will have fundamentally different flow characteristics than a consumer smart-home network. This non-IID heterogeneity is known to degrade FedAvg convergence (Kairouz et al., 2021).</w:t>
+        <w:t>Lazzarini et al. (2023) used federated learning for intrusion detection on UNSW-NB15. Their federated MLP got within 2% F1 of the centralised model. But they only had two clients with IID data. That is an ideal case. In real IoT, different networks see different traffic. A factory sensor network is not like a smart home. This non-IID data hurts FedAvg (Kairouz et al., 2021).</w:t>
       </w:r>
     </w:p>
     <w:p>
@@ -247,7 +247,7 @@
         <w:spacing w:after="120"/>
       </w:pPr>
       <w:r>
-        <w:t>Albanbay et al. (2025) directly addressed the non-IID challenge by evaluating federated intrusion detection under Dirichlet-distributed data splits with varying alpha values. They demonstrated that lower alpha values (higher heterogeneity) caused up to 8% F1 degradation compared to IID settings, with convergence requiring approximately twice as many communication rounds. Their work, however, used flat tabular models and did not explore whether graph-structured models exhibit different sensitivity to non-IID conditions. Since graph models aggregate information across neighbourhoods, they may exhibit different convergence dynamics under non-IID splits—a question this project investigates by combining GNNs with Dirichlet non-IID federated learning (alpha=0.5).</w:t>
+        <w:t>Albanbay et al. (2025) looked at non-IID data. They used Dirichlet splits with different alpha values. Lower alpha (more different data) caused up to 8% F1 drop. It also needed about twice as many rounds to converge. But they used flat models, not graphs. We do not know if graph models behave differently with non-IID data. My project tests this. I combine GNNs with federated learning using alpha=0.5.</w:t>
       </w:r>
     </w:p>
     <w:p>
@@ -264,7 +264,7 @@
         <w:spacing w:after="120"/>
       </w:pPr>
       <w:r>
-        <w:t>Security Operations Centres (SOCs) face chronic alert fatigue, with analysts processing thousands of alerts daily, many of which are false positives or lack sufficient context for efficient triage (Alahmadi et al., 2022). Machine learning models that produce only a binary classification or confidence score without explanation exacerbate this problem, as analysts cannot assess whether the model's reasoning aligns with known attack patterns or reflects spurious correlations.</w:t>
+        <w:t>SOCs get too many alerts. Analysts handle thousands each day. Many are false positives or lack context (Alahmadi et al., 2022). ML models that only give a yes/no or a score make this worse. Analysts cannot tell if the model is right or just guessing.</w:t>
       </w:r>
     </w:p>
     <w:p>
@@ -272,7 +272,7 @@
         <w:spacing w:after="120"/>
       </w:pPr>
       <w:r>
-        <w:t>Explainable AI (XAI) methods address this by attributing model decisions to specific input features. Integrated Gradients (Sundararajan, Taly and Yan, 2017) computes feature attributions by accumulating gradients along a straight-line path from a baseline input to the actual input, satisfying desirable axiomatic properties including sensitivity (every feature that changes the prediction receives non-zero attribution) and implementation invariance (attributions depend only on the function, not the model architecture). Captum (Kokhlikyan et al., 2020) provides a production-quality implementation of Integrated Gradients for PyTorch models, which this project uses.</w:t>
+        <w:t>Explainable AI (XAI) helps. It shows which input features drove each decision. Integrated Gradients (Sundararajan, Taly and Yan, 2017) does this by following a path from a baseline to the real input. It has good properties. Captum (Kokhlikyan et al., 2020) implements it for PyTorch. I use Captum in my project.</w:t>
       </w:r>
     </w:p>
     <w:p>
@@ -280,7 +280,7 @@
         <w:spacing w:after="120"/>
       </w:pPr>
       <w:r>
-        <w:t>Alabbadi and Bajaber (2025) applied SHAP-based explanations to IoT intrusion detection models, demonstrating that feature attribution improved analyst confidence in alert triage decisions by identifying which flow characteristics drove each detection. However, their study relied on SHAP's kernel-based approximation for deep models, which is computationally expensive—potentially prohibitive for real-time edge deployment. SHAP computation for a single prediction on a deep model can exceed 10 seconds, which is impractical for a system targeting sub-second alert generation. Integrated Gradients, by contrast, requires only a single forward and backward pass with interpolation, making it substantially faster and more suitable for edge CPU deployment.</w:t>
+        <w:t>Alabbadi and Bajaber (2025) used SHAP for IoT intrusion detection. Feature attribution helped analysts trust the alerts. But SHAP is slow for deep models. One prediction can take over 10 seconds. That is too slow for real-time use. Integrated Gradients is faster. It needs only one forward and backward pass. So it fits edge deployment better.</w:t>
       </w:r>
     </w:p>
     <w:p>
@@ -288,7 +288,7 @@
         <w:spacing w:after="120"/>
       </w:pPr>
       <w:r>
-        <w:t>Additionally, GAT attention weights provide a complementary form of explanation: they indicate which neighbouring flows in the graph most influenced the classification of a given node. Combining feature-level attributions (Integrated Gradients) with structural explanations (attention weights) provides richer context for SOC analysts than either method alone—a combination not explored by Alabbadi and Bajaber (2025).</w:t>
+        <w:t>GAT attention weights also help. They show which neighbour flows influenced each classification. I use both: feature attributions from Integrated Gradients and structural explanations from attention. Together they give analysts more context. Alabbadi and Bajaber (2025) did not try this combination.</w:t>
       </w:r>
     </w:p>
     <w:p>
@@ -305,7 +305,7 @@
         <w:spacing w:after="120"/>
       </w:pPr>
       <w:r>
-        <w:t>Table 1 summarises the capabilities of the key related works against the four pillars of this project.</w:t>
+        <w:t>Table 1 compares the main related works against the four pillars of my project.</w:t>
       </w:r>
     </w:p>
     <w:p>
@@ -924,7 +924,7 @@
         <w:spacing w:after="120"/>
       </w:pPr>
       <w:r>
-        <w:t>No existing study in the reviewed literature combines all four elements—dynamic graph neural network with temporal modelling, federated learning under non-IID conditions, dual explainability (feature attribution plus structural attention), and SIEM-compatible alert generation—in a single prototype evaluated on CICIoT2023. This project fills that specific gap by integrating all four capabilities into a CPU-deployable edge system suitable for SOC operations.</w:t>
+        <w:t>No study I found combines all four: dynamic GNN with temporal modelling, federated learning with non-IID data, dual explainability, and SIEM alerts. All in one system on CICIoT2023. My project fills this gap. I built a system that has all four and runs on CPU for edge use.</w:t>
       </w:r>
     </w:p>
     <w:p>
@@ -941,7 +941,7 @@
         <w:spacing w:after="120"/>
       </w:pPr>
       <w:r>
-        <w:t>This section describes in some detail how I intend to conduct (and am already conducting) my research. It makes clear the basis of my research method, how I intend to gather, analyse and interpret the results, the verifiable academic goal of the study, and how I will present the data to prove the rigour of the process and my interpretation of the results.</w:t>
+        <w:t>In this section I describe how I am doing my research. I explain my method, how I gather and analyse data, and my academic goals. I also explain how I will present the data to show my work is rigorous.</w:t>
       </w:r>
     </w:p>
     <w:p>
@@ -958,7 +958,7 @@
         <w:spacing w:after="120"/>
       </w:pPr>
       <w:r>
-        <w:t>This project follows a quantitative, experimental methodology in which multiple intrusion detection models are designed, implemented, compared, and explained under controlled conditions. The research is grounded in the positivist paradigm: objective performance metrics (precision, recall, F1, ROC-AUC, false alarm rate, inference latency) are measured on a held-out test set to evaluate each model against clearly defined hypotheses.</w:t>
+        <w:t>I use a quantitative, experimental approach. I design, build and compare several intrusion detection models. I run them under controlled conditions. I measure objective metrics like precision, recall, F1, ROC-AUC, false alarm rate and inference time. I use a held-out test set. Each model is tested against clear hypotheses.</w:t>
       </w:r>
     </w:p>
     <w:p>
@@ -1080,7 +1080,7 @@
         <w:spacing w:after="120"/>
       </w:pPr>
       <w:r>
-        <w:t>The CICIoT2023 dataset (Pinto Neto et al., 2023) contains flow-level records with 46 numeric features and labels covering benign traffic plus 34 attack categories spanning DDoS, DoS, reconnaissance, brute force, and spoofing. The dataset is pre-split into training, test, and validation CSV files totalling approximately 1.6 GB for training.</w:t>
+        <w:t>I use the CICIoT2023 dataset (Pinto Neto et al., 2023). It has flow-level records with 46 numeric features. Labels cover benign traffic and 34 attack types including DDoS, DoS, reconnaissance, brute force and spoofing. The data comes pre-split into train, test and validation. The training set is about 1.6 GB.</w:t>
       </w:r>
     </w:p>
     <w:p>
@@ -1142,7 +1142,7 @@
         <w:spacing w:after="120"/>
       </w:pPr>
       <w:r>
-        <w:t>Binary classification was chosen to simplify the prototype scope while still testing the core detection capability. The binary formulation is also more representative of the primary SOC question—"Is this traffic malicious?"—before deeper categorisation. Multi-class extension is identified as future work.</w:t>
+        <w:t>I use binary classification to keep the scope manageable. It still tests the main detection task. The main SOC question is: is this traffic malicious? Multi-class can be added later.</w:t>
       </w:r>
     </w:p>
     <w:p>
@@ -1159,7 +1159,7 @@
         <w:spacing w:after="120"/>
       </w:pPr>
       <w:r>
-        <w:t>Because the public CICIoT2023 dataset does not contain device identifiers or IP addresses, a device-topology graph cannot be constructed. Instead, following the attribute-similarity approach validated by Ngo et al. (2025) and Basak et al. (2025), graphs are built using feature-space proximity:</w:t>
+        <w:t>CICIoT2023 has no device IDs or IP addresses. So I cannot build a device-topology graph. Instead I follow Ngo et al. (2025) and Basak et al. (2025). I build graphs from feature similarity:</w:t>
       </w:r>
     </w:p>
     <w:p>
@@ -1497,7 +1497,7 @@
         <w:spacing w:after="120"/>
       </w:pPr>
       <w:r>
-        <w:t>All experiments use the pre-defined CICIoT2023 train/validation/test splits to ensure comparability with published benchmarks. The validation set is used for hyperparameter selection and early stopping (patience=5 epochs); the test set is held out and used only for final evaluation. A fixed random seed ensures reproducibility across all experiments.</w:t>
+        <w:t>I use the pre-defined train/validation/test splits. This lets me compare with other papers. I use validation for hyperparameters and early stopping (patience=5). I only use the test set for final evaluation. A fixed seed makes results reproducible.</w:t>
       </w:r>
     </w:p>
     <w:p>
@@ -1505,7 +1505,7 @@
         <w:spacing w:after="120"/>
       </w:pPr>
       <w:r>
-        <w:t>Class-weighted loss (automatically computed inversely proportional to class frequency) is applied during all neural model training to prevent the classifier from trivially predicting the majority class.</w:t>
+        <w:t>I use class-weighted loss for all neural models. This stops the model from just predicting the majority class.</w:t>
       </w:r>
     </w:p>
     <w:p>
@@ -1522,7 +1522,7 @@
         <w:spacing w:after="120"/>
       </w:pPr>
       <w:r>
-        <w:t>Performance is evaluated using the following metrics, chosen for their relevance to SOC operations:</w:t>
+        <w:t>I evaluate performance with these metrics. I chose them because they matter for SOC work:</w:t>
       </w:r>
     </w:p>
     <w:p>
@@ -1776,7 +1776,7 @@
         <w:spacing w:after="120"/>
       </w:pPr>
       <w:r>
-        <w:t>False alarm rate is particularly critical for SOC deployment: a system with high recall but high FAR will overwhelm analysts with false positives, negating the operational benefit.</w:t>
+        <w:t>False alarm rate is very important for SOCs. High recall with high FAR means too many false positives. Analysts get overwhelmed.</w:t>
       </w:r>
     </w:p>
     <w:p>
@@ -1793,7 +1793,7 @@
         <w:spacing w:after="120"/>
       </w:pPr>
       <w:r>
-        <w:t>Explainability is implemented through two complementary mechanisms:</w:t>
+        <w:t>I use two methods for explainability:</w:t>
       </w:r>
     </w:p>
     <w:p>
@@ -1845,7 +1845,7 @@
         <w:spacing w:after="120"/>
       </w:pPr>
       <w:r>
-        <w:t>Alerts are formatted as ECS (Elastic Common Schema) JSON objects and served via a FastAPI endpoint (POST /score). Each alert includes: timestamp, alert severity, detection score, classification label, top contributing features with attribution scores, and top influential neighbouring flows. This format is directly ingestible by standard SIEM platforms (Elastic Security, Splunk).</w:t>
+        <w:t>Alerts are in ECS JSON format. I serve them via a FastAPI endpoint (POST /score). Each alert has timestamp, severity, score, label, top features and top neighbour flows. This works with Elastic Security and Splunk.</w:t>
       </w:r>
     </w:p>
     <w:p>
@@ -1853,7 +1853,7 @@
         <w:spacing w:after="120"/>
       </w:pPr>
       <w:r>
-        <w:t>Figure 1 illustrates the complete research pipeline from raw data to SIEM alert generation.</w:t>
+        <w:t>Figure 1 shows the full pipeline from raw data to SIEM alerts.</w:t>
       </w:r>
     </w:p>
     <w:p>
@@ -1940,7 +1940,7 @@
         <w:spacing w:after="120"/>
       </w:pPr>
       <w:r>
-        <w:t>The academic contribution of this project is threefold:</w:t>
+        <w:t>My project contributes in three ways:</w:t>
       </w:r>
     </w:p>
     <w:p>
@@ -1962,7 +1962,7 @@
         </w:rPr>
       </w:r>
       <w:r>
-        <w:t xml:space="preserve"> It is the first prototype, to the author's knowledge, that combines a dynamic GNN (GAT+GRU) with federated learning, dual explainability, and SIEM integration in a single system evaluated on CICIoT2023 (Table 1, Section 1.6).</w:t>
+        <w:t xml:space="preserve"> As far as I know, no other prototype combines dynamic GNN (GAT+GRU), federated learning, dual explainability and SIEM integration. All in one system on CICIoT2023 (Table 1, Section 1.6).</w:t>
       </w:r>
     </w:p>
     <w:p>
@@ -1984,7 +1984,7 @@
         </w:rPr>
       </w:r>
       <w:r>
-        <w:t xml:space="preserve"> It provides controlled experimental comparison between flat models, centralised GNN, and federated GNN on the same dataset with identical preprocessing, directly testing whether graph structure and federated training add value.</w:t>
+        <w:t xml:space="preserve"> I compare flat models, centralised GNN and federated GNN on the same data. Same preprocessing. This tests whether graphs and federated learning actually help.</w:t>
       </w:r>
     </w:p>
     <w:p>
@@ -2006,7 +2006,7 @@
         </w:rPr>
       </w:r>
       <w:r>
-        <w:t xml:space="preserve"> It demonstrates that the complete pipeline—from flow ingestion to explained SIEM alert—runs on CPU within latency bounds acceptable for edge deployment, bridging the gap between research prototypes and operational SOC tools.</w:t>
+        <w:t xml:space="preserve"> The full pipeline runs on CPU. Latency is acceptable for edge use. So it bridges research and real SOC tools.</w:t>
       </w:r>
     </w:p>
     <w:p>
@@ -2014,7 +2014,7 @@
         <w:spacing w:after="120"/>
       </w:pPr>
       <w:r>
-        <w:t>The research goal is verifiable: each hypothesis (H1–H3) maps to specific, measurable metrics that can be objectively evaluated on the held-out test set.</w:t>
+        <w:t>Each hypothesis (H1–H3) maps to clear metrics. I can check them on the test set.</w:t>
       </w:r>
     </w:p>
     <w:p>
@@ -2031,7 +2031,7 @@
         <w:spacing w:after="120"/>
       </w:pPr>
       <w:r>
-        <w:t>Several limitations are anticipated and will be critically discussed in the final dissertation:</w:t>
+        <w:t>I expect several limitations. I will discuss them in the final report:</w:t>
       </w:r>
     </w:p>
     <w:p>
@@ -2188,7 +2188,7 @@
         <w:spacing w:after="120"/>
       </w:pPr>
       <w:r>
-        <w:t>This section briefly describes the current status of my project and in more detail describes how I intend to progress it to completion. It also includes an indication of how I will proceed if the results I collect are in some way deficient.</w:t>
+        <w:t>This section describes where my project is now. It also describes how I will finish it. I include what I will do if the results are not as expected.</w:t>
       </w:r>
     </w:p>
     <w:p>
@@ -2205,7 +2205,7 @@
         <w:spacing w:after="120"/>
       </w:pPr>
       <w:r>
-        <w:t>As of the interim submission date, the following components are complete:</w:t>
+        <w:t>At the time of this report, I have completed:</w:t>
       </w:r>
     </w:p>
     <w:p>
@@ -2389,7 +2389,7 @@
         <w:spacing w:after="120"/>
       </w:pPr>
       <w:r>
-        <w:t>The core engineering work is substantially complete. The remaining work focuses on rigorous evaluation, analysis, and dissertation writing.</w:t>
+        <w:t>The main engineering is done. What is left is evaluation, analysis and writing the dissertation.</w:t>
       </w:r>
     </w:p>
     <w:p>
@@ -2983,7 +2983,7 @@
         </w:rPr>
       </w:r>
       <w:r>
-        <w:t>Scenario 1: Results do not support H1 (GNN does not outperform baselines).</w:t>
+        <w:t>Scenario 1: GNN does not beat baselines.</w:t>
       </w:r>
       <w:r>
         <w:rPr>
@@ -2991,7 +2991,7 @@
         </w:rPr>
       </w:r>
       <w:r>
-        <w:t xml:space="preserve"> This is a valid finding. The discussion will analyse why flat models may suffice for this dataset (e.g., kNN graphs may not add information beyond what features already encode). The contribution shifts to empirical evidence about when graph structure does and does not help.</w:t>
+        <w:t xml:space="preserve"> That is still a valid result. I will discuss why flat models might be enough (e.g. kNN graphs may not add much). The contribution becomes evidence about when graphs help and when they do not.</w:t>
       </w:r>
     </w:p>
     <w:p>
@@ -3005,7 +3005,7 @@
         </w:rPr>
       </w:r>
       <w:r>
-        <w:t>Scenario 2: Federated GNN shows significant degradation (&gt;5% F1 drop).</w:t>
+        <w:t>Scenario 2: Federated GNN drops a lot (&gt;5% F1).</w:t>
       </w:r>
       <w:r>
         <w:rPr>
@@ -3013,7 +3013,7 @@
         </w:rPr>
       </w:r>
       <w:r>
-        <w:t xml:space="preserve"> The analysis will investigate whether non-IID heterogeneity or insufficient communication rounds caused the gap, with recommendations for techniques such as FedProx or increased rounds to mitigate the effect.</w:t>
+        <w:t xml:space="preserve"> I will look at whether non-IID data or too few rounds caused it. I may suggest FedProx or more rounds.</w:t>
       </w:r>
     </w:p>
     <w:p>
@@ -3027,7 +3027,7 @@
         </w:rPr>
       </w:r>
       <w:r>
-        <w:t>Scenario 3: Explainability computation is too slow for real-time use.</w:t>
+        <w:t>Scenario 3: Explainability is too slow.</w:t>
       </w:r>
       <w:r>
         <w:rPr>
@@ -3035,7 +3035,7 @@
         </w:rPr>
       </w:r>
       <w:r>
-        <w:t xml:space="preserve"> Integrated Gradients will be applied to a representative subset of alerts (e.g., top 10% by confidence score) rather than all alerts, with the latency trade-off documented. The discussion will recommend approximation methods (e.g., gradient × input) for full-speed deployment.</w:t>
+        <w:t xml:space="preserve"> I will use it only for some alerts (e.g. top 10% by confidence). I will document the trade-off. I may suggest faster approximations like gradient × input.</w:t>
       </w:r>
     </w:p>
     <w:p>
@@ -3049,7 +3049,7 @@
         </w:rPr>
       </w:r>
       <w:r>
-        <w:t>Scenario 4: Time overrun on writing.</w:t>
+        <w:t>Scenario 4: Running out of time.</w:t>
       </w:r>
       <w:r>
         <w:rPr>
@@ -3057,7 +3057,7 @@
         </w:rPr>
       </w:r>
       <w:r>
-        <w:t xml:space="preserve"> The sensitivity analysis (Week 6) is designated as optional and will be dropped first. The core deliverable (four-model comparison with explanations and alerts) remains achievable within the remaining timeline.</w:t>
+        <w:t xml:space="preserve"> I will drop the sensitivity analysis first. The main deliverable (four models, explanations, alerts) is still achievable.</w:t>
       </w:r>
     </w:p>
     <w:p>
